--- a/Computer Graphics/Into_to_computer_graphics.docx
+++ b/Computer Graphics/Into_to_computer_graphics.docx
@@ -827,31 +827,24 @@
           <w:sz w:val="32"/>
           <w:szCs w:val="24"/>
         </w:rPr>
-        <w:t xml:space="preserve">Total number of pixels in a screen. </w:t>
-      </w:r>
-      <w:r>
-        <w:rPr>
-          <w:rFonts w:eastAsia="Calibri" w:cs="Calibri"/>
-          <w:b w:val="false"/>
-          <w:bCs w:val="false"/>
-          <w:sz w:val="32"/>
-          <w:szCs w:val="24"/>
-        </w:rPr>
-        <w:t xml:space="preserve">For example FHD resolution has 1920 pixels horizontally and 1080 pixels vertically and the resolution is written as 1920x1080. </w:t>
-      </w:r>
-    </w:p>
-    <w:p>
-      <w:pPr>
-        <w:pStyle w:val="Normal"/>
-        <w:bidi w:val="0"/>
-        <w:jc w:val="left"/>
-        <w:rPr>
-          <w:b w:val="false"/>
-          <w:bCs w:val="false"/>
-        </w:rPr>
-      </w:pPr>
-      <w:r>
-        <w:rPr/>
+        <w:t xml:space="preserve">Total number of pixels in a screen. For example FHD resolution has 1920 pixels horizontally and 1080 pixels vertically and the resolution is written as 1920x1080. </w:t>
+      </w:r>
+    </w:p>
+    <w:p>
+      <w:pPr>
+        <w:pStyle w:val="Normal"/>
+        <w:bidi w:val="0"/>
+        <w:jc w:val="left"/>
+        <w:rPr>
+          <w:b w:val="false"/>
+          <w:bCs w:val="false"/>
+        </w:rPr>
+      </w:pPr>
+      <w:r>
+        <w:rPr>
+          <w:b w:val="false"/>
+          <w:bCs w:val="false"/>
+        </w:rPr>
       </w:r>
     </w:p>
     <w:p>
@@ -1170,14 +1163,14 @@
         </w:tblCellMar>
       </w:tblPr>
       <w:tblGrid>
-        <w:gridCol w:w="4986"/>
+        <w:gridCol w:w="4985"/>
         <w:gridCol w:w="5092"/>
       </w:tblGrid>
       <w:tr>
         <w:trPr/>
         <w:tc>
           <w:tcPr>
-            <w:tcW w:w="4986" w:type="dxa"/>
+            <w:tcW w:w="4985" w:type="dxa"/>
             <w:tcBorders>
               <w:top w:val="single" w:sz="16" w:space="0" w:color="000000"/>
               <w:bottom w:val="single" w:sz="6" w:space="0" w:color="000000"/>
@@ -1186,6 +1179,7 @@
           <w:p>
             <w:pPr>
               <w:pStyle w:val="TableContents"/>
+              <w:widowControl w:val="false"/>
               <w:jc w:val="left"/>
               <w:rPr>
                 <w:rFonts w:ascii="Liberation Sans" w:hAnsi="Liberation Sans"/>
@@ -1235,6 +1229,7 @@
           <w:p>
             <w:pPr>
               <w:pStyle w:val="TableContents"/>
+              <w:widowControl w:val="false"/>
               <w:jc w:val="left"/>
               <w:rPr>
                 <w:rFonts w:ascii="Liberation Sans" w:hAnsi="Liberation Sans"/>
@@ -1278,7 +1273,7 @@
         <w:trPr/>
         <w:tc>
           <w:tcPr>
-            <w:tcW w:w="4986" w:type="dxa"/>
+            <w:tcW w:w="4985" w:type="dxa"/>
             <w:tcBorders>
               <w:bottom w:val="single" w:sz="6" w:space="0" w:color="999999"/>
             </w:tcBorders>
@@ -1287,6 +1282,7 @@
           <w:p>
             <w:pPr>
               <w:pStyle w:val="TableContents"/>
+              <w:widowControl w:val="false"/>
               <w:jc w:val="left"/>
               <w:rPr>
                 <w:rFonts w:ascii="Liberation Sans" w:hAnsi="Liberation Sans"/>
@@ -1336,6 +1332,7 @@
           <w:p>
             <w:pPr>
               <w:pStyle w:val="TableContents"/>
+              <w:widowControl w:val="false"/>
               <w:jc w:val="left"/>
               <w:rPr>
                 <w:rFonts w:ascii="Liberation Sans" w:hAnsi="Liberation Sans"/>
@@ -1379,7 +1376,7 @@
         <w:trPr/>
         <w:tc>
           <w:tcPr>
-            <w:tcW w:w="4986" w:type="dxa"/>
+            <w:tcW w:w="4985" w:type="dxa"/>
             <w:tcBorders>
               <w:bottom w:val="single" w:sz="6" w:space="0" w:color="999999"/>
             </w:tcBorders>
@@ -1388,6 +1385,7 @@
           <w:p>
             <w:pPr>
               <w:pStyle w:val="TableContents"/>
+              <w:widowControl w:val="false"/>
               <w:jc w:val="left"/>
               <w:rPr>
                 <w:rFonts w:ascii="Liberation Sans" w:hAnsi="Liberation Sans"/>
@@ -1437,6 +1435,7 @@
           <w:p>
             <w:pPr>
               <w:pStyle w:val="TableContents"/>
+              <w:widowControl w:val="false"/>
               <w:jc w:val="left"/>
               <w:rPr>
                 <w:rFonts w:ascii="Liberation Sans" w:hAnsi="Liberation Sans"/>
@@ -1482,7 +1481,7 @@
         </w:trPr>
         <w:tc>
           <w:tcPr>
-            <w:tcW w:w="4986" w:type="dxa"/>
+            <w:tcW w:w="4985" w:type="dxa"/>
             <w:tcBorders>
               <w:top w:val="single" w:sz="6" w:space="0" w:color="999999"/>
               <w:bottom w:val="single" w:sz="16" w:space="0" w:color="000000"/>
@@ -1491,6 +1490,7 @@
           <w:p>
             <w:pPr>
               <w:pStyle w:val="TableContents"/>
+              <w:widowControl w:val="false"/>
               <w:jc w:val="left"/>
               <w:rPr>
                 <w:rFonts w:ascii="Liberation Sans" w:hAnsi="Liberation Sans"/>
@@ -1525,7 +1525,43 @@
                 <w:szCs w:val="24"/>
                 <w:u w:val="none"/>
               </w:rPr>
-              <w:t>Ex: drawing pictire</w:t>
+              <w:t>Ex: drawing pict</w:t>
+            </w:r>
+            <w:r>
+              <w:rPr>
+                <w:rFonts w:ascii="Liberation Sans" w:hAnsi="Liberation Sans"/>
+                <w:b w:val="false"/>
+                <w:bCs w:val="false"/>
+                <w:i w:val="false"/>
+                <w:iCs w:val="false"/>
+                <w:strike w:val="false"/>
+                <w:dstrike w:val="false"/>
+                <w:outline w:val="false"/>
+                <w:shadow w:val="false"/>
+                <w:color w:val="000000"/>
+                <w:sz w:val="24"/>
+                <w:szCs w:val="24"/>
+                <w:u w:val="none"/>
+              </w:rPr>
+              <w:t>u</w:t>
+            </w:r>
+            <w:r>
+              <w:rPr>
+                <w:rFonts w:ascii="Liberation Sans" w:hAnsi="Liberation Sans"/>
+                <w:b w:val="false"/>
+                <w:bCs w:val="false"/>
+                <w:i w:val="false"/>
+                <w:iCs w:val="false"/>
+                <w:strike w:val="false"/>
+                <w:dstrike w:val="false"/>
+                <w:outline w:val="false"/>
+                <w:shadow w:val="false"/>
+                <w:color w:val="000000"/>
+                <w:sz w:val="24"/>
+                <w:szCs w:val="24"/>
+                <w:u w:val="none"/>
+              </w:rPr>
+              <w:t>re</w:t>
             </w:r>
           </w:p>
         </w:tc>
@@ -1540,6 +1576,7 @@
           <w:p>
             <w:pPr>
               <w:pStyle w:val="TableContents"/>
+              <w:widowControl w:val="false"/>
               <w:jc w:val="left"/>
               <w:rPr>
                 <w:rFonts w:ascii="Liberation Sans" w:hAnsi="Liberation Sans"/>
@@ -1621,6 +1658,6696 @@
           <w:szCs w:val="24"/>
         </w:rPr>
         <w:t>Cathod Ray Rube(CRT):</w:t>
+      </w:r>
+    </w:p>
+    <w:p>
+      <w:pPr>
+        <w:pStyle w:val="Normal"/>
+        <w:bidi w:val="0"/>
+        <w:jc w:val="left"/>
+        <w:rPr>
+          <w:b/>
+          <w:bCs/>
+          <w:sz w:val="32"/>
+          <w:szCs w:val="24"/>
+        </w:rPr>
+      </w:pPr>
+      <w:r>
+        <w:rPr>
+          <w:b w:val="false"/>
+          <w:bCs w:val="false"/>
+          <w:sz w:val="32"/>
+          <w:szCs w:val="24"/>
+        </w:rPr>
+        <w:t>This a type of display which displays pictures using a phosphor coated</w:t>
+      </w:r>
+      <w:r>
+        <w:rPr>
+          <w:b/>
+          <w:bCs/>
+          <w:sz w:val="32"/>
+          <w:szCs w:val="24"/>
+        </w:rPr>
+        <w:t xml:space="preserve"> </w:t>
+      </w:r>
+      <w:r>
+        <w:rPr>
+          <w:b w:val="false"/>
+          <w:bCs w:val="false"/>
+          <w:sz w:val="32"/>
+          <w:szCs w:val="24"/>
+        </w:rPr>
+        <w:t>screen and activating those phosphors using a electron gun and the electrons are guided using electromagnets.</w:t>
+      </w:r>
+    </w:p>
+    <w:p>
+      <w:pPr>
+        <w:pStyle w:val="Normal"/>
+        <w:bidi w:val="0"/>
+        <w:jc w:val="left"/>
+        <w:rPr>
+          <w:b/>
+          <w:bCs/>
+          <w:sz w:val="32"/>
+          <w:szCs w:val="24"/>
+        </w:rPr>
+      </w:pPr>
+      <w:r>
+        <w:rPr/>
+      </w:r>
+    </w:p>
+    <w:p>
+      <w:pPr>
+        <w:pStyle w:val="Normal"/>
+        <w:bidi w:val="0"/>
+        <w:jc w:val="left"/>
+        <w:rPr>
+          <w:b/>
+          <w:bCs/>
+        </w:rPr>
+      </w:pPr>
+      <w:r>
+        <w:rPr>
+          <w:b/>
+          <w:bCs/>
+          <w:sz w:val="32"/>
+          <w:szCs w:val="24"/>
+        </w:rPr>
+        <w:t>Raster Graphics:</w:t>
+      </w:r>
+    </w:p>
+    <w:p>
+      <w:pPr>
+        <w:pStyle w:val="Normal"/>
+        <w:bidi w:val="0"/>
+        <w:jc w:val="left"/>
+        <w:rPr>
+          <w:b/>
+          <w:bCs/>
+          <w:sz w:val="32"/>
+          <w:szCs w:val="24"/>
+        </w:rPr>
+      </w:pPr>
+      <w:r>
+        <w:rPr>
+          <w:b w:val="false"/>
+          <w:bCs w:val="false"/>
+          <w:sz w:val="32"/>
+          <w:szCs w:val="24"/>
+        </w:rPr>
+        <w:t>A raster image is made up of pixels, arranged to display an image. The larger the image , the more disk space the image will take up.</w:t>
+      </w:r>
+    </w:p>
+    <w:p>
+      <w:pPr>
+        <w:pStyle w:val="Normal"/>
+        <w:bidi w:val="0"/>
+        <w:jc w:val="left"/>
+        <w:rPr>
+          <w:b/>
+          <w:bCs/>
+          <w:sz w:val="32"/>
+          <w:szCs w:val="24"/>
+        </w:rPr>
+      </w:pPr>
+      <w:r>
+        <w:rPr>
+          <w:b w:val="false"/>
+          <w:bCs w:val="false"/>
+          <w:sz w:val="32"/>
+          <w:szCs w:val="24"/>
+        </w:rPr>
+        <w:t>File extensions: png, jpeg,bmp,gif,etc.</w:t>
+      </w:r>
+    </w:p>
+    <w:p>
+      <w:pPr>
+        <w:pStyle w:val="Normal"/>
+        <w:bidi w:val="0"/>
+        <w:jc w:val="left"/>
+        <w:rPr>
+          <w:b/>
+          <w:bCs/>
+          <w:sz w:val="32"/>
+          <w:szCs w:val="24"/>
+        </w:rPr>
+      </w:pPr>
+      <w:r>
+        <w:rPr/>
+      </w:r>
+    </w:p>
+    <w:p>
+      <w:pPr>
+        <w:pStyle w:val="Normal"/>
+        <w:bidi w:val="0"/>
+        <w:jc w:val="left"/>
+        <w:rPr>
+          <w:b/>
+          <w:bCs/>
+          <w:sz w:val="32"/>
+          <w:szCs w:val="24"/>
+        </w:rPr>
+      </w:pPr>
+      <w:r>
+        <w:rPr>
+          <w:b/>
+          <w:bCs/>
+          <w:sz w:val="32"/>
+          <w:szCs w:val="24"/>
+        </w:rPr>
+        <w:t>Vector Graphics:</w:t>
+      </w:r>
+    </w:p>
+    <w:p>
+      <w:pPr>
+        <w:pStyle w:val="Normal"/>
+        <w:bidi w:val="0"/>
+        <w:jc w:val="left"/>
+        <w:rPr>
+          <w:b w:val="false"/>
+          <w:bCs w:val="false"/>
+          <w:sz w:val="32"/>
+          <w:szCs w:val="24"/>
+        </w:rPr>
+      </w:pPr>
+      <w:r>
+        <w:rPr>
+          <w:b w:val="false"/>
+          <w:bCs w:val="false"/>
+          <w:sz w:val="32"/>
+          <w:szCs w:val="24"/>
+        </w:rPr>
+        <w:t>A vector image is made up of paths, each with a mathematical formula(vector), that tells the path how it is shapes and what color it is bordered with or filled by. Vector graphics are the best for printing purposes since it is composed of series of mathematical curves resulting in no loss of quality. It takes up less space no matter how enlarged it becomes.</w:t>
+      </w:r>
+    </w:p>
+    <w:p>
+      <w:pPr>
+        <w:pStyle w:val="Normal"/>
+        <w:bidi w:val="0"/>
+        <w:jc w:val="left"/>
+        <w:rPr>
+          <w:b w:val="false"/>
+          <w:bCs w:val="false"/>
+          <w:sz w:val="32"/>
+          <w:szCs w:val="24"/>
+        </w:rPr>
+      </w:pPr>
+      <w:r>
+        <w:rPr>
+          <w:b w:val="false"/>
+          <w:bCs w:val="false"/>
+          <w:sz w:val="32"/>
+          <w:szCs w:val="24"/>
+        </w:rPr>
+        <w:t>File extensions: svd,pdf,eps,ai,etc</w:t>
+      </w:r>
+    </w:p>
+    <w:p>
+      <w:pPr>
+        <w:pStyle w:val="Normal"/>
+        <w:bidi w:val="0"/>
+        <w:jc w:val="left"/>
+        <w:rPr>
+          <w:b w:val="false"/>
+          <w:bCs w:val="false"/>
+          <w:sz w:val="32"/>
+          <w:szCs w:val="24"/>
+        </w:rPr>
+      </w:pPr>
+      <w:r>
+        <w:rPr>
+          <w:b w:val="false"/>
+          <w:bCs w:val="false"/>
+          <w:sz w:val="32"/>
+          <w:szCs w:val="24"/>
+        </w:rPr>
+      </w:r>
+    </w:p>
+    <w:p>
+      <w:pPr>
+        <w:pStyle w:val="Normal"/>
+        <w:bidi w:val="0"/>
+        <w:jc w:val="left"/>
+        <w:rPr>
+          <w:b/>
+          <w:bCs/>
+          <w:sz w:val="32"/>
+          <w:szCs w:val="24"/>
+        </w:rPr>
+      </w:pPr>
+      <w:r>
+        <w:rPr>
+          <w:b/>
+          <w:bCs/>
+          <w:sz w:val="32"/>
+          <w:szCs w:val="24"/>
+        </w:rPr>
+        <w:t>Raster scan display:</w:t>
+      </w:r>
+    </w:p>
+    <w:p>
+      <w:pPr>
+        <w:pStyle w:val="Normal"/>
+        <w:bidi w:val="0"/>
+        <w:jc w:val="left"/>
+        <w:rPr>
+          <w:b w:val="false"/>
+          <w:bCs w:val="false"/>
+          <w:sz w:val="32"/>
+          <w:szCs w:val="24"/>
+        </w:rPr>
+      </w:pPr>
+      <w:r>
+        <w:rPr>
+          <w:b w:val="false"/>
+          <w:bCs w:val="false"/>
+          <w:sz w:val="32"/>
+          <w:szCs w:val="24"/>
+        </w:rPr>
+        <w:t>The electron beam is swept across the screen, one row at a time form top to bottom. An electron beam moves across each row the beam intencity is turned on and off to create a pattern of illuminated spots. Picture definations are stored in a buffer or memory. Returning the electron beam from end of the row to beginning of another row is called horizontal retrace annd the returning of electron beam to the beginning of the frame after the last row is called vertical retrace.</w:t>
+      </w:r>
+    </w:p>
+    <w:p>
+      <w:pPr>
+        <w:pStyle w:val="Normal"/>
+        <w:bidi w:val="0"/>
+        <w:jc w:val="left"/>
+        <w:rPr>
+          <w:b w:val="false"/>
+          <w:bCs w:val="false"/>
+          <w:sz w:val="32"/>
+          <w:szCs w:val="24"/>
+        </w:rPr>
+      </w:pPr>
+      <w:r>
+        <w:rPr>
+          <w:b w:val="false"/>
+          <w:bCs w:val="false"/>
+          <w:sz w:val="32"/>
+          <w:szCs w:val="24"/>
+        </w:rPr>
+      </w:r>
+    </w:p>
+    <w:p>
+      <w:pPr>
+        <w:pStyle w:val="Normal"/>
+        <w:bidi w:val="0"/>
+        <w:jc w:val="left"/>
+        <w:rPr>
+          <w:b/>
+          <w:bCs/>
+          <w:sz w:val="32"/>
+          <w:szCs w:val="24"/>
+        </w:rPr>
+      </w:pPr>
+      <w:r>
+        <w:rPr>
+          <w:b/>
+          <w:bCs/>
+          <w:sz w:val="32"/>
+          <w:szCs w:val="24"/>
+        </w:rPr>
+        <w:t>Interlaced vs Non-interlaced(Progressive) scan:</w:t>
+      </w:r>
+    </w:p>
+    <w:p>
+      <w:pPr>
+        <w:pStyle w:val="Normal"/>
+        <w:bidi w:val="0"/>
+        <w:jc w:val="left"/>
+        <w:rPr>
+          <w:b w:val="false"/>
+          <w:bCs w:val="false"/>
+          <w:sz w:val="32"/>
+          <w:szCs w:val="24"/>
+        </w:rPr>
+      </w:pPr>
+      <w:r>
+        <w:rPr>
+          <w:b w:val="false"/>
+          <w:bCs w:val="false"/>
+          <w:sz w:val="32"/>
+          <w:szCs w:val="24"/>
+        </w:rPr>
+        <w:t>In an interlaced scan each frame is displayed in two passes . The first pass for odd lines and second pass for even lines.</w:t>
+      </w:r>
+    </w:p>
+    <w:p>
+      <w:pPr>
+        <w:pStyle w:val="Normal"/>
+        <w:bidi w:val="0"/>
+        <w:jc w:val="left"/>
+        <w:rPr>
+          <w:b w:val="false"/>
+          <w:bCs w:val="false"/>
+          <w:sz w:val="32"/>
+          <w:szCs w:val="24"/>
+        </w:rPr>
+      </w:pPr>
+      <w:r>
+        <w:rPr>
+          <w:b w:val="false"/>
+          <w:bCs w:val="false"/>
+          <w:sz w:val="32"/>
+          <w:szCs w:val="24"/>
+        </w:rPr>
+        <w:t>In a non-interlaced scan each pass draws the whole frame.</w:t>
+      </w:r>
+    </w:p>
+    <w:p>
+      <w:pPr>
+        <w:pStyle w:val="Normal"/>
+        <w:bidi w:val="0"/>
+        <w:jc w:val="left"/>
+        <w:rPr>
+          <w:b w:val="false"/>
+          <w:bCs w:val="false"/>
+          <w:sz w:val="32"/>
+          <w:szCs w:val="24"/>
+        </w:rPr>
+      </w:pPr>
+      <w:r>
+        <w:rPr>
+          <w:b w:val="false"/>
+          <w:bCs w:val="false"/>
+          <w:sz w:val="32"/>
+          <w:szCs w:val="24"/>
+        </w:rPr>
+        <w:t>Interlaced scan is good for low refresh-rate screens.</w:t>
+      </w:r>
+    </w:p>
+    <w:p>
+      <w:pPr>
+        <w:pStyle w:val="Normal"/>
+        <w:bidi w:val="0"/>
+        <w:jc w:val="left"/>
+        <w:rPr>
+          <w:b w:val="false"/>
+          <w:bCs w:val="false"/>
+          <w:sz w:val="32"/>
+          <w:szCs w:val="24"/>
+        </w:rPr>
+      </w:pPr>
+      <w:r>
+        <w:rPr>
+          <w:b w:val="false"/>
+          <w:bCs w:val="false"/>
+          <w:sz w:val="32"/>
+          <w:szCs w:val="24"/>
+        </w:rPr>
+      </w:r>
+    </w:p>
+    <w:p>
+      <w:pPr>
+        <w:pStyle w:val="Normal"/>
+        <w:bidi w:val="0"/>
+        <w:jc w:val="left"/>
+        <w:rPr>
+          <w:b w:val="false"/>
+          <w:bCs w:val="false"/>
+          <w:sz w:val="32"/>
+          <w:szCs w:val="24"/>
+        </w:rPr>
+      </w:pPr>
+      <w:r>
+        <w:rPr>
+          <w:b/>
+          <w:bCs/>
+          <w:sz w:val="32"/>
+          <w:szCs w:val="24"/>
+        </w:rPr>
+        <w:t>Architecture of Raster scan display:</w:t>
+      </w:r>
+    </w:p>
+    <w:p>
+      <w:pPr>
+        <w:pStyle w:val="Normal"/>
+        <w:bidi w:val="0"/>
+        <w:jc w:val="left"/>
+        <w:rPr>
+          <w:b w:val="false"/>
+          <w:bCs w:val="false"/>
+        </w:rPr>
+      </w:pPr>
+      <w:r>
+        <w:rPr>
+          <w:b w:val="false"/>
+          <w:bCs w:val="false"/>
+          <w:sz w:val="32"/>
+          <w:szCs w:val="24"/>
+        </w:rPr>
+      </w:r>
+    </w:p>
+    <w:p>
+      <w:pPr>
+        <w:pStyle w:val="Normal"/>
+        <w:bidi w:val="0"/>
+        <w:jc w:val="left"/>
+        <w:rPr>
+          <w:b w:val="false"/>
+          <w:bCs w:val="false"/>
+        </w:rPr>
+      </w:pPr>
+      <w:r>
+        <w:rPr>
+          <w:b w:val="false"/>
+          <w:bCs w:val="false"/>
+          <w:sz w:val="32"/>
+          <w:szCs w:val="24"/>
+        </w:rPr>
+        <mc:AlternateContent>
+          <mc:Choice Requires="wps">
+            <w:drawing>
+              <wp:anchor behindDoc="0" distT="0" distB="0" distL="0" distR="0" simplePos="0" locked="0" layoutInCell="0" allowOverlap="1" relativeHeight="2">
+                <wp:simplePos x="0" y="0"/>
+                <wp:positionH relativeFrom="column">
+                  <wp:posOffset>963930</wp:posOffset>
+                </wp:positionH>
+                <wp:positionV relativeFrom="paragraph">
+                  <wp:posOffset>92075</wp:posOffset>
+                </wp:positionV>
+                <wp:extent cx="1190625" cy="720090"/>
+                <wp:effectExtent l="6350" t="5715" r="5715" b="6350"/>
+                <wp:wrapNone/>
+                <wp:docPr id="1" name="Process"/>
+                <a:graphic xmlns:a="http://schemas.openxmlformats.org/drawingml/2006/main">
+                  <a:graphicData uri="http://schemas.microsoft.com/office/word/2010/wordprocessingShape">
+                    <wps:wsp>
+                      <wps:cNvSpPr/>
+                      <wps:spPr>
+                        <a:xfrm>
+                          <a:off x="0" y="0"/>
+                          <a:ext cx="1190520" cy="720000"/>
+                        </a:xfrm>
+                        <a:prstGeom prst="flowChartProcess">
+                          <a:avLst/>
+                        </a:prstGeom>
+                        <a:solidFill>
+                          <a:srgbClr val="ffffff"/>
+                        </a:solidFill>
+                        <a:ln w="10800">
+                          <a:solidFill>
+                            <a:srgbClr val="000000"/>
+                          </a:solidFill>
+                          <a:round/>
+                        </a:ln>
+                      </wps:spPr>
+                      <wps:style>
+                        <a:lnRef idx="0"/>
+                        <a:fillRef idx="0"/>
+                        <a:effectRef idx="0"/>
+                        <a:fontRef idx="minor"/>
+                      </wps:style>
+                      <wps:txbx>
+                        <w:txbxContent>
+                          <w:p>
+                            <w:pPr>
+                              <w:tabs/>
+                              <w:overflowPunct w:val="false"/>
+                              <w:bidi w:val="0"/>
+                              <w:spacing w:before="0" w:after="0" w:lineRule="auto" w:line="240"/>
+                              <w:ind w:left="0" w:right="0" w:hanging="0"/>
+                              <w:jc w:val="center"/>
+                              <w:rPr/>
+                            </w:pPr>
+                            <w:r>
+                              <w:rPr>
+                                <w:sz w:val="24"/>
+                                <w:b w:val="false"/>
+                                <w:u w:val="none"/>
+                                <w:dstrike w:val="false"/>
+                                <w:strike w:val="false"/>
+                                <w:i w:val="false"/>
+                                <w:outline w:val="false"/>
+                                <w:shadow w:val="false"/>
+                                <w:kern w:val="2"/>
+                                <w:szCs w:val="24"/>
+                                <w:bCs w:val="false"/>
+                                <w:iCs w:val="false"/>
+                                <w:em w:val="none"/>
+                                <w:emboss w:val="false"/>
+                                <w:imprint w:val="false"/>
+                                <w:smallCaps w:val="false"/>
+                                <w:caps w:val="false"/>
+                                <w:rFonts w:cs="Mangal" w:ascii="Liberation Sans" w:hAnsi="Liberation Sans" w:eastAsia="Microsoft YaHei"/>
+                                <w:color w:val="auto"/>
+                                <w:lang w:val="en-GB"/>
+                              </w:rPr>
+                              <w:t>Display processor</w:t>
+                            </w:r>
+                          </w:p>
+                          <w:p>
+                            <w:pPr>
+                              <w:tabs/>
+                              <w:overflowPunct w:val="false"/>
+                              <w:bidi w:val="0"/>
+                              <w:spacing w:before="0" w:after="0" w:lineRule="auto" w:line="240"/>
+                              <w:ind w:left="0" w:right="0" w:hanging="0"/>
+                              <w:jc w:val="center"/>
+                              <w:rPr/>
+                            </w:pPr>
+                            <w:r>
+                              <w:rPr>
+                                <w:smallCaps w:val="false"/>
+                                <w:caps w:val="false"/>
+                                <w:emboss w:val="false"/>
+                                <w:imprint w:val="false"/>
+                                <w:em w:val="none"/>
+                                <w:iCs w:val="false"/>
+                                <w:bCs w:val="false"/>
+                                <w:szCs w:val="24"/>
+                                <w:kern w:val="2"/>
+                                <w:shadow w:val="false"/>
+                                <w:outline w:val="false"/>
+                                <w:i w:val="false"/>
+                                <w:dstrike w:val="false"/>
+                                <w:strike w:val="false"/>
+                                <w:u w:val="none"/>
+                                <w:b w:val="false"/>
+                                <w:sz w:val="24"/>
+                                <w:rFonts w:eastAsia="Microsoft YaHei" w:cs="Mangal" w:ascii="Liberation Sans" w:hAnsi="Liberation Sans"/>
+                                <w:color w:val="auto"/>
+                                <w:lang w:val="en-GB"/>
+                              </w:rPr>
+                              <w:t>Memory</w:t>
+                            </w:r>
+                          </w:p>
+                        </w:txbxContent>
+                      </wps:txbx>
+                      <wps:bodyPr lIns="90000" rIns="90000" tIns="45000" bIns="45000" anchor="ctr">
+                        <a:noAutofit/>
+                      </wps:bodyPr>
+                    </wps:wsp>
+                  </a:graphicData>
+                </a:graphic>
+              </wp:anchor>
+            </w:drawing>
+          </mc:Choice>
+          <mc:Fallback>
+            <w:pict>
+              <v:shapetype id="_x0000_t109" coordsize="21600,21600" o:spt="109" path="m,l21600,l21600,21600l,21600xe">
+                <v:stroke joinstyle="miter"/>
+                <v:path gradientshapeok="t" o:connecttype="rect" textboxrect="0,0,21600,21600"/>
+              </v:shapetype>
+              <v:shape id="shape_0" ID="Process" fillcolor="white" stroked="t" o:allowincell="f" style="position:absolute;margin-left:75.9pt;margin-top:7.25pt;width:93.7pt;height:56.65pt;mso-wrap-style:none;v-text-anchor:middle" type="_x0000_t109">
+                <v:textbox>
+                  <w:txbxContent>
+                    <w:p>
+                      <w:pPr>
+                        <w:tabs/>
+                        <w:overflowPunct w:val="false"/>
+                        <w:bidi w:val="0"/>
+                        <w:spacing w:before="0" w:after="0" w:lineRule="auto" w:line="240"/>
+                        <w:ind w:left="0" w:right="0" w:hanging="0"/>
+                        <w:jc w:val="center"/>
+                        <w:rPr/>
+                      </w:pPr>
+                      <w:r>
+                        <w:rPr>
+                          <w:sz w:val="24"/>
+                          <w:b w:val="false"/>
+                          <w:u w:val="none"/>
+                          <w:dstrike w:val="false"/>
+                          <w:strike w:val="false"/>
+                          <w:i w:val="false"/>
+                          <w:outline w:val="false"/>
+                          <w:shadow w:val="false"/>
+                          <w:kern w:val="2"/>
+                          <w:szCs w:val="24"/>
+                          <w:bCs w:val="false"/>
+                          <w:iCs w:val="false"/>
+                          <w:em w:val="none"/>
+                          <w:emboss w:val="false"/>
+                          <w:imprint w:val="false"/>
+                          <w:smallCaps w:val="false"/>
+                          <w:caps w:val="false"/>
+                          <w:rFonts w:cs="Mangal" w:ascii="Liberation Sans" w:hAnsi="Liberation Sans" w:eastAsia="Microsoft YaHei"/>
+                          <w:color w:val="auto"/>
+                          <w:lang w:val="en-GB"/>
+                        </w:rPr>
+                        <w:t>Display processor</w:t>
+                      </w:r>
+                    </w:p>
+                    <w:p>
+                      <w:pPr>
+                        <w:tabs/>
+                        <w:overflowPunct w:val="false"/>
+                        <w:bidi w:val="0"/>
+                        <w:spacing w:before="0" w:after="0" w:lineRule="auto" w:line="240"/>
+                        <w:ind w:left="0" w:right="0" w:hanging="0"/>
+                        <w:jc w:val="center"/>
+                        <w:rPr/>
+                      </w:pPr>
+                      <w:r>
+                        <w:rPr>
+                          <w:smallCaps w:val="false"/>
+                          <w:caps w:val="false"/>
+                          <w:emboss w:val="false"/>
+                          <w:imprint w:val="false"/>
+                          <w:em w:val="none"/>
+                          <w:iCs w:val="false"/>
+                          <w:bCs w:val="false"/>
+                          <w:szCs w:val="24"/>
+                          <w:kern w:val="2"/>
+                          <w:shadow w:val="false"/>
+                          <w:outline w:val="false"/>
+                          <w:i w:val="false"/>
+                          <w:dstrike w:val="false"/>
+                          <w:strike w:val="false"/>
+                          <w:u w:val="none"/>
+                          <w:b w:val="false"/>
+                          <w:sz w:val="24"/>
+                          <w:rFonts w:eastAsia="Microsoft YaHei" w:cs="Mangal" w:ascii="Liberation Sans" w:hAnsi="Liberation Sans"/>
+                          <w:color w:val="auto"/>
+                          <w:lang w:val="en-GB"/>
+                        </w:rPr>
+                        <w:t>Memory</w:t>
+                      </w:r>
+                    </w:p>
+                  </w:txbxContent>
+                </v:textbox>
+                <v:fill o:detectmouseclick="t" type="solid" color2="black"/>
+                <v:stroke color="black" weight="10800" joinstyle="round" endcap="flat"/>
+                <w10:wrap type="none"/>
+              </v:shape>
+            </w:pict>
+          </mc:Fallback>
+        </mc:AlternateContent>
+        <mc:AlternateContent>
+          <mc:Choice Requires="wps">
+            <w:drawing>
+              <wp:anchor behindDoc="0" distT="0" distB="0" distL="0" distR="0" simplePos="0" locked="0" layoutInCell="0" allowOverlap="1" relativeHeight="3">
+                <wp:simplePos x="0" y="0"/>
+                <wp:positionH relativeFrom="column">
+                  <wp:posOffset>2154555</wp:posOffset>
+                </wp:positionH>
+                <wp:positionV relativeFrom="paragraph">
+                  <wp:posOffset>92710</wp:posOffset>
+                </wp:positionV>
+                <wp:extent cx="1080135" cy="720090"/>
+                <wp:effectExtent l="6350" t="5715" r="5715" b="6350"/>
+                <wp:wrapNone/>
+                <wp:docPr id="2" name="Process 1"/>
+                <a:graphic xmlns:a="http://schemas.openxmlformats.org/drawingml/2006/main">
+                  <a:graphicData uri="http://schemas.microsoft.com/office/word/2010/wordprocessingShape">
+                    <wps:wsp>
+                      <wps:cNvSpPr/>
+                      <wps:spPr>
+                        <a:xfrm>
+                          <a:off x="0" y="0"/>
+                          <a:ext cx="1080000" cy="720000"/>
+                        </a:xfrm>
+                        <a:prstGeom prst="flowChartProcess">
+                          <a:avLst/>
+                        </a:prstGeom>
+                        <a:solidFill>
+                          <a:srgbClr val="ffffff"/>
+                        </a:solidFill>
+                        <a:ln w="10800">
+                          <a:solidFill>
+                            <a:srgbClr val="000000"/>
+                          </a:solidFill>
+                          <a:round/>
+                        </a:ln>
+                      </wps:spPr>
+                      <wps:style>
+                        <a:lnRef idx="0"/>
+                        <a:fillRef idx="0"/>
+                        <a:effectRef idx="0"/>
+                        <a:fontRef idx="minor"/>
+                      </wps:style>
+                      <wps:txbx>
+                        <w:txbxContent>
+                          <w:p>
+                            <w:pPr>
+                              <w:tabs/>
+                              <w:overflowPunct w:val="false"/>
+                              <w:bidi w:val="0"/>
+                              <w:spacing w:before="0" w:after="0" w:lineRule="auto" w:line="240"/>
+                              <w:ind w:left="0" w:right="0" w:hanging="0"/>
+                              <w:jc w:val="center"/>
+                              <w:rPr/>
+                            </w:pPr>
+                            <w:r>
+                              <w:rPr>
+                                <w:sz w:val="24"/>
+                                <w:b w:val="false"/>
+                                <w:u w:val="none"/>
+                                <w:dstrike w:val="false"/>
+                                <w:strike w:val="false"/>
+                                <w:i w:val="false"/>
+                                <w:outline w:val="false"/>
+                                <w:shadow w:val="false"/>
+                                <w:kern w:val="2"/>
+                                <w:szCs w:val="24"/>
+                                <w:bCs w:val="false"/>
+                                <w:iCs w:val="false"/>
+                                <w:em w:val="none"/>
+                                <w:emboss w:val="false"/>
+                                <w:imprint w:val="false"/>
+                                <w:smallCaps w:val="false"/>
+                                <w:caps w:val="false"/>
+                                <w:rFonts w:cs="Mangal" w:ascii="Liberation Sans" w:hAnsi="Liberation Sans" w:eastAsia="Microsoft YaHei"/>
+                                <w:color w:val="auto"/>
+                                <w:lang w:val="en-GB"/>
+                              </w:rPr>
+                              <w:t>Frame buffer</w:t>
+                            </w:r>
+                          </w:p>
+                        </w:txbxContent>
+                      </wps:txbx>
+                      <wps:bodyPr lIns="90000" rIns="90000" tIns="45000" bIns="45000" anchor="ctr">
+                        <a:noAutofit/>
+                      </wps:bodyPr>
+                    </wps:wsp>
+                  </a:graphicData>
+                </a:graphic>
+              </wp:anchor>
+            </w:drawing>
+          </mc:Choice>
+          <mc:Fallback>
+            <w:pict>
+              <v:shape id="shape_0" ID="Process 1" fillcolor="white" stroked="t" o:allowincell="f" style="position:absolute;margin-left:169.65pt;margin-top:7.3pt;width:85pt;height:56.65pt;mso-wrap-style:none;v-text-anchor:middle" type="_x0000_t109">
+                <v:textbox>
+                  <w:txbxContent>
+                    <w:p>
+                      <w:pPr>
+                        <w:tabs/>
+                        <w:overflowPunct w:val="false"/>
+                        <w:bidi w:val="0"/>
+                        <w:spacing w:before="0" w:after="0" w:lineRule="auto" w:line="240"/>
+                        <w:ind w:left="0" w:right="0" w:hanging="0"/>
+                        <w:jc w:val="center"/>
+                        <w:rPr/>
+                      </w:pPr>
+                      <w:r>
+                        <w:rPr>
+                          <w:sz w:val="24"/>
+                          <w:b w:val="false"/>
+                          <w:u w:val="none"/>
+                          <w:dstrike w:val="false"/>
+                          <w:strike w:val="false"/>
+                          <w:i w:val="false"/>
+                          <w:outline w:val="false"/>
+                          <w:shadow w:val="false"/>
+                          <w:kern w:val="2"/>
+                          <w:szCs w:val="24"/>
+                          <w:bCs w:val="false"/>
+                          <w:iCs w:val="false"/>
+                          <w:em w:val="none"/>
+                          <w:emboss w:val="false"/>
+                          <w:imprint w:val="false"/>
+                          <w:smallCaps w:val="false"/>
+                          <w:caps w:val="false"/>
+                          <w:rFonts w:cs="Mangal" w:ascii="Liberation Sans" w:hAnsi="Liberation Sans" w:eastAsia="Microsoft YaHei"/>
+                          <w:color w:val="auto"/>
+                          <w:lang w:val="en-GB"/>
+                        </w:rPr>
+                        <w:t>Frame buffer</w:t>
+                      </w:r>
+                    </w:p>
+                  </w:txbxContent>
+                </v:textbox>
+                <v:fill o:detectmouseclick="t" type="solid" color2="black"/>
+                <v:stroke color="black" weight="10800" joinstyle="round" endcap="flat"/>
+                <w10:wrap type="none"/>
+              </v:shape>
+            </w:pict>
+          </mc:Fallback>
+        </mc:AlternateContent>
+        <mc:AlternateContent>
+          <mc:Choice Requires="wps">
+            <w:drawing>
+              <wp:anchor behindDoc="0" distT="0" distB="0" distL="0" distR="0" simplePos="0" locked="0" layoutInCell="0" allowOverlap="1" relativeHeight="4">
+                <wp:simplePos x="0" y="0"/>
+                <wp:positionH relativeFrom="column">
+                  <wp:posOffset>3605530</wp:posOffset>
+                </wp:positionH>
+                <wp:positionV relativeFrom="paragraph">
+                  <wp:posOffset>107315</wp:posOffset>
+                </wp:positionV>
+                <wp:extent cx="1080135" cy="720090"/>
+                <wp:effectExtent l="6350" t="5715" r="5715" b="6350"/>
+                <wp:wrapNone/>
+                <wp:docPr id="3" name="Process 2"/>
+                <a:graphic xmlns:a="http://schemas.openxmlformats.org/drawingml/2006/main">
+                  <a:graphicData uri="http://schemas.microsoft.com/office/word/2010/wordprocessingShape">
+                    <wps:wsp>
+                      <wps:cNvSpPr/>
+                      <wps:spPr>
+                        <a:xfrm>
+                          <a:off x="0" y="0"/>
+                          <a:ext cx="1080000" cy="720000"/>
+                        </a:xfrm>
+                        <a:prstGeom prst="flowChartProcess">
+                          <a:avLst/>
+                        </a:prstGeom>
+                        <a:solidFill>
+                          <a:srgbClr val="ffffff"/>
+                        </a:solidFill>
+                        <a:ln w="10800">
+                          <a:solidFill>
+                            <a:srgbClr val="000000"/>
+                          </a:solidFill>
+                          <a:round/>
+                        </a:ln>
+                      </wps:spPr>
+                      <wps:style>
+                        <a:lnRef idx="0"/>
+                        <a:fillRef idx="0"/>
+                        <a:effectRef idx="0"/>
+                        <a:fontRef idx="minor"/>
+                      </wps:style>
+                      <wps:txbx>
+                        <w:txbxContent>
+                          <w:p>
+                            <w:pPr>
+                              <w:tabs/>
+                              <w:overflowPunct w:val="false"/>
+                              <w:bidi w:val="0"/>
+                              <w:spacing w:before="0" w:after="0" w:lineRule="auto" w:line="240"/>
+                              <w:ind w:left="0" w:right="0" w:hanging="0"/>
+                              <w:jc w:val="center"/>
+                              <w:rPr/>
+                            </w:pPr>
+                            <w:r>
+                              <w:rPr>
+                                <w:sz w:val="24"/>
+                                <w:b w:val="false"/>
+                                <w:u w:val="none"/>
+                                <w:dstrike w:val="false"/>
+                                <w:strike w:val="false"/>
+                                <w:i w:val="false"/>
+                                <w:outline w:val="false"/>
+                                <w:shadow w:val="false"/>
+                                <w:kern w:val="2"/>
+                                <w:szCs w:val="24"/>
+                                <w:bCs w:val="false"/>
+                                <w:iCs w:val="false"/>
+                                <w:em w:val="none"/>
+                                <w:emboss w:val="false"/>
+                                <w:imprint w:val="false"/>
+                                <w:smallCaps w:val="false"/>
+                                <w:caps w:val="false"/>
+                                <w:rFonts w:cs="Mangal" w:ascii="Liberation Sans" w:hAnsi="Liberation Sans" w:eastAsia="Microsoft YaHei"/>
+                                <w:color w:val="auto"/>
+                                <w:lang w:val="en-GB"/>
+                              </w:rPr>
+                              <w:t xml:space="preserve">Video </w:t>
+                            </w:r>
+                          </w:p>
+                          <w:p>
+                            <w:pPr>
+                              <w:tabs/>
+                              <w:overflowPunct w:val="false"/>
+                              <w:bidi w:val="0"/>
+                              <w:spacing w:before="0" w:after="0" w:lineRule="auto" w:line="240"/>
+                              <w:ind w:left="0" w:right="0" w:hanging="0"/>
+                              <w:jc w:val="center"/>
+                              <w:rPr/>
+                            </w:pPr>
+                            <w:r>
+                              <w:rPr>
+                                <w:sz w:val="24"/>
+                                <w:b w:val="false"/>
+                                <w:u w:val="none"/>
+                                <w:dstrike w:val="false"/>
+                                <w:strike w:val="false"/>
+                                <w:i w:val="false"/>
+                                <w:outline w:val="false"/>
+                                <w:shadow w:val="false"/>
+                                <w:kern w:val="2"/>
+                                <w:szCs w:val="24"/>
+                                <w:bCs w:val="false"/>
+                                <w:iCs w:val="false"/>
+                                <w:em w:val="none"/>
+                                <w:emboss w:val="false"/>
+                                <w:imprint w:val="false"/>
+                                <w:smallCaps w:val="false"/>
+                                <w:caps w:val="false"/>
+                                <w:rFonts w:cs="Mangal" w:ascii="Liberation Sans" w:hAnsi="Liberation Sans" w:eastAsia="Microsoft YaHei"/>
+                                <w:color w:val="auto"/>
+                                <w:lang w:val="en-GB"/>
+                              </w:rPr>
+                              <w:t>Controller</w:t>
+                            </w:r>
+                          </w:p>
+                        </w:txbxContent>
+                      </wps:txbx>
+                      <wps:bodyPr lIns="90000" rIns="90000" tIns="45000" bIns="45000" anchor="ctr">
+                        <a:noAutofit/>
+                      </wps:bodyPr>
+                    </wps:wsp>
+                  </a:graphicData>
+                </a:graphic>
+              </wp:anchor>
+            </w:drawing>
+          </mc:Choice>
+          <mc:Fallback>
+            <w:pict>
+              <v:shape id="shape_0" ID="Process 2" fillcolor="white" stroked="t" o:allowincell="f" style="position:absolute;margin-left:283.9pt;margin-top:8.45pt;width:85pt;height:56.65pt;mso-wrap-style:none;v-text-anchor:middle" type="_x0000_t109">
+                <v:textbox>
+                  <w:txbxContent>
+                    <w:p>
+                      <w:pPr>
+                        <w:tabs/>
+                        <w:overflowPunct w:val="false"/>
+                        <w:bidi w:val="0"/>
+                        <w:spacing w:before="0" w:after="0" w:lineRule="auto" w:line="240"/>
+                        <w:ind w:left="0" w:right="0" w:hanging="0"/>
+                        <w:jc w:val="center"/>
+                        <w:rPr/>
+                      </w:pPr>
+                      <w:r>
+                        <w:rPr>
+                          <w:sz w:val="24"/>
+                          <w:b w:val="false"/>
+                          <w:u w:val="none"/>
+                          <w:dstrike w:val="false"/>
+                          <w:strike w:val="false"/>
+                          <w:i w:val="false"/>
+                          <w:outline w:val="false"/>
+                          <w:shadow w:val="false"/>
+                          <w:kern w:val="2"/>
+                          <w:szCs w:val="24"/>
+                          <w:bCs w:val="false"/>
+                          <w:iCs w:val="false"/>
+                          <w:em w:val="none"/>
+                          <w:emboss w:val="false"/>
+                          <w:imprint w:val="false"/>
+                          <w:smallCaps w:val="false"/>
+                          <w:caps w:val="false"/>
+                          <w:rFonts w:cs="Mangal" w:ascii="Liberation Sans" w:hAnsi="Liberation Sans" w:eastAsia="Microsoft YaHei"/>
+                          <w:color w:val="auto"/>
+                          <w:lang w:val="en-GB"/>
+                        </w:rPr>
+                        <w:t xml:space="preserve">Video </w:t>
+                      </w:r>
+                    </w:p>
+                    <w:p>
+                      <w:pPr>
+                        <w:tabs/>
+                        <w:overflowPunct w:val="false"/>
+                        <w:bidi w:val="0"/>
+                        <w:spacing w:before="0" w:after="0" w:lineRule="auto" w:line="240"/>
+                        <w:ind w:left="0" w:right="0" w:hanging="0"/>
+                        <w:jc w:val="center"/>
+                        <w:rPr/>
+                      </w:pPr>
+                      <w:r>
+                        <w:rPr>
+                          <w:sz w:val="24"/>
+                          <w:b w:val="false"/>
+                          <w:u w:val="none"/>
+                          <w:dstrike w:val="false"/>
+                          <w:strike w:val="false"/>
+                          <w:i w:val="false"/>
+                          <w:outline w:val="false"/>
+                          <w:shadow w:val="false"/>
+                          <w:kern w:val="2"/>
+                          <w:szCs w:val="24"/>
+                          <w:bCs w:val="false"/>
+                          <w:iCs w:val="false"/>
+                          <w:em w:val="none"/>
+                          <w:emboss w:val="false"/>
+                          <w:imprint w:val="false"/>
+                          <w:smallCaps w:val="false"/>
+                          <w:caps w:val="false"/>
+                          <w:rFonts w:cs="Mangal" w:ascii="Liberation Sans" w:hAnsi="Liberation Sans" w:eastAsia="Microsoft YaHei"/>
+                          <w:color w:val="auto"/>
+                          <w:lang w:val="en-GB"/>
+                        </w:rPr>
+                        <w:t>Controller</w:t>
+                      </w:r>
+                    </w:p>
+                  </w:txbxContent>
+                </v:textbox>
+                <v:fill o:detectmouseclick="t" type="solid" color2="black"/>
+                <v:stroke color="black" weight="10800" joinstyle="round" endcap="flat"/>
+                <w10:wrap type="none"/>
+              </v:shape>
+            </w:pict>
+          </mc:Fallback>
+        </mc:AlternateContent>
+        <mc:AlternateContent>
+          <mc:Choice Requires="wps">
+            <w:drawing>
+              <wp:anchor behindDoc="0" distT="0" distB="0" distL="0" distR="0" simplePos="0" locked="0" layoutInCell="0" allowOverlap="1" relativeHeight="5">
+                <wp:simplePos x="0" y="0"/>
+                <wp:positionH relativeFrom="column">
+                  <wp:posOffset>5369560</wp:posOffset>
+                </wp:positionH>
+                <wp:positionV relativeFrom="paragraph">
+                  <wp:posOffset>129540</wp:posOffset>
+                </wp:positionV>
+                <wp:extent cx="1069975" cy="713740"/>
+                <wp:effectExtent l="6350" t="5715" r="5715" b="6350"/>
+                <wp:wrapNone/>
+                <wp:docPr id="4" name="Alternate-Process"/>
+                <a:graphic xmlns:a="http://schemas.openxmlformats.org/drawingml/2006/main">
+                  <a:graphicData uri="http://schemas.microsoft.com/office/word/2010/wordprocessingShape">
+                    <wps:wsp>
+                      <wps:cNvSpPr/>
+                      <wps:spPr>
+                        <a:xfrm>
+                          <a:off x="0" y="0"/>
+                          <a:ext cx="1069920" cy="713880"/>
+                        </a:xfrm>
+                        <a:prstGeom prst="flowChartAlternateProcess">
+                          <a:avLst/>
+                        </a:prstGeom>
+                        <a:solidFill>
+                          <a:srgbClr val="ffffff"/>
+                        </a:solidFill>
+                        <a:ln w="10800">
+                          <a:solidFill>
+                            <a:srgbClr val="000000"/>
+                          </a:solidFill>
+                          <a:round/>
+                        </a:ln>
+                      </wps:spPr>
+                      <wps:style>
+                        <a:lnRef idx="0"/>
+                        <a:fillRef idx="0"/>
+                        <a:effectRef idx="0"/>
+                        <a:fontRef idx="minor"/>
+                      </wps:style>
+                      <wps:txbx>
+                        <w:txbxContent>
+                          <w:p>
+                            <w:pPr>
+                              <w:tabs/>
+                              <w:overflowPunct w:val="false"/>
+                              <w:bidi w:val="0"/>
+                              <w:spacing w:before="0" w:after="0" w:lineRule="auto" w:line="240"/>
+                              <w:ind w:left="0" w:right="0" w:hanging="0"/>
+                              <w:jc w:val="center"/>
+                              <w:rPr/>
+                            </w:pPr>
+                            <w:r>
+                              <w:rPr>
+                                <w:sz w:val="24"/>
+                                <w:b w:val="false"/>
+                                <w:u w:val="none"/>
+                                <w:dstrike w:val="false"/>
+                                <w:strike w:val="false"/>
+                                <w:i w:val="false"/>
+                                <w:outline w:val="false"/>
+                                <w:shadow w:val="false"/>
+                                <w:kern w:val="2"/>
+                                <w:szCs w:val="24"/>
+                                <w:bCs w:val="false"/>
+                                <w:iCs w:val="false"/>
+                                <w:em w:val="none"/>
+                                <w:emboss w:val="false"/>
+                                <w:imprint w:val="false"/>
+                                <w:smallCaps w:val="false"/>
+                                <w:caps w:val="false"/>
+                                <w:rFonts w:cs="Mangal" w:ascii="Liberation Sans" w:hAnsi="Liberation Sans" w:eastAsia="Microsoft YaHei"/>
+                                <w:color w:val="auto"/>
+                                <w:lang w:val="en-GB"/>
+                              </w:rPr>
+                              <w:t>Monitor</w:t>
+                            </w:r>
+                          </w:p>
+                        </w:txbxContent>
+                      </wps:txbx>
+                      <wps:bodyPr lIns="90000" rIns="90000" tIns="45000" bIns="45000" anchor="ctr">
+                        <a:noAutofit/>
+                      </wps:bodyPr>
+                    </wps:wsp>
+                  </a:graphicData>
+                </a:graphic>
+              </wp:anchor>
+            </w:drawing>
+          </mc:Choice>
+          <mc:Fallback>
+            <w:pict>
+              <v:shapetype id="_x0000_t176" coordsize="21600,21600" o:spt="176" path="m,3600qy@5@6l@0,qx@7@5l21600@1qy@8@9l3600,21600qx@6@8xe">
+                <v:stroke joinstyle="miter"/>
+                <v:formulas>
+                  <v:f eqn="sum width 0 3600"/>
+                  <v:f eqn="sum height 0 3600"/>
+                  <v:f eqn="prod 3600 2929 10000"/>
+                  <v:f eqn="sum width 0 @2"/>
+                  <v:f eqn="sum height 0 @2"/>
+                  <v:f eqn="sum 3600 0 0"/>
+                  <v:f eqn="sum 0 3600 3600"/>
+                  <v:f eqn="sum 3600 @0 0"/>
+                  <v:f eqn="sum 0 21600 3600"/>
+                  <v:f eqn="sum 3600 @1 0"/>
+                </v:formulas>
+                <v:path gradientshapeok="t" o:connecttype="rect" textboxrect="@2,@2,@3,@4"/>
+              </v:shapetype>
+              <v:shape id="shape_0" ID="Alternate-Process" fillcolor="white" stroked="t" o:allowincell="f" style="position:absolute;margin-left:422.8pt;margin-top:10.2pt;width:84.2pt;height:56.15pt;mso-wrap-style:none;v-text-anchor:middle" type="_x0000_t176">
+                <v:textbox>
+                  <w:txbxContent>
+                    <w:p>
+                      <w:pPr>
+                        <w:tabs/>
+                        <w:overflowPunct w:val="false"/>
+                        <w:bidi w:val="0"/>
+                        <w:spacing w:before="0" w:after="0" w:lineRule="auto" w:line="240"/>
+                        <w:ind w:left="0" w:right="0" w:hanging="0"/>
+                        <w:jc w:val="center"/>
+                        <w:rPr/>
+                      </w:pPr>
+                      <w:r>
+                        <w:rPr>
+                          <w:sz w:val="24"/>
+                          <w:b w:val="false"/>
+                          <w:u w:val="none"/>
+                          <w:dstrike w:val="false"/>
+                          <w:strike w:val="false"/>
+                          <w:i w:val="false"/>
+                          <w:outline w:val="false"/>
+                          <w:shadow w:val="false"/>
+                          <w:kern w:val="2"/>
+                          <w:szCs w:val="24"/>
+                          <w:bCs w:val="false"/>
+                          <w:iCs w:val="false"/>
+                          <w:em w:val="none"/>
+                          <w:emboss w:val="false"/>
+                          <w:imprint w:val="false"/>
+                          <w:smallCaps w:val="false"/>
+                          <w:caps w:val="false"/>
+                          <w:rFonts w:cs="Mangal" w:ascii="Liberation Sans" w:hAnsi="Liberation Sans" w:eastAsia="Microsoft YaHei"/>
+                          <w:color w:val="auto"/>
+                          <w:lang w:val="en-GB"/>
+                        </w:rPr>
+                        <w:t>Monitor</w:t>
+                      </w:r>
+                    </w:p>
+                  </w:txbxContent>
+                </v:textbox>
+                <v:fill o:detectmouseclick="t" type="solid" color2="black"/>
+                <v:stroke color="black" weight="10800" joinstyle="round" endcap="flat"/>
+                <w10:wrap type="none"/>
+              </v:shape>
+            </w:pict>
+          </mc:Fallback>
+        </mc:AlternateContent>
+      </w:r>
+    </w:p>
+    <w:p>
+      <w:pPr>
+        <w:pStyle w:val="Normal"/>
+        <w:bidi w:val="0"/>
+        <w:jc w:val="left"/>
+        <w:rPr>
+          <w:b w:val="false"/>
+          <w:bCs w:val="false"/>
+        </w:rPr>
+      </w:pPr>
+      <w:r>
+        <w:rPr>
+          <w:b w:val="false"/>
+          <w:bCs w:val="false"/>
+          <w:sz w:val="32"/>
+          <w:szCs w:val="24"/>
+        </w:rPr>
+        <mc:AlternateContent>
+          <mc:Choice Requires="wps">
+            <w:drawing>
+              <wp:anchor behindDoc="0" distT="0" distB="0" distL="0" distR="0" simplePos="0" locked="0" layoutInCell="0" allowOverlap="1" relativeHeight="10">
+                <wp:simplePos x="0" y="0"/>
+                <wp:positionH relativeFrom="column">
+                  <wp:posOffset>3234690</wp:posOffset>
+                </wp:positionH>
+                <wp:positionV relativeFrom="paragraph">
+                  <wp:posOffset>204470</wp:posOffset>
+                </wp:positionV>
+                <wp:extent cx="1080135" cy="635"/>
+                <wp:effectExtent l="0" t="46355" r="0" b="60960"/>
+                <wp:wrapNone/>
+                <wp:docPr id="5" name="Connector"/>
+                <a:graphic xmlns:a="http://schemas.openxmlformats.org/drawingml/2006/main">
+                  <a:graphicData uri="http://schemas.microsoft.com/office/word/2010/wordprocessingShape">
+                    <wps:wsp>
+                      <wps:cNvCnPr/>
+                      <wps:spPr>
+                        <a:xfrm>
+                          <a:off x="0" y="0"/>
+                          <a:ext cx="371160" cy="15120"/>
+                        </a:xfrm>
+                        <a:prstGeom prst="bentConnector3">
+                          <a:avLst>
+                            <a:gd name="adj1" fmla="val 50000"/>
+                          </a:avLst>
+                        </a:prstGeom>
+                        <a:ln w="10800">
+                          <a:solidFill>
+                            <a:srgbClr val="000000"/>
+                          </a:solidFill>
+                          <a:round/>
+                          <a:tailEnd len="med" type="triangle" w="med"/>
+                        </a:ln>
+                      </wps:spPr>
+                      <wps:bodyPr/>
+                    </wps:wsp>
+                  </a:graphicData>
+                </a:graphic>
+              </wp:anchor>
+            </w:drawing>
+          </mc:Choice>
+          <mc:Fallback>
+            <w:pict>
+              <v:shapetype id="_x0000_t34" coordsize="21600,21600" o:spt="34" adj="10800" path="m,l@0,l@0,21600l21600,21600nfe">
+                <v:stroke joinstyle="miter"/>
+                <v:formulas>
+                  <v:f eqn="val #0"/>
+                </v:formulas>
+                <v:path gradientshapeok="t" o:connecttype="rect" textboxrect="0,0,21600,21600"/>
+                <v:handles>
+                  <v:h position="@0,10800"/>
+                </v:handles>
+              </v:shapetype>
+              <v:shape id="shape_0" ID="Connector" stroked="t" o:allowincell="f" style="position:absolute;margin-left:254.7pt;margin-top:16.1pt;width:29.2pt;height:1.15pt" type="_x0000_t34">
+                <v:stroke color="black" weight="10800" endarrow="block" endarrowwidth="medium" endarrowlength="medium" joinstyle="round" endcap="flat"/>
+                <v:fill o:detectmouseclick="t" on="false"/>
+                <w10:wrap type="none"/>
+              </v:shape>
+            </w:pict>
+          </mc:Fallback>
+        </mc:AlternateContent>
+        <mc:AlternateContent>
+          <mc:Choice Requires="wps">
+            <w:drawing>
+              <wp:anchor behindDoc="0" distT="0" distB="0" distL="0" distR="0" simplePos="0" locked="0" layoutInCell="0" allowOverlap="1" relativeHeight="11">
+                <wp:simplePos x="0" y="0"/>
+                <wp:positionH relativeFrom="column">
+                  <wp:posOffset>4685665</wp:posOffset>
+                </wp:positionH>
+                <wp:positionV relativeFrom="paragraph">
+                  <wp:posOffset>219075</wp:posOffset>
+                </wp:positionV>
+                <wp:extent cx="1080135" cy="635"/>
+                <wp:effectExtent l="0" t="43815" r="0" b="62865"/>
+                <wp:wrapNone/>
+                <wp:docPr id="6" name="Connector 1"/>
+                <a:graphic xmlns:a="http://schemas.openxmlformats.org/drawingml/2006/main">
+                  <a:graphicData uri="http://schemas.microsoft.com/office/word/2010/wordprocessingShape">
+                    <wps:wsp>
+                      <wps:cNvCnPr/>
+                      <wps:spPr>
+                        <a:xfrm>
+                          <a:off x="0" y="0"/>
+                          <a:ext cx="684000" cy="19080"/>
+                        </a:xfrm>
+                        <a:prstGeom prst="bentConnector3">
+                          <a:avLst>
+                            <a:gd name="adj1" fmla="val 49973"/>
+                          </a:avLst>
+                        </a:prstGeom>
+                        <a:ln w="10800">
+                          <a:solidFill>
+                            <a:srgbClr val="000000"/>
+                          </a:solidFill>
+                          <a:round/>
+                          <a:tailEnd len="med" type="triangle" w="med"/>
+                        </a:ln>
+                      </wps:spPr>
+                      <wps:bodyPr/>
+                    </wps:wsp>
+                  </a:graphicData>
+                </a:graphic>
+              </wp:anchor>
+            </w:drawing>
+          </mc:Choice>
+          <mc:Fallback>
+            <w:pict>
+              <v:shape id="shape_0" ID="Connector 1" stroked="t" o:allowincell="f" style="position:absolute;margin-left:368.95pt;margin-top:17.25pt;width:53.8pt;height:1.45pt" type="_x0000_t34">
+                <v:stroke color="black" weight="10800" endarrow="block" endarrowwidth="medium" endarrowlength="medium" joinstyle="round" endcap="flat"/>
+                <v:fill o:detectmouseclick="t" on="false"/>
+                <w10:wrap type="none"/>
+              </v:shape>
+            </w:pict>
+          </mc:Fallback>
+        </mc:AlternateContent>
+      </w:r>
+    </w:p>
+    <w:p>
+      <w:pPr>
+        <w:pStyle w:val="Normal"/>
+        <w:bidi w:val="0"/>
+        <w:jc w:val="left"/>
+        <w:rPr>
+          <w:b w:val="false"/>
+          <w:bCs w:val="false"/>
+        </w:rPr>
+      </w:pPr>
+      <w:r>
+        <w:rPr>
+          <w:b w:val="false"/>
+          <w:bCs w:val="false"/>
+          <w:sz w:val="32"/>
+          <w:szCs w:val="24"/>
+        </w:rPr>
+      </w:r>
+    </w:p>
+    <w:p>
+      <w:pPr>
+        <w:pStyle w:val="Normal"/>
+        <w:bidi w:val="0"/>
+        <w:jc w:val="left"/>
+        <w:rPr>
+          <w:b w:val="false"/>
+          <w:bCs w:val="false"/>
+        </w:rPr>
+      </w:pPr>
+      <w:r>
+        <w:rPr>
+          <w:b w:val="false"/>
+          <w:bCs w:val="false"/>
+          <w:sz w:val="32"/>
+          <w:szCs w:val="24"/>
+        </w:rPr>
+        <mc:AlternateContent>
+          <mc:Choice Requires="wps">
+            <w:drawing>
+              <wp:anchor behindDoc="0" distT="0" distB="0" distL="0" distR="0" simplePos="0" locked="0" layoutInCell="0" allowOverlap="1" relativeHeight="12">
+                <wp:simplePos x="0" y="0"/>
+                <wp:positionH relativeFrom="column">
+                  <wp:posOffset>2694940</wp:posOffset>
+                </wp:positionH>
+                <wp:positionV relativeFrom="paragraph">
+                  <wp:posOffset>67945</wp:posOffset>
+                </wp:positionV>
+                <wp:extent cx="1080135" cy="635"/>
+                <wp:effectExtent l="0" t="299720" r="0" b="294005"/>
+                <wp:wrapNone/>
+                <wp:docPr id="7" name="Connector 2"/>
+                <a:graphic xmlns:a="http://schemas.openxmlformats.org/drawingml/2006/main">
+                  <a:graphicData uri="http://schemas.microsoft.com/office/word/2010/wordprocessingShape">
+                    <wps:wsp>
+                      <wps:cNvCnPr/>
+                      <wps:spPr>
+                        <a:xfrm flipH="1" rot="16200000">
+                          <a:off x="0" y="0"/>
+                          <a:ext cx="589680" cy="253800"/>
+                        </a:xfrm>
+                        <a:prstGeom prst="bentConnector3">
+                          <a:avLst>
+                            <a:gd name="adj1" fmla="val 50091"/>
+                          </a:avLst>
+                        </a:prstGeom>
+                        <a:ln w="10800">
+                          <a:solidFill>
+                            <a:srgbClr val="000000"/>
+                          </a:solidFill>
+                          <a:round/>
+                          <a:tailEnd len="med" type="triangle" w="med"/>
+                        </a:ln>
+                      </wps:spPr>
+                      <wps:bodyPr/>
+                    </wps:wsp>
+                  </a:graphicData>
+                </a:graphic>
+              </wp:anchor>
+            </w:drawing>
+          </mc:Choice>
+          <mc:Fallback>
+            <w:pict>
+              <v:shape id="shape_0" ID="Connector 2" stroked="t" o:allowincell="f" style="position:absolute;margin-left:212.2pt;margin-top:5.35pt;width:19.95pt;height:46.4pt;flip:x;rotation:90" type="_x0000_t34">
+                <v:stroke color="black" weight="10800" endarrow="block" endarrowwidth="medium" endarrowlength="medium" joinstyle="round" endcap="flat"/>
+                <v:fill o:detectmouseclick="t" on="false"/>
+                <w10:wrap type="none"/>
+              </v:shape>
+            </w:pict>
+          </mc:Fallback>
+        </mc:AlternateContent>
+      </w:r>
+    </w:p>
+    <w:p>
+      <w:pPr>
+        <w:pStyle w:val="Normal"/>
+        <w:bidi w:val="0"/>
+        <w:jc w:val="left"/>
+        <w:rPr>
+          <w:b w:val="false"/>
+          <w:bCs w:val="false"/>
+        </w:rPr>
+      </w:pPr>
+      <w:r>
+        <w:rPr>
+          <w:b w:val="false"/>
+          <w:bCs w:val="false"/>
+          <w:sz w:val="32"/>
+          <w:szCs w:val="24"/>
+        </w:rPr>
+      </w:r>
+    </w:p>
+    <w:p>
+      <w:pPr>
+        <w:pStyle w:val="Normal"/>
+        <w:bidi w:val="0"/>
+        <w:jc w:val="left"/>
+        <w:rPr>
+          <w:b w:val="false"/>
+          <w:bCs w:val="false"/>
+        </w:rPr>
+      </w:pPr>
+      <w:r>
+        <w:rPr>
+          <w:b w:val="false"/>
+          <w:bCs w:val="false"/>
+          <w:sz w:val="32"/>
+          <w:szCs w:val="24"/>
+        </w:rPr>
+        <mc:AlternateContent>
+          <mc:Choice Requires="wps">
+            <w:drawing>
+              <wp:anchor behindDoc="0" distT="0" distB="0" distL="0" distR="0" simplePos="0" locked="0" layoutInCell="0" allowOverlap="1" relativeHeight="6">
+                <wp:simplePos x="0" y="0"/>
+                <wp:positionH relativeFrom="column">
+                  <wp:posOffset>695325</wp:posOffset>
+                </wp:positionH>
+                <wp:positionV relativeFrom="paragraph">
+                  <wp:posOffset>131445</wp:posOffset>
+                </wp:positionV>
+                <wp:extent cx="1080135" cy="720090"/>
+                <wp:effectExtent l="6350" t="5715" r="5715" b="6350"/>
+                <wp:wrapNone/>
+                <wp:docPr id="8" name="Process 3"/>
+                <a:graphic xmlns:a="http://schemas.openxmlformats.org/drawingml/2006/main">
+                  <a:graphicData uri="http://schemas.microsoft.com/office/word/2010/wordprocessingShape">
+                    <wps:wsp>
+                      <wps:cNvSpPr/>
+                      <wps:spPr>
+                        <a:xfrm>
+                          <a:off x="0" y="0"/>
+                          <a:ext cx="1080000" cy="720000"/>
+                        </a:xfrm>
+                        <a:prstGeom prst="flowChartProcess">
+                          <a:avLst/>
+                        </a:prstGeom>
+                        <a:solidFill>
+                          <a:srgbClr val="ffffff"/>
+                        </a:solidFill>
+                        <a:ln w="10800">
+                          <a:solidFill>
+                            <a:srgbClr val="000000"/>
+                          </a:solidFill>
+                          <a:round/>
+                        </a:ln>
+                      </wps:spPr>
+                      <wps:style>
+                        <a:lnRef idx="0"/>
+                        <a:fillRef idx="0"/>
+                        <a:effectRef idx="0"/>
+                        <a:fontRef idx="minor"/>
+                      </wps:style>
+                      <wps:txbx>
+                        <w:txbxContent>
+                          <w:p>
+                            <w:pPr>
+                              <w:tabs/>
+                              <w:overflowPunct w:val="false"/>
+                              <w:bidi w:val="0"/>
+                              <w:spacing w:before="0" w:after="0" w:lineRule="auto" w:line="240"/>
+                              <w:ind w:left="0" w:right="0" w:hanging="0"/>
+                              <w:jc w:val="center"/>
+                              <w:rPr/>
+                            </w:pPr>
+                            <w:r>
+                              <w:rPr>
+                                <w:sz w:val="24"/>
+                                <w:b w:val="false"/>
+                                <w:u w:val="none"/>
+                                <w:dstrike w:val="false"/>
+                                <w:strike w:val="false"/>
+                                <w:i w:val="false"/>
+                                <w:outline w:val="false"/>
+                                <w:shadow w:val="false"/>
+                                <w:kern w:val="2"/>
+                                <w:szCs w:val="24"/>
+                                <w:bCs w:val="false"/>
+                                <w:iCs w:val="false"/>
+                                <w:em w:val="none"/>
+                                <w:emboss w:val="false"/>
+                                <w:imprint w:val="false"/>
+                                <w:smallCaps w:val="false"/>
+                                <w:caps w:val="false"/>
+                                <w:rFonts w:cs="Mangal" w:ascii="Liberation Sans" w:hAnsi="Liberation Sans" w:eastAsia="Microsoft YaHei"/>
+                                <w:color w:val="auto"/>
+                                <w:lang w:val="en-GB"/>
+                              </w:rPr>
+                              <w:t>CPU</w:t>
+                            </w:r>
+                          </w:p>
+                        </w:txbxContent>
+                      </wps:txbx>
+                      <wps:bodyPr lIns="90000" rIns="90000" tIns="45000" bIns="45000" anchor="ctr">
+                        <a:noAutofit/>
+                      </wps:bodyPr>
+                    </wps:wsp>
+                  </a:graphicData>
+                </a:graphic>
+              </wp:anchor>
+            </w:drawing>
+          </mc:Choice>
+          <mc:Fallback>
+            <w:pict>
+              <v:shape id="shape_0" ID="Process 3" fillcolor="white" stroked="t" o:allowincell="f" style="position:absolute;margin-left:54.75pt;margin-top:10.35pt;width:85pt;height:56.65pt;mso-wrap-style:none;v-text-anchor:middle" type="_x0000_t109">
+                <v:textbox>
+                  <w:txbxContent>
+                    <w:p>
+                      <w:pPr>
+                        <w:tabs/>
+                        <w:overflowPunct w:val="false"/>
+                        <w:bidi w:val="0"/>
+                        <w:spacing w:before="0" w:after="0" w:lineRule="auto" w:line="240"/>
+                        <w:ind w:left="0" w:right="0" w:hanging="0"/>
+                        <w:jc w:val="center"/>
+                        <w:rPr/>
+                      </w:pPr>
+                      <w:r>
+                        <w:rPr>
+                          <w:sz w:val="24"/>
+                          <w:b w:val="false"/>
+                          <w:u w:val="none"/>
+                          <w:dstrike w:val="false"/>
+                          <w:strike w:val="false"/>
+                          <w:i w:val="false"/>
+                          <w:outline w:val="false"/>
+                          <w:shadow w:val="false"/>
+                          <w:kern w:val="2"/>
+                          <w:szCs w:val="24"/>
+                          <w:bCs w:val="false"/>
+                          <w:iCs w:val="false"/>
+                          <w:em w:val="none"/>
+                          <w:emboss w:val="false"/>
+                          <w:imprint w:val="false"/>
+                          <w:smallCaps w:val="false"/>
+                          <w:caps w:val="false"/>
+                          <w:rFonts w:cs="Mangal" w:ascii="Liberation Sans" w:hAnsi="Liberation Sans" w:eastAsia="Microsoft YaHei"/>
+                          <w:color w:val="auto"/>
+                          <w:lang w:val="en-GB"/>
+                        </w:rPr>
+                        <w:t>CPU</w:t>
+                      </w:r>
+                    </w:p>
+                  </w:txbxContent>
+                </v:textbox>
+                <v:fill o:detectmouseclick="t" type="solid" color2="black"/>
+                <v:stroke color="black" weight="10800" joinstyle="round" endcap="flat"/>
+                <w10:wrap type="none"/>
+              </v:shape>
+            </w:pict>
+          </mc:Fallback>
+        </mc:AlternateContent>
+        <mc:AlternateContent>
+          <mc:Choice Requires="wps">
+            <w:drawing>
+              <wp:anchor behindDoc="0" distT="0" distB="0" distL="0" distR="0" simplePos="0" locked="0" layoutInCell="0" allowOverlap="1" relativeHeight="7">
+                <wp:simplePos x="0" y="0"/>
+                <wp:positionH relativeFrom="column">
+                  <wp:posOffset>2407920</wp:posOffset>
+                </wp:positionH>
+                <wp:positionV relativeFrom="paragraph">
+                  <wp:posOffset>160655</wp:posOffset>
+                </wp:positionV>
+                <wp:extent cx="1080135" cy="720090"/>
+                <wp:effectExtent l="6350" t="5715" r="5715" b="6350"/>
+                <wp:wrapNone/>
+                <wp:docPr id="9" name="Process 4"/>
+                <a:graphic xmlns:a="http://schemas.openxmlformats.org/drawingml/2006/main">
+                  <a:graphicData uri="http://schemas.microsoft.com/office/word/2010/wordprocessingShape">
+                    <wps:wsp>
+                      <wps:cNvSpPr/>
+                      <wps:spPr>
+                        <a:xfrm>
+                          <a:off x="0" y="0"/>
+                          <a:ext cx="1080000" cy="720000"/>
+                        </a:xfrm>
+                        <a:prstGeom prst="flowChartProcess">
+                          <a:avLst/>
+                        </a:prstGeom>
+                        <a:solidFill>
+                          <a:srgbClr val="ffffff"/>
+                        </a:solidFill>
+                        <a:ln w="10800">
+                          <a:solidFill>
+                            <a:srgbClr val="000000"/>
+                          </a:solidFill>
+                          <a:round/>
+                        </a:ln>
+                      </wps:spPr>
+                      <wps:style>
+                        <a:lnRef idx="0"/>
+                        <a:fillRef idx="0"/>
+                        <a:effectRef idx="0"/>
+                        <a:fontRef idx="minor"/>
+                      </wps:style>
+                      <wps:txbx>
+                        <w:txbxContent>
+                          <w:p>
+                            <w:pPr>
+                              <w:tabs/>
+                              <w:overflowPunct w:val="false"/>
+                              <w:bidi w:val="0"/>
+                              <w:spacing w:before="0" w:after="0" w:lineRule="auto" w:line="240"/>
+                              <w:ind w:left="0" w:right="0" w:hanging="0"/>
+                              <w:jc w:val="center"/>
+                              <w:rPr/>
+                            </w:pPr>
+                            <w:r>
+                              <w:rPr>
+                                <w:sz w:val="24"/>
+                                <w:b w:val="false"/>
+                                <w:u w:val="none"/>
+                                <w:dstrike w:val="false"/>
+                                <w:strike w:val="false"/>
+                                <w:i w:val="false"/>
+                                <w:outline w:val="false"/>
+                                <w:shadow w:val="false"/>
+                                <w:kern w:val="2"/>
+                                <w:szCs w:val="24"/>
+                                <w:bCs w:val="false"/>
+                                <w:iCs w:val="false"/>
+                                <w:em w:val="none"/>
+                                <w:emboss w:val="false"/>
+                                <w:imprint w:val="false"/>
+                                <w:smallCaps w:val="false"/>
+                                <w:caps w:val="false"/>
+                                <w:rFonts w:cs="Mangal" w:ascii="Liberation Sans" w:hAnsi="Liberation Sans" w:eastAsia="Microsoft YaHei"/>
+                                <w:color w:val="auto"/>
+                                <w:lang w:val="en-GB"/>
+                              </w:rPr>
+                              <w:t>Display</w:t>
+                            </w:r>
+                          </w:p>
+                          <w:p>
+                            <w:pPr>
+                              <w:tabs/>
+                              <w:overflowPunct w:val="false"/>
+                              <w:bidi w:val="0"/>
+                              <w:spacing w:before="0" w:after="0" w:lineRule="auto" w:line="240"/>
+                              <w:ind w:left="0" w:right="0" w:hanging="0"/>
+                              <w:jc w:val="center"/>
+                              <w:rPr/>
+                            </w:pPr>
+                            <w:r>
+                              <w:rPr>
+                                <w:smallCaps w:val="false"/>
+                                <w:caps w:val="false"/>
+                                <w:emboss w:val="false"/>
+                                <w:imprint w:val="false"/>
+                                <w:em w:val="none"/>
+                                <w:iCs w:val="false"/>
+                                <w:bCs w:val="false"/>
+                                <w:szCs w:val="24"/>
+                                <w:kern w:val="2"/>
+                                <w:shadow w:val="false"/>
+                                <w:outline w:val="false"/>
+                                <w:i w:val="false"/>
+                                <w:dstrike w:val="false"/>
+                                <w:strike w:val="false"/>
+                                <w:u w:val="none"/>
+                                <w:b w:val="false"/>
+                                <w:sz w:val="24"/>
+                                <w:rFonts w:eastAsia="Microsoft YaHei" w:cs="Mangal" w:ascii="Liberation Sans" w:hAnsi="Liberation Sans"/>
+                                <w:color w:val="auto"/>
+                                <w:lang w:val="en-GB"/>
+                              </w:rPr>
+                              <w:t>Proccessor</w:t>
+                            </w:r>
+                          </w:p>
+                        </w:txbxContent>
+                      </wps:txbx>
+                      <wps:bodyPr lIns="90000" rIns="90000" tIns="45000" bIns="45000" anchor="ctr">
+                        <a:noAutofit/>
+                      </wps:bodyPr>
+                    </wps:wsp>
+                  </a:graphicData>
+                </a:graphic>
+              </wp:anchor>
+            </w:drawing>
+          </mc:Choice>
+          <mc:Fallback>
+            <w:pict>
+              <v:shape id="shape_0" ID="Process 4" fillcolor="white" stroked="t" o:allowincell="f" style="position:absolute;margin-left:189.6pt;margin-top:12.65pt;width:85pt;height:56.65pt;mso-wrap-style:none;v-text-anchor:middle" type="_x0000_t109">
+                <v:textbox>
+                  <w:txbxContent>
+                    <w:p>
+                      <w:pPr>
+                        <w:tabs/>
+                        <w:overflowPunct w:val="false"/>
+                        <w:bidi w:val="0"/>
+                        <w:spacing w:before="0" w:after="0" w:lineRule="auto" w:line="240"/>
+                        <w:ind w:left="0" w:right="0" w:hanging="0"/>
+                        <w:jc w:val="center"/>
+                        <w:rPr/>
+                      </w:pPr>
+                      <w:r>
+                        <w:rPr>
+                          <w:sz w:val="24"/>
+                          <w:b w:val="false"/>
+                          <w:u w:val="none"/>
+                          <w:dstrike w:val="false"/>
+                          <w:strike w:val="false"/>
+                          <w:i w:val="false"/>
+                          <w:outline w:val="false"/>
+                          <w:shadow w:val="false"/>
+                          <w:kern w:val="2"/>
+                          <w:szCs w:val="24"/>
+                          <w:bCs w:val="false"/>
+                          <w:iCs w:val="false"/>
+                          <w:em w:val="none"/>
+                          <w:emboss w:val="false"/>
+                          <w:imprint w:val="false"/>
+                          <w:smallCaps w:val="false"/>
+                          <w:caps w:val="false"/>
+                          <w:rFonts w:cs="Mangal" w:ascii="Liberation Sans" w:hAnsi="Liberation Sans" w:eastAsia="Microsoft YaHei"/>
+                          <w:color w:val="auto"/>
+                          <w:lang w:val="en-GB"/>
+                        </w:rPr>
+                        <w:t>Display</w:t>
+                      </w:r>
+                    </w:p>
+                    <w:p>
+                      <w:pPr>
+                        <w:tabs/>
+                        <w:overflowPunct w:val="false"/>
+                        <w:bidi w:val="0"/>
+                        <w:spacing w:before="0" w:after="0" w:lineRule="auto" w:line="240"/>
+                        <w:ind w:left="0" w:right="0" w:hanging="0"/>
+                        <w:jc w:val="center"/>
+                        <w:rPr/>
+                      </w:pPr>
+                      <w:r>
+                        <w:rPr>
+                          <w:smallCaps w:val="false"/>
+                          <w:caps w:val="false"/>
+                          <w:emboss w:val="false"/>
+                          <w:imprint w:val="false"/>
+                          <w:em w:val="none"/>
+                          <w:iCs w:val="false"/>
+                          <w:bCs w:val="false"/>
+                          <w:szCs w:val="24"/>
+                          <w:kern w:val="2"/>
+                          <w:shadow w:val="false"/>
+                          <w:outline w:val="false"/>
+                          <w:i w:val="false"/>
+                          <w:dstrike w:val="false"/>
+                          <w:strike w:val="false"/>
+                          <w:u w:val="none"/>
+                          <w:b w:val="false"/>
+                          <w:sz w:val="24"/>
+                          <w:rFonts w:eastAsia="Microsoft YaHei" w:cs="Mangal" w:ascii="Liberation Sans" w:hAnsi="Liberation Sans"/>
+                          <w:color w:val="auto"/>
+                          <w:lang w:val="en-GB"/>
+                        </w:rPr>
+                        <w:t>Proccessor</w:t>
+                      </w:r>
+                    </w:p>
+                  </w:txbxContent>
+                </v:textbox>
+                <v:fill o:detectmouseclick="t" type="solid" color2="black"/>
+                <v:stroke color="black" weight="10800" joinstyle="round" endcap="flat"/>
+                <w10:wrap type="none"/>
+              </v:shape>
+            </w:pict>
+          </mc:Fallback>
+        </mc:AlternateContent>
+        <mc:AlternateContent>
+          <mc:Choice Requires="wps">
+            <w:drawing>
+              <wp:anchor behindDoc="0" distT="0" distB="0" distL="0" distR="0" simplePos="0" locked="0" layoutInCell="0" allowOverlap="1" relativeHeight="8">
+                <wp:simplePos x="0" y="0"/>
+                <wp:positionH relativeFrom="column">
+                  <wp:posOffset>4052570</wp:posOffset>
+                </wp:positionH>
+                <wp:positionV relativeFrom="paragraph">
+                  <wp:posOffset>160655</wp:posOffset>
+                </wp:positionV>
+                <wp:extent cx="1080135" cy="720090"/>
+                <wp:effectExtent l="6350" t="5715" r="5715" b="6350"/>
+                <wp:wrapNone/>
+                <wp:docPr id="10" name="Process 5"/>
+                <a:graphic xmlns:a="http://schemas.openxmlformats.org/drawingml/2006/main">
+                  <a:graphicData uri="http://schemas.microsoft.com/office/word/2010/wordprocessingShape">
+                    <wps:wsp>
+                      <wps:cNvSpPr/>
+                      <wps:spPr>
+                        <a:xfrm>
+                          <a:off x="0" y="0"/>
+                          <a:ext cx="1080000" cy="720000"/>
+                        </a:xfrm>
+                        <a:prstGeom prst="flowChartProcess">
+                          <a:avLst/>
+                        </a:prstGeom>
+                        <a:solidFill>
+                          <a:srgbClr val="ffffff"/>
+                        </a:solidFill>
+                        <a:ln w="10800">
+                          <a:solidFill>
+                            <a:srgbClr val="000000"/>
+                          </a:solidFill>
+                          <a:round/>
+                        </a:ln>
+                      </wps:spPr>
+                      <wps:style>
+                        <a:lnRef idx="0"/>
+                        <a:fillRef idx="0"/>
+                        <a:effectRef idx="0"/>
+                        <a:fontRef idx="minor"/>
+                      </wps:style>
+                      <wps:txbx>
+                        <w:txbxContent>
+                          <w:p>
+                            <w:pPr>
+                              <w:tabs/>
+                              <w:overflowPunct w:val="false"/>
+                              <w:bidi w:val="0"/>
+                              <w:spacing w:before="0" w:after="0" w:lineRule="auto" w:line="240"/>
+                              <w:ind w:left="0" w:right="0" w:hanging="0"/>
+                              <w:jc w:val="center"/>
+                              <w:rPr/>
+                            </w:pPr>
+                            <w:r>
+                              <w:rPr>
+                                <w:sz w:val="24"/>
+                                <w:b w:val="false"/>
+                                <w:u w:val="none"/>
+                                <w:dstrike w:val="false"/>
+                                <w:strike w:val="false"/>
+                                <w:i w:val="false"/>
+                                <w:outline w:val="false"/>
+                                <w:shadow w:val="false"/>
+                                <w:kern w:val="2"/>
+                                <w:szCs w:val="24"/>
+                                <w:bCs w:val="false"/>
+                                <w:iCs w:val="false"/>
+                                <w:em w:val="none"/>
+                                <w:emboss w:val="false"/>
+                                <w:imprint w:val="false"/>
+                                <w:smallCaps w:val="false"/>
+                                <w:caps w:val="false"/>
+                                <w:rFonts w:cs="Mangal" w:ascii="Liberation Sans" w:hAnsi="Liberation Sans" w:eastAsia="Microsoft YaHei"/>
+                                <w:color w:val="auto"/>
+                                <w:lang w:val="en-GB"/>
+                              </w:rPr>
+                              <w:t xml:space="preserve">System </w:t>
+                            </w:r>
+                          </w:p>
+                          <w:p>
+                            <w:pPr>
+                              <w:tabs/>
+                              <w:overflowPunct w:val="false"/>
+                              <w:bidi w:val="0"/>
+                              <w:spacing w:before="0" w:after="0" w:lineRule="auto" w:line="240"/>
+                              <w:ind w:left="0" w:right="0" w:hanging="0"/>
+                              <w:jc w:val="center"/>
+                              <w:rPr/>
+                            </w:pPr>
+                            <w:r>
+                              <w:rPr>
+                                <w:smallCaps w:val="false"/>
+                                <w:caps w:val="false"/>
+                                <w:emboss w:val="false"/>
+                                <w:imprint w:val="false"/>
+                                <w:em w:val="none"/>
+                                <w:iCs w:val="false"/>
+                                <w:bCs w:val="false"/>
+                                <w:szCs w:val="24"/>
+                                <w:kern w:val="2"/>
+                                <w:shadow w:val="false"/>
+                                <w:outline w:val="false"/>
+                                <w:i w:val="false"/>
+                                <w:dstrike w:val="false"/>
+                                <w:strike w:val="false"/>
+                                <w:u w:val="none"/>
+                                <w:b w:val="false"/>
+                                <w:sz w:val="24"/>
+                                <w:rFonts w:eastAsia="Microsoft YaHei" w:cs="Mangal" w:ascii="Liberation Sans" w:hAnsi="Liberation Sans"/>
+                                <w:color w:val="auto"/>
+                                <w:lang w:val="en-GB"/>
+                              </w:rPr>
+                              <w:t>Memory</w:t>
+                            </w:r>
+                          </w:p>
+                        </w:txbxContent>
+                      </wps:txbx>
+                      <wps:bodyPr lIns="90000" rIns="90000" tIns="45000" bIns="45000" anchor="ctr">
+                        <a:noAutofit/>
+                      </wps:bodyPr>
+                    </wps:wsp>
+                  </a:graphicData>
+                </a:graphic>
+              </wp:anchor>
+            </w:drawing>
+          </mc:Choice>
+          <mc:Fallback>
+            <w:pict>
+              <v:shape id="shape_0" ID="Process 5" fillcolor="white" stroked="t" o:allowincell="f" style="position:absolute;margin-left:319.1pt;margin-top:12.65pt;width:85pt;height:56.65pt;mso-wrap-style:none;v-text-anchor:middle" type="_x0000_t109">
+                <v:textbox>
+                  <w:txbxContent>
+                    <w:p>
+                      <w:pPr>
+                        <w:tabs/>
+                        <w:overflowPunct w:val="false"/>
+                        <w:bidi w:val="0"/>
+                        <w:spacing w:before="0" w:after="0" w:lineRule="auto" w:line="240"/>
+                        <w:ind w:left="0" w:right="0" w:hanging="0"/>
+                        <w:jc w:val="center"/>
+                        <w:rPr/>
+                      </w:pPr>
+                      <w:r>
+                        <w:rPr>
+                          <w:sz w:val="24"/>
+                          <w:b w:val="false"/>
+                          <w:u w:val="none"/>
+                          <w:dstrike w:val="false"/>
+                          <w:strike w:val="false"/>
+                          <w:i w:val="false"/>
+                          <w:outline w:val="false"/>
+                          <w:shadow w:val="false"/>
+                          <w:kern w:val="2"/>
+                          <w:szCs w:val="24"/>
+                          <w:bCs w:val="false"/>
+                          <w:iCs w:val="false"/>
+                          <w:em w:val="none"/>
+                          <w:emboss w:val="false"/>
+                          <w:imprint w:val="false"/>
+                          <w:smallCaps w:val="false"/>
+                          <w:caps w:val="false"/>
+                          <w:rFonts w:cs="Mangal" w:ascii="Liberation Sans" w:hAnsi="Liberation Sans" w:eastAsia="Microsoft YaHei"/>
+                          <w:color w:val="auto"/>
+                          <w:lang w:val="en-GB"/>
+                        </w:rPr>
+                        <w:t xml:space="preserve">System </w:t>
+                      </w:r>
+                    </w:p>
+                    <w:p>
+                      <w:pPr>
+                        <w:tabs/>
+                        <w:overflowPunct w:val="false"/>
+                        <w:bidi w:val="0"/>
+                        <w:spacing w:before="0" w:after="0" w:lineRule="auto" w:line="240"/>
+                        <w:ind w:left="0" w:right="0" w:hanging="0"/>
+                        <w:jc w:val="center"/>
+                        <w:rPr/>
+                      </w:pPr>
+                      <w:r>
+                        <w:rPr>
+                          <w:smallCaps w:val="false"/>
+                          <w:caps w:val="false"/>
+                          <w:emboss w:val="false"/>
+                          <w:imprint w:val="false"/>
+                          <w:em w:val="none"/>
+                          <w:iCs w:val="false"/>
+                          <w:bCs w:val="false"/>
+                          <w:szCs w:val="24"/>
+                          <w:kern w:val="2"/>
+                          <w:shadow w:val="false"/>
+                          <w:outline w:val="false"/>
+                          <w:i w:val="false"/>
+                          <w:dstrike w:val="false"/>
+                          <w:strike w:val="false"/>
+                          <w:u w:val="none"/>
+                          <w:b w:val="false"/>
+                          <w:sz w:val="24"/>
+                          <w:rFonts w:eastAsia="Microsoft YaHei" w:cs="Mangal" w:ascii="Liberation Sans" w:hAnsi="Liberation Sans"/>
+                          <w:color w:val="auto"/>
+                          <w:lang w:val="en-GB"/>
+                        </w:rPr>
+                        <w:t>Memory</w:t>
+                      </w:r>
+                    </w:p>
+                  </w:txbxContent>
+                </v:textbox>
+                <v:fill o:detectmouseclick="t" type="solid" color2="black"/>
+                <v:stroke color="black" weight="10800" joinstyle="round" endcap="flat"/>
+                <w10:wrap type="none"/>
+              </v:shape>
+            </w:pict>
+          </mc:Fallback>
+        </mc:AlternateContent>
+      </w:r>
+    </w:p>
+    <w:p>
+      <w:pPr>
+        <w:pStyle w:val="Normal"/>
+        <w:bidi w:val="0"/>
+        <w:jc w:val="left"/>
+        <w:rPr>
+          <w:b w:val="false"/>
+          <w:bCs w:val="false"/>
+        </w:rPr>
+      </w:pPr>
+      <w:r>
+        <w:rPr>
+          <w:b w:val="false"/>
+          <w:bCs w:val="false"/>
+          <w:sz w:val="32"/>
+          <w:szCs w:val="24"/>
+        </w:rPr>
+      </w:r>
+    </w:p>
+    <w:p>
+      <w:pPr>
+        <w:pStyle w:val="Normal"/>
+        <w:bidi w:val="0"/>
+        <w:jc w:val="left"/>
+        <w:rPr>
+          <w:b w:val="false"/>
+          <w:bCs w:val="false"/>
+        </w:rPr>
+      </w:pPr>
+      <w:r>
+        <w:rPr>
+          <w:b w:val="false"/>
+          <w:bCs w:val="false"/>
+          <w:sz w:val="32"/>
+          <w:szCs w:val="24"/>
+        </w:rPr>
+      </w:r>
+    </w:p>
+    <w:p>
+      <w:pPr>
+        <w:pStyle w:val="Normal"/>
+        <w:bidi w:val="0"/>
+        <w:jc w:val="left"/>
+        <w:rPr>
+          <w:b w:val="false"/>
+          <w:bCs w:val="false"/>
+        </w:rPr>
+      </w:pPr>
+      <w:r>
+        <w:rPr>
+          <w:b w:val="false"/>
+          <w:bCs w:val="false"/>
+          <w:sz w:val="32"/>
+          <w:szCs w:val="24"/>
+        </w:rPr>
+        <mc:AlternateContent>
+          <mc:Choice Requires="wps">
+            <w:drawing>
+              <wp:anchor behindDoc="0" distT="0" distB="0" distL="0" distR="0" simplePos="0" locked="0" layoutInCell="0" allowOverlap="1" relativeHeight="13">
+                <wp:simplePos x="0" y="0"/>
+                <wp:positionH relativeFrom="column">
+                  <wp:posOffset>1235710</wp:posOffset>
+                </wp:positionH>
+                <wp:positionV relativeFrom="paragraph">
+                  <wp:posOffset>106680</wp:posOffset>
+                </wp:positionV>
+                <wp:extent cx="1080135" cy="635"/>
+                <wp:effectExtent l="280035" t="240030" r="328295" b="234315"/>
+                <wp:wrapNone/>
+                <wp:docPr id="11" name="Connector 3"/>
+                <a:graphic xmlns:a="http://schemas.openxmlformats.org/drawingml/2006/main">
+                  <a:graphicData uri="http://schemas.microsoft.com/office/word/2010/wordprocessingShape">
+                    <wps:wsp>
+                      <wps:cNvCnPr/>
+                      <wps:spPr>
+                        <a:xfrm flipH="1" rot="16200000">
+                          <a:off x="0" y="0"/>
+                          <a:ext cx="470520" cy="1629720"/>
+                        </a:xfrm>
+                        <a:prstGeom prst="bentConnector3">
+                          <a:avLst>
+                            <a:gd name="adj1" fmla="val 50153"/>
+                          </a:avLst>
+                        </a:prstGeom>
+                        <a:ln w="10800">
+                          <a:solidFill>
+                            <a:srgbClr val="000000"/>
+                          </a:solidFill>
+                          <a:round/>
+                          <a:tailEnd len="med" type="triangle" w="med"/>
+                        </a:ln>
+                      </wps:spPr>
+                      <wps:bodyPr/>
+                    </wps:wsp>
+                  </a:graphicData>
+                </a:graphic>
+              </wp:anchor>
+            </w:drawing>
+          </mc:Choice>
+          <mc:Fallback>
+            <w:pict>
+              <v:shape id="shape_0" ID="Connector 3" stroked="t" o:allowincell="f" style="position:absolute;margin-left:97.3pt;margin-top:8.4pt;width:128.25pt;height:37pt;flip:x;rotation:90" type="_x0000_t34">
+                <v:stroke color="black" weight="10800" endarrow="block" endarrowwidth="medium" endarrowlength="medium" joinstyle="round" endcap="flat"/>
+                <v:fill o:detectmouseclick="t" on="false"/>
+                <w10:wrap type="none"/>
+              </v:shape>
+            </w:pict>
+          </mc:Fallback>
+        </mc:AlternateContent>
+        <mc:AlternateContent>
+          <mc:Choice Requires="wps">
+            <w:drawing>
+              <wp:anchor behindDoc="0" distT="0" distB="0" distL="0" distR="0" simplePos="0" locked="0" layoutInCell="0" allowOverlap="1" relativeHeight="14">
+                <wp:simplePos x="0" y="0"/>
+                <wp:positionH relativeFrom="column">
+                  <wp:posOffset>2865120</wp:posOffset>
+                </wp:positionH>
+                <wp:positionV relativeFrom="paragraph">
+                  <wp:posOffset>135890</wp:posOffset>
+                </wp:positionV>
+                <wp:extent cx="1080135" cy="635"/>
+                <wp:effectExtent l="0" t="225425" r="0" b="219710"/>
+                <wp:wrapNone/>
+                <wp:docPr id="12" name="Connector 4"/>
+                <a:graphic xmlns:a="http://schemas.openxmlformats.org/drawingml/2006/main">
+                  <a:graphicData uri="http://schemas.microsoft.com/office/word/2010/wordprocessingShape">
+                    <wps:wsp>
+                      <wps:cNvCnPr/>
+                      <wps:spPr>
+                        <a:xfrm rot="5400000">
+                          <a:off x="0" y="0"/>
+                          <a:ext cx="441360" cy="83520"/>
+                        </a:xfrm>
+                        <a:prstGeom prst="bentConnector3">
+                          <a:avLst>
+                            <a:gd name="adj1" fmla="val 50122"/>
+                          </a:avLst>
+                        </a:prstGeom>
+                        <a:ln w="10800">
+                          <a:solidFill>
+                            <a:srgbClr val="000000"/>
+                          </a:solidFill>
+                          <a:round/>
+                          <a:tailEnd len="med" type="triangle" w="med"/>
+                        </a:ln>
+                      </wps:spPr>
+                      <wps:bodyPr/>
+                    </wps:wsp>
+                  </a:graphicData>
+                </a:graphic>
+              </wp:anchor>
+            </w:drawing>
+          </mc:Choice>
+          <mc:Fallback>
+            <w:pict>
+              <v:shape id="shape_0" ID="Connector 4" stroked="t" o:allowincell="f" style="position:absolute;margin-left:225.7pt;margin-top:10.7pt;width:6.45pt;height:34.7pt;rotation:90" type="_x0000_t34">
+                <v:stroke color="black" weight="10800" endarrow="block" endarrowwidth="medium" endarrowlength="medium" joinstyle="round" endcap="flat"/>
+                <v:fill o:detectmouseclick="t" on="false"/>
+                <w10:wrap type="none"/>
+              </v:shape>
+            </w:pict>
+          </mc:Fallback>
+        </mc:AlternateContent>
+        <mc:AlternateContent>
+          <mc:Choice Requires="wps">
+            <w:drawing>
+              <wp:anchor behindDoc="0" distT="0" distB="0" distL="0" distR="0" simplePos="0" locked="0" layoutInCell="0" allowOverlap="1" relativeHeight="15">
+                <wp:simplePos x="0" y="0"/>
+                <wp:positionH relativeFrom="column">
+                  <wp:posOffset>2865120</wp:posOffset>
+                </wp:positionH>
+                <wp:positionV relativeFrom="paragraph">
+                  <wp:posOffset>135890</wp:posOffset>
+                </wp:positionV>
+                <wp:extent cx="1080135" cy="635"/>
+                <wp:effectExtent l="377825" t="225425" r="329565" b="219710"/>
+                <wp:wrapNone/>
+                <wp:docPr id="13" name="Connector 5"/>
+                <a:graphic xmlns:a="http://schemas.openxmlformats.org/drawingml/2006/main">
+                  <a:graphicData uri="http://schemas.microsoft.com/office/word/2010/wordprocessingShape">
+                    <wps:wsp>
+                      <wps:cNvCnPr/>
+                      <wps:spPr>
+                        <a:xfrm rot="5400000">
+                          <a:off x="0" y="0"/>
+                          <a:ext cx="441360" cy="1728000"/>
+                        </a:xfrm>
+                        <a:prstGeom prst="bentConnector3">
+                          <a:avLst>
+                            <a:gd name="adj1" fmla="val 50122"/>
+                          </a:avLst>
+                        </a:prstGeom>
+                        <a:ln w="10800">
+                          <a:solidFill>
+                            <a:srgbClr val="000000"/>
+                          </a:solidFill>
+                          <a:round/>
+                          <a:tailEnd len="med" type="triangle" w="med"/>
+                        </a:ln>
+                      </wps:spPr>
+                      <wps:bodyPr/>
+                    </wps:wsp>
+                  </a:graphicData>
+                </a:graphic>
+              </wp:anchor>
+            </w:drawing>
+          </mc:Choice>
+          <mc:Fallback>
+            <w:pict>
+              <v:shape id="shape_0" ID="Connector 5" stroked="t" o:allowincell="f" style="position:absolute;margin-left:225.7pt;margin-top:10.7pt;width:135.95pt;height:34.7pt;rotation:90" type="_x0000_t34">
+                <v:stroke color="black" weight="10800" endarrow="block" endarrowwidth="medium" endarrowlength="medium" joinstyle="round" endcap="flat"/>
+                <v:fill o:detectmouseclick="t" on="false"/>
+                <w10:wrap type="none"/>
+              </v:shape>
+            </w:pict>
+          </mc:Fallback>
+        </mc:AlternateContent>
+      </w:r>
+    </w:p>
+    <w:p>
+      <w:pPr>
+        <w:pStyle w:val="Normal"/>
+        <w:bidi w:val="0"/>
+        <w:jc w:val="left"/>
+        <w:rPr>
+          <w:b w:val="false"/>
+          <w:bCs w:val="false"/>
+        </w:rPr>
+      </w:pPr>
+      <w:r>
+        <w:rPr>
+          <w:b w:val="false"/>
+          <w:bCs w:val="false"/>
+          <w:sz w:val="32"/>
+          <w:szCs w:val="24"/>
+        </w:rPr>
+      </w:r>
+    </w:p>
+    <w:p>
+      <w:pPr>
+        <w:pStyle w:val="Normal"/>
+        <w:bidi w:val="0"/>
+        <w:jc w:val="left"/>
+        <w:rPr>
+          <w:b w:val="false"/>
+          <w:bCs w:val="false"/>
+        </w:rPr>
+      </w:pPr>
+      <w:r>
+        <w:rPr>
+          <w:b w:val="false"/>
+          <w:bCs w:val="false"/>
+          <w:sz w:val="32"/>
+          <w:szCs w:val="24"/>
+        </w:rPr>
+        <mc:AlternateContent>
+          <mc:Choice Requires="wps">
+            <w:drawing>
+              <wp:anchor behindDoc="0" distT="0" distB="0" distL="0" distR="0" simplePos="0" locked="0" layoutInCell="0" allowOverlap="1" relativeHeight="9">
+                <wp:simplePos x="0" y="0"/>
+                <wp:positionH relativeFrom="column">
+                  <wp:posOffset>1112520</wp:posOffset>
+                </wp:positionH>
+                <wp:positionV relativeFrom="paragraph">
+                  <wp:posOffset>80010</wp:posOffset>
+                </wp:positionV>
+                <wp:extent cx="3504565" cy="720090"/>
+                <wp:effectExtent l="6350" t="5715" r="5715" b="6350"/>
+                <wp:wrapNone/>
+                <wp:docPr id="14" name="Process 6"/>
+                <a:graphic xmlns:a="http://schemas.openxmlformats.org/drawingml/2006/main">
+                  <a:graphicData uri="http://schemas.microsoft.com/office/word/2010/wordprocessingShape">
+                    <wps:wsp>
+                      <wps:cNvSpPr/>
+                      <wps:spPr>
+                        <a:xfrm>
+                          <a:off x="0" y="0"/>
+                          <a:ext cx="3504600" cy="720000"/>
+                        </a:xfrm>
+                        <a:prstGeom prst="flowChartProcess">
+                          <a:avLst/>
+                        </a:prstGeom>
+                        <a:solidFill>
+                          <a:srgbClr val="ffffff"/>
+                        </a:solidFill>
+                        <a:ln w="10800">
+                          <a:solidFill>
+                            <a:srgbClr val="000000"/>
+                          </a:solidFill>
+                          <a:round/>
+                        </a:ln>
+                      </wps:spPr>
+                      <wps:style>
+                        <a:lnRef idx="0"/>
+                        <a:fillRef idx="0"/>
+                        <a:effectRef idx="0"/>
+                        <a:fontRef idx="minor"/>
+                      </wps:style>
+                      <wps:txbx>
+                        <w:txbxContent>
+                          <w:p>
+                            <w:pPr>
+                              <w:tabs/>
+                              <w:overflowPunct w:val="false"/>
+                              <w:bidi w:val="0"/>
+                              <w:spacing w:before="0" w:after="0" w:lineRule="auto" w:line="240"/>
+                              <w:ind w:left="0" w:right="0" w:hanging="0"/>
+                              <w:jc w:val="center"/>
+                              <w:rPr/>
+                            </w:pPr>
+                            <w:r>
+                              <w:rPr>
+                                <w:sz w:val="24"/>
+                                <w:b w:val="false"/>
+                                <w:u w:val="none"/>
+                                <w:dstrike w:val="false"/>
+                                <w:strike w:val="false"/>
+                                <w:i w:val="false"/>
+                                <w:outline w:val="false"/>
+                                <w:shadow w:val="false"/>
+                                <w:kern w:val="2"/>
+                                <w:szCs w:val="24"/>
+                                <w:bCs w:val="false"/>
+                                <w:iCs w:val="false"/>
+                                <w:em w:val="none"/>
+                                <w:emboss w:val="false"/>
+                                <w:imprint w:val="false"/>
+                                <w:smallCaps w:val="false"/>
+                                <w:caps w:val="false"/>
+                                <w:rFonts w:cs="Mangal" w:ascii="Liberation Sans" w:hAnsi="Liberation Sans" w:eastAsia="Microsoft YaHei"/>
+                                <w:color w:val="auto"/>
+                                <w:lang w:val="en-GB"/>
+                              </w:rPr>
+                              <w:t>System Bus</w:t>
+                            </w:r>
+                          </w:p>
+                        </w:txbxContent>
+                      </wps:txbx>
+                      <wps:bodyPr lIns="90000" rIns="90000" tIns="45000" bIns="45000" anchor="ctr">
+                        <a:noAutofit/>
+                      </wps:bodyPr>
+                    </wps:wsp>
+                  </a:graphicData>
+                </a:graphic>
+              </wp:anchor>
+            </w:drawing>
+          </mc:Choice>
+          <mc:Fallback>
+            <w:pict>
+              <v:shape id="shape_0" ID="Process 6" fillcolor="white" stroked="t" o:allowincell="f" style="position:absolute;margin-left:87.6pt;margin-top:6.3pt;width:275.9pt;height:56.65pt;mso-wrap-style:none;v-text-anchor:middle" type="_x0000_t109">
+                <v:textbox>
+                  <w:txbxContent>
+                    <w:p>
+                      <w:pPr>
+                        <w:tabs/>
+                        <w:overflowPunct w:val="false"/>
+                        <w:bidi w:val="0"/>
+                        <w:spacing w:before="0" w:after="0" w:lineRule="auto" w:line="240"/>
+                        <w:ind w:left="0" w:right="0" w:hanging="0"/>
+                        <w:jc w:val="center"/>
+                        <w:rPr/>
+                      </w:pPr>
+                      <w:r>
+                        <w:rPr>
+                          <w:sz w:val="24"/>
+                          <w:b w:val="false"/>
+                          <w:u w:val="none"/>
+                          <w:dstrike w:val="false"/>
+                          <w:strike w:val="false"/>
+                          <w:i w:val="false"/>
+                          <w:outline w:val="false"/>
+                          <w:shadow w:val="false"/>
+                          <w:kern w:val="2"/>
+                          <w:szCs w:val="24"/>
+                          <w:bCs w:val="false"/>
+                          <w:iCs w:val="false"/>
+                          <w:em w:val="none"/>
+                          <w:emboss w:val="false"/>
+                          <w:imprint w:val="false"/>
+                          <w:smallCaps w:val="false"/>
+                          <w:caps w:val="false"/>
+                          <w:rFonts w:cs="Mangal" w:ascii="Liberation Sans" w:hAnsi="Liberation Sans" w:eastAsia="Microsoft YaHei"/>
+                          <w:color w:val="auto"/>
+                          <w:lang w:val="en-GB"/>
+                        </w:rPr>
+                        <w:t>System Bus</w:t>
+                      </w:r>
+                    </w:p>
+                  </w:txbxContent>
+                </v:textbox>
+                <v:fill o:detectmouseclick="t" type="solid" color2="black"/>
+                <v:stroke color="black" weight="10800" joinstyle="round" endcap="flat"/>
+                <w10:wrap type="none"/>
+              </v:shape>
+            </w:pict>
+          </mc:Fallback>
+        </mc:AlternateContent>
+      </w:r>
+    </w:p>
+    <w:p>
+      <w:pPr>
+        <w:pStyle w:val="Normal"/>
+        <w:bidi w:val="0"/>
+        <w:jc w:val="left"/>
+        <w:rPr>
+          <w:b w:val="false"/>
+          <w:bCs w:val="false"/>
+        </w:rPr>
+      </w:pPr>
+      <w:r>
+        <w:rPr>
+          <w:b w:val="false"/>
+          <w:bCs w:val="false"/>
+          <w:sz w:val="32"/>
+          <w:szCs w:val="24"/>
+        </w:rPr>
+      </w:r>
+    </w:p>
+    <w:p>
+      <w:pPr>
+        <w:pStyle w:val="Normal"/>
+        <w:bidi w:val="0"/>
+        <w:jc w:val="left"/>
+        <w:rPr>
+          <w:b w:val="false"/>
+          <w:bCs w:val="false"/>
+        </w:rPr>
+      </w:pPr>
+      <w:r>
+        <w:rPr>
+          <w:b w:val="false"/>
+          <w:bCs w:val="false"/>
+          <w:sz w:val="32"/>
+          <w:szCs w:val="24"/>
+        </w:rPr>
+      </w:r>
+    </w:p>
+    <w:p>
+      <w:pPr>
+        <w:pStyle w:val="Normal"/>
+        <w:bidi w:val="0"/>
+        <w:jc w:val="left"/>
+        <w:rPr>
+          <w:b w:val="false"/>
+          <w:bCs w:val="false"/>
+        </w:rPr>
+      </w:pPr>
+      <w:r>
+        <w:rPr>
+          <w:b w:val="false"/>
+          <w:bCs w:val="false"/>
+          <w:sz w:val="32"/>
+          <w:szCs w:val="24"/>
+        </w:rPr>
+        <mc:AlternateContent>
+          <mc:Choice Requires="wps">
+            <w:drawing>
+              <wp:anchor behindDoc="0" distT="0" distB="0" distL="0" distR="0" simplePos="0" locked="0" layoutInCell="0" allowOverlap="1" relativeHeight="16">
+                <wp:simplePos x="0" y="0"/>
+                <wp:positionH relativeFrom="column">
+                  <wp:posOffset>2697480</wp:posOffset>
+                </wp:positionH>
+                <wp:positionV relativeFrom="paragraph">
+                  <wp:posOffset>55245</wp:posOffset>
+                </wp:positionV>
+                <wp:extent cx="1080135" cy="635"/>
+                <wp:effectExtent l="0" t="225425" r="0" b="219710"/>
+                <wp:wrapNone/>
+                <wp:docPr id="15" name="Connector 6"/>
+                <a:graphic xmlns:a="http://schemas.openxmlformats.org/drawingml/2006/main">
+                  <a:graphicData uri="http://schemas.microsoft.com/office/word/2010/wordprocessingShape">
+                    <wps:wsp>
+                      <wps:cNvCnPr/>
+                      <wps:spPr>
+                        <a:xfrm rot="5400000">
+                          <a:off x="0" y="0"/>
+                          <a:ext cx="441360" cy="168120"/>
+                        </a:xfrm>
+                        <a:prstGeom prst="bentConnector3">
+                          <a:avLst>
+                            <a:gd name="adj1" fmla="val 60979"/>
+                          </a:avLst>
+                        </a:prstGeom>
+                        <a:ln w="10800">
+                          <a:solidFill>
+                            <a:srgbClr val="000000"/>
+                          </a:solidFill>
+                          <a:round/>
+                          <a:tailEnd len="med" type="triangle" w="med"/>
+                        </a:ln>
+                      </wps:spPr>
+                      <wps:bodyPr/>
+                    </wps:wsp>
+                  </a:graphicData>
+                </a:graphic>
+              </wp:anchor>
+            </w:drawing>
+          </mc:Choice>
+          <mc:Fallback>
+            <w:pict>
+              <v:shape id="shape_0" ID="Connector 6" stroked="t" o:allowincell="f" style="position:absolute;margin-left:212.45pt;margin-top:4.35pt;width:13.15pt;height:34.7pt;rotation:90" type="_x0000_t34">
+                <v:stroke color="black" weight="10800" endarrow="block" endarrowwidth="medium" endarrowlength="medium" joinstyle="round" endcap="flat"/>
+                <v:fill o:detectmouseclick="t" on="false"/>
+                <w10:wrap type="none"/>
+              </v:shape>
+            </w:pict>
+          </mc:Fallback>
+        </mc:AlternateContent>
+      </w:r>
+    </w:p>
+    <w:p>
+      <w:pPr>
+        <w:pStyle w:val="Normal"/>
+        <w:bidi w:val="0"/>
+        <w:jc w:val="left"/>
+        <w:rPr>
+          <w:b w:val="false"/>
+          <w:bCs w:val="false"/>
+        </w:rPr>
+      </w:pPr>
+      <w:r>
+        <w:rPr>
+          <w:b w:val="false"/>
+          <w:bCs w:val="false"/>
+          <w:sz w:val="32"/>
+          <w:szCs w:val="24"/>
+        </w:rPr>
+      </w:r>
+    </w:p>
+    <w:p>
+      <w:pPr>
+        <w:pStyle w:val="Normal"/>
+        <w:bidi w:val="0"/>
+        <w:jc w:val="left"/>
+        <w:rPr>
+          <w:b w:val="false"/>
+          <w:bCs w:val="false"/>
+          <w:sz w:val="32"/>
+          <w:szCs w:val="24"/>
+        </w:rPr>
+      </w:pPr>
+      <w:r>
+        <w:rPr>
+          <w:b w:val="false"/>
+          <w:bCs w:val="false"/>
+          <w:sz w:val="32"/>
+          <w:szCs w:val="24"/>
+        </w:rPr>
+        <w:t xml:space="preserve">                                                        </w:t>
+      </w:r>
+      <w:r>
+        <w:rPr>
+          <w:b w:val="false"/>
+          <w:bCs w:val="false"/>
+          <w:sz w:val="32"/>
+          <w:szCs w:val="24"/>
+        </w:rPr>
+        <w:t>I/O</w:t>
+      </w:r>
+    </w:p>
+    <w:p>
+      <w:pPr>
+        <w:pStyle w:val="Normal"/>
+        <w:bidi w:val="0"/>
+        <w:jc w:val="left"/>
+        <w:rPr>
+          <w:b w:val="false"/>
+          <w:bCs w:val="false"/>
+          <w:sz w:val="32"/>
+          <w:szCs w:val="24"/>
+        </w:rPr>
+      </w:pPr>
+      <w:r>
+        <w:rPr>
+          <w:b w:val="false"/>
+          <w:bCs w:val="false"/>
+          <w:sz w:val="32"/>
+          <w:szCs w:val="24"/>
+        </w:rPr>
+        <w:t>Explainations of each part: google it and write later.</w:t>
+      </w:r>
+    </w:p>
+    <w:p>
+      <w:pPr>
+        <w:pStyle w:val="Normal"/>
+        <w:bidi w:val="0"/>
+        <w:jc w:val="left"/>
+        <w:rPr>
+          <w:b w:val="false"/>
+          <w:bCs w:val="false"/>
+          <w:sz w:val="32"/>
+          <w:szCs w:val="24"/>
+        </w:rPr>
+      </w:pPr>
+      <w:r>
+        <w:rPr>
+          <w:b w:val="false"/>
+          <w:bCs w:val="false"/>
+          <w:sz w:val="32"/>
+          <w:szCs w:val="24"/>
+        </w:rPr>
+      </w:r>
+    </w:p>
+    <w:p>
+      <w:pPr>
+        <w:pStyle w:val="Normal"/>
+        <w:bidi w:val="0"/>
+        <w:jc w:val="left"/>
+        <w:rPr>
+          <w:b/>
+          <w:bCs/>
+          <w:sz w:val="32"/>
+          <w:szCs w:val="24"/>
+        </w:rPr>
+      </w:pPr>
+      <w:r>
+        <w:rPr>
+          <w:b/>
+          <w:bCs/>
+          <w:sz w:val="32"/>
+          <w:szCs w:val="24"/>
+        </w:rPr>
+        <w:t>Raster scan Display system:</w:t>
+      </w:r>
+    </w:p>
+    <w:p>
+      <w:pPr>
+        <w:pStyle w:val="Normal"/>
+        <w:bidi w:val="0"/>
+        <w:jc w:val="left"/>
+        <w:rPr>
+          <w:b w:val="false"/>
+          <w:bCs w:val="false"/>
+          <w:sz w:val="32"/>
+          <w:szCs w:val="24"/>
+        </w:rPr>
+      </w:pPr>
+      <w:r>
+        <w:rPr>
+          <w:b w:val="false"/>
+          <w:bCs w:val="false"/>
+          <w:sz w:val="32"/>
+          <w:szCs w:val="24"/>
+        </w:rPr>
+        <w:t>Advantages:</w:t>
+      </w:r>
+    </w:p>
+    <w:p>
+      <w:pPr>
+        <w:pStyle w:val="Normal"/>
+        <w:bidi w:val="0"/>
+        <w:jc w:val="left"/>
+        <w:rPr>
+          <w:b w:val="false"/>
+          <w:bCs w:val="false"/>
+          <w:sz w:val="32"/>
+          <w:szCs w:val="24"/>
+        </w:rPr>
+      </w:pPr>
+      <w:r>
+        <w:rPr>
+          <w:b w:val="false"/>
+          <w:bCs w:val="false"/>
+          <w:sz w:val="32"/>
+          <w:szCs w:val="24"/>
+        </w:rPr>
+        <w:t>1. It has ability to fill areas with solid colors or patterns</w:t>
+      </w:r>
+    </w:p>
+    <w:p>
+      <w:pPr>
+        <w:pStyle w:val="Normal"/>
+        <w:bidi w:val="0"/>
+        <w:jc w:val="left"/>
+        <w:rPr>
+          <w:b w:val="false"/>
+          <w:bCs w:val="false"/>
+          <w:sz w:val="32"/>
+          <w:szCs w:val="24"/>
+        </w:rPr>
+      </w:pPr>
+      <w:r>
+        <w:rPr>
+          <w:b w:val="false"/>
+          <w:bCs w:val="false"/>
+          <w:sz w:val="32"/>
+          <w:szCs w:val="24"/>
+        </w:rPr>
+        <w:t>2. The time required for refreshing is independent of image complexity.</w:t>
+      </w:r>
+    </w:p>
+    <w:p>
+      <w:pPr>
+        <w:pStyle w:val="Normal"/>
+        <w:bidi w:val="0"/>
+        <w:jc w:val="left"/>
+        <w:rPr>
+          <w:b w:val="false"/>
+          <w:bCs w:val="false"/>
+          <w:sz w:val="32"/>
+          <w:szCs w:val="24"/>
+        </w:rPr>
+      </w:pPr>
+      <w:r>
+        <w:rPr>
+          <w:b w:val="false"/>
+          <w:bCs w:val="false"/>
+          <w:sz w:val="32"/>
+          <w:szCs w:val="24"/>
+        </w:rPr>
+        <w:t>3. Cheaper.</w:t>
+      </w:r>
+    </w:p>
+    <w:p>
+      <w:pPr>
+        <w:pStyle w:val="Normal"/>
+        <w:bidi w:val="0"/>
+        <w:jc w:val="left"/>
+        <w:rPr>
+          <w:b w:val="false"/>
+          <w:bCs w:val="false"/>
+          <w:sz w:val="32"/>
+          <w:szCs w:val="24"/>
+        </w:rPr>
+      </w:pPr>
+      <w:r>
+        <w:rPr>
+          <w:b w:val="false"/>
+          <w:bCs w:val="false"/>
+          <w:sz w:val="32"/>
+          <w:szCs w:val="24"/>
+        </w:rPr>
+        <w:t>Disadvantages:</w:t>
+      </w:r>
+    </w:p>
+    <w:p>
+      <w:pPr>
+        <w:pStyle w:val="Normal"/>
+        <w:bidi w:val="0"/>
+        <w:jc w:val="left"/>
+        <w:rPr>
+          <w:b w:val="false"/>
+          <w:bCs w:val="false"/>
+          <w:sz w:val="32"/>
+          <w:szCs w:val="24"/>
+        </w:rPr>
+      </w:pPr>
+      <w:r>
+        <w:rPr>
+          <w:b w:val="false"/>
+          <w:bCs w:val="false"/>
+          <w:sz w:val="32"/>
+          <w:szCs w:val="24"/>
+        </w:rPr>
+        <w:t>1. Poor resolution</w:t>
+      </w:r>
+    </w:p>
+    <w:p>
+      <w:pPr>
+        <w:pStyle w:val="Normal"/>
+        <w:bidi w:val="0"/>
+        <w:jc w:val="left"/>
+        <w:rPr>
+          <w:b w:val="false"/>
+          <w:bCs w:val="false"/>
+          <w:sz w:val="32"/>
+          <w:szCs w:val="24"/>
+        </w:rPr>
+      </w:pPr>
+      <w:r>
+        <w:rPr>
+          <w:b w:val="false"/>
+          <w:bCs w:val="false"/>
+          <w:sz w:val="32"/>
+          <w:szCs w:val="24"/>
+        </w:rPr>
+        <w:t>2. Not suitable for realtime dynamics/ not suitable for vector graphics.</w:t>
+      </w:r>
+    </w:p>
+    <w:p>
+      <w:pPr>
+        <w:pStyle w:val="Normal"/>
+        <w:bidi w:val="0"/>
+        <w:jc w:val="left"/>
+        <w:rPr>
+          <w:b/>
+          <w:bCs/>
+          <w:sz w:val="32"/>
+          <w:szCs w:val="24"/>
+        </w:rPr>
+      </w:pPr>
+      <w:r>
+        <w:rPr>
+          <w:b/>
+          <w:bCs/>
+          <w:sz w:val="32"/>
+          <w:szCs w:val="24"/>
+        </w:rPr>
+        <w:t>Video Controller:</w:t>
+      </w:r>
+    </w:p>
+    <w:p>
+      <w:pPr>
+        <w:pStyle w:val="Normal"/>
+        <w:bidi w:val="0"/>
+        <w:jc w:val="left"/>
+        <w:rPr>
+          <w:b/>
+          <w:bCs/>
+          <w:sz w:val="32"/>
+          <w:szCs w:val="24"/>
+        </w:rPr>
+      </w:pPr>
+      <w:r>
+        <w:rPr>
+          <w:b/>
+          <w:bCs/>
+          <w:sz w:val="32"/>
+          <w:szCs w:val="24"/>
+        </w:rPr>
+      </w:r>
+    </w:p>
+    <w:p>
+      <w:pPr>
+        <w:pStyle w:val="Normal"/>
+        <w:bidi w:val="0"/>
+        <w:jc w:val="left"/>
+        <w:rPr>
+          <w:b/>
+          <w:bCs/>
+          <w:sz w:val="32"/>
+          <w:szCs w:val="24"/>
+        </w:rPr>
+      </w:pPr>
+      <w:r>
+        <w:rPr>
+          <w:b/>
+          <w:bCs/>
+          <w:sz w:val="32"/>
+          <w:szCs w:val="24"/>
+        </w:rPr>
+      </w:r>
+    </w:p>
+    <w:p>
+      <w:pPr>
+        <w:pStyle w:val="Normal"/>
+        <w:bidi w:val="0"/>
+        <w:jc w:val="left"/>
+        <w:rPr>
+          <w:b/>
+          <w:bCs/>
+          <w:sz w:val="32"/>
+          <w:szCs w:val="24"/>
+        </w:rPr>
+      </w:pPr>
+      <w:r>
+        <w:rPr>
+          <w:b/>
+          <w:bCs/>
+          <w:sz w:val="32"/>
+          <w:szCs w:val="24"/>
+        </w:rPr>
+        <mc:AlternateContent>
+          <mc:Choice Requires="wps">
+            <w:drawing>
+              <wp:anchor behindDoc="0" distT="0" distB="0" distL="0" distR="0" simplePos="0" locked="0" layoutInCell="0" allowOverlap="1" relativeHeight="17">
+                <wp:simplePos x="0" y="0"/>
+                <wp:positionH relativeFrom="column">
+                  <wp:posOffset>1491615</wp:posOffset>
+                </wp:positionH>
+                <wp:positionV relativeFrom="paragraph">
+                  <wp:posOffset>33020</wp:posOffset>
+                </wp:positionV>
+                <wp:extent cx="2604770" cy="720090"/>
+                <wp:effectExtent l="5715" t="5715" r="6350" b="6350"/>
+                <wp:wrapNone/>
+                <wp:docPr id="16" name="Process 7"/>
+                <a:graphic xmlns:a="http://schemas.openxmlformats.org/drawingml/2006/main">
+                  <a:graphicData uri="http://schemas.microsoft.com/office/word/2010/wordprocessingShape">
+                    <wps:wsp>
+                      <wps:cNvSpPr/>
+                      <wps:spPr>
+                        <a:xfrm>
+                          <a:off x="0" y="0"/>
+                          <a:ext cx="2604600" cy="720000"/>
+                        </a:xfrm>
+                        <a:prstGeom prst="flowChartProcess">
+                          <a:avLst/>
+                        </a:prstGeom>
+                        <a:solidFill>
+                          <a:srgbClr val="ffffff"/>
+                        </a:solidFill>
+                        <a:ln w="10800">
+                          <a:solidFill>
+                            <a:srgbClr val="000000"/>
+                          </a:solidFill>
+                          <a:round/>
+                        </a:ln>
+                      </wps:spPr>
+                      <wps:style>
+                        <a:lnRef idx="0"/>
+                        <a:fillRef idx="0"/>
+                        <a:effectRef idx="0"/>
+                        <a:fontRef idx="minor"/>
+                      </wps:style>
+                      <wps:txbx>
+                        <w:txbxContent>
+                          <w:p>
+                            <w:pPr>
+                              <w:tabs/>
+                              <w:overflowPunct w:val="false"/>
+                              <w:bidi w:val="0"/>
+                              <w:spacing w:before="0" w:after="0" w:lineRule="auto" w:line="240"/>
+                              <w:ind w:left="0" w:right="0" w:hanging="0"/>
+                              <w:jc w:val="center"/>
+                              <w:rPr/>
+                            </w:pPr>
+                            <w:r>
+                              <w:rPr>
+                                <w:sz w:val="24"/>
+                                <w:b w:val="false"/>
+                                <w:u w:val="none"/>
+                                <w:dstrike w:val="false"/>
+                                <w:strike w:val="false"/>
+                                <w:i w:val="false"/>
+                                <w:outline w:val="false"/>
+                                <w:shadow w:val="false"/>
+                                <w:kern w:val="2"/>
+                                <w:szCs w:val="24"/>
+                                <w:bCs w:val="false"/>
+                                <w:iCs w:val="false"/>
+                                <w:em w:val="none"/>
+                                <w:emboss w:val="false"/>
+                                <w:imprint w:val="false"/>
+                                <w:smallCaps w:val="false"/>
+                                <w:caps w:val="false"/>
+                                <w:rFonts w:cs="Mangal" w:ascii="Liberation Sans" w:hAnsi="Liberation Sans" w:eastAsia="Microsoft YaHei"/>
+                                <w:color w:val="auto"/>
+                                <w:lang w:val="en-GB"/>
+                              </w:rPr>
+                              <w:t>Raster scan Controller</w:t>
+                            </w:r>
+                          </w:p>
+                        </w:txbxContent>
+                      </wps:txbx>
+                      <wps:bodyPr lIns="90000" rIns="90000" tIns="45000" bIns="45000" anchor="ctr">
+                        <a:noAutofit/>
+                      </wps:bodyPr>
+                    </wps:wsp>
+                  </a:graphicData>
+                </a:graphic>
+              </wp:anchor>
+            </w:drawing>
+          </mc:Choice>
+          <mc:Fallback>
+            <w:pict>
+              <v:shape id="shape_0" ID="Process 7" fillcolor="white" stroked="t" o:allowincell="f" style="position:absolute;margin-left:117.45pt;margin-top:2.6pt;width:205.05pt;height:56.65pt;mso-wrap-style:none;v-text-anchor:middle" type="_x0000_t109">
+                <v:textbox>
+                  <w:txbxContent>
+                    <w:p>
+                      <w:pPr>
+                        <w:tabs/>
+                        <w:overflowPunct w:val="false"/>
+                        <w:bidi w:val="0"/>
+                        <w:spacing w:before="0" w:after="0" w:lineRule="auto" w:line="240"/>
+                        <w:ind w:left="0" w:right="0" w:hanging="0"/>
+                        <w:jc w:val="center"/>
+                        <w:rPr/>
+                      </w:pPr>
+                      <w:r>
+                        <w:rPr>
+                          <w:sz w:val="24"/>
+                          <w:b w:val="false"/>
+                          <w:u w:val="none"/>
+                          <w:dstrike w:val="false"/>
+                          <w:strike w:val="false"/>
+                          <w:i w:val="false"/>
+                          <w:outline w:val="false"/>
+                          <w:shadow w:val="false"/>
+                          <w:kern w:val="2"/>
+                          <w:szCs w:val="24"/>
+                          <w:bCs w:val="false"/>
+                          <w:iCs w:val="false"/>
+                          <w:em w:val="none"/>
+                          <w:emboss w:val="false"/>
+                          <w:imprint w:val="false"/>
+                          <w:smallCaps w:val="false"/>
+                          <w:caps w:val="false"/>
+                          <w:rFonts w:cs="Mangal" w:ascii="Liberation Sans" w:hAnsi="Liberation Sans" w:eastAsia="Microsoft YaHei"/>
+                          <w:color w:val="auto"/>
+                          <w:lang w:val="en-GB"/>
+                        </w:rPr>
+                        <w:t>Raster scan Controller</w:t>
+                      </w:r>
+                    </w:p>
+                  </w:txbxContent>
+                </v:textbox>
+                <v:fill o:detectmouseclick="t" type="solid" color2="black"/>
+                <v:stroke color="black" weight="10800" joinstyle="round" endcap="flat"/>
+                <w10:wrap type="none"/>
+              </v:shape>
+            </w:pict>
+          </mc:Fallback>
+        </mc:AlternateContent>
+      </w:r>
+    </w:p>
+    <w:p>
+      <w:pPr>
+        <w:pStyle w:val="Normal"/>
+        <w:bidi w:val="0"/>
+        <w:jc w:val="left"/>
+        <w:rPr>
+          <w:b/>
+          <w:bCs/>
+          <w:sz w:val="32"/>
+          <w:szCs w:val="24"/>
+        </w:rPr>
+      </w:pPr>
+      <w:r>
+        <w:rPr>
+          <w:b/>
+          <w:bCs/>
+          <w:sz w:val="32"/>
+          <w:szCs w:val="24"/>
+        </w:rPr>
+        <mc:AlternateContent>
+          <mc:Choice Requires="wps">
+            <w:drawing>
+              <wp:anchor behindDoc="0" distT="0" distB="0" distL="0" distR="0" simplePos="0" locked="0" layoutInCell="0" allowOverlap="1" relativeHeight="30">
+                <wp:simplePos x="0" y="0"/>
+                <wp:positionH relativeFrom="column">
+                  <wp:posOffset>4096385</wp:posOffset>
+                </wp:positionH>
+                <wp:positionV relativeFrom="paragraph">
+                  <wp:posOffset>144780</wp:posOffset>
+                </wp:positionV>
+                <wp:extent cx="1080135" cy="635"/>
+                <wp:effectExtent l="101600" t="43815" r="95885" b="63500"/>
+                <wp:wrapNone/>
+                <wp:docPr id="17" name="Connector 14"/>
+                <a:graphic xmlns:a="http://schemas.openxmlformats.org/drawingml/2006/main">
+                  <a:graphicData uri="http://schemas.microsoft.com/office/word/2010/wordprocessingShape">
+                    <wps:wsp>
+                      <wps:cNvCnPr/>
+                      <wps:spPr>
+                        <a:xfrm>
+                          <a:off x="0" y="0"/>
+                          <a:ext cx="1272960" cy="20160"/>
+                        </a:xfrm>
+                        <a:prstGeom prst="bentConnector3">
+                          <a:avLst>
+                            <a:gd name="adj1" fmla="val 53776"/>
+                          </a:avLst>
+                        </a:prstGeom>
+                        <a:ln w="10800">
+                          <a:solidFill>
+                            <a:srgbClr val="000000"/>
+                          </a:solidFill>
+                          <a:round/>
+                          <a:tailEnd len="med" type="triangle" w="med"/>
+                        </a:ln>
+                      </wps:spPr>
+                      <wps:bodyPr/>
+                    </wps:wsp>
+                  </a:graphicData>
+                </a:graphic>
+              </wp:anchor>
+            </w:drawing>
+          </mc:Choice>
+          <mc:Fallback>
+            <w:pict>
+              <v:shape id="shape_0" ID="Connector 14" stroked="t" o:allowincell="f" style="position:absolute;margin-left:322.55pt;margin-top:11.4pt;width:100.2pt;height:1.55pt" type="_x0000_t34">
+                <v:stroke color="black" weight="10800" endarrow="block" endarrowwidth="medium" endarrowlength="medium" joinstyle="round" endcap="flat"/>
+                <v:fill o:detectmouseclick="t" on="false"/>
+                <w10:wrap type="none"/>
+              </v:shape>
+            </w:pict>
+          </mc:Fallback>
+        </mc:AlternateContent>
+      </w:r>
+    </w:p>
+    <w:p>
+      <w:pPr>
+        <w:pStyle w:val="Normal"/>
+        <w:bidi w:val="0"/>
+        <w:jc w:val="left"/>
+        <w:rPr>
+          <w:b/>
+          <w:bCs/>
+          <w:sz w:val="32"/>
+          <w:szCs w:val="24"/>
+        </w:rPr>
+      </w:pPr>
+      <w:r>
+        <w:rPr>
+          <w:b/>
+          <w:bCs/>
+          <w:sz w:val="32"/>
+          <w:szCs w:val="24"/>
+        </w:rPr>
+      </w:r>
+    </w:p>
+    <w:p>
+      <w:pPr>
+        <w:pStyle w:val="Normal"/>
+        <w:bidi w:val="0"/>
+        <w:jc w:val="left"/>
+        <w:rPr>
+          <w:b/>
+          <w:bCs/>
+          <w:sz w:val="32"/>
+          <w:szCs w:val="24"/>
+        </w:rPr>
+      </w:pPr>
+      <w:r>
+        <w:rPr>
+          <w:b/>
+          <w:bCs/>
+          <w:sz w:val="32"/>
+          <w:szCs w:val="24"/>
+        </w:rPr>
+        <mc:AlternateContent>
+          <mc:Choice Requires="wps">
+            <w:drawing>
+              <wp:anchor behindDoc="0" distT="0" distB="0" distL="0" distR="0" simplePos="0" locked="0" layoutInCell="0" allowOverlap="1" relativeHeight="23">
+                <wp:simplePos x="0" y="0"/>
+                <wp:positionH relativeFrom="column">
+                  <wp:posOffset>2794000</wp:posOffset>
+                </wp:positionH>
+                <wp:positionV relativeFrom="paragraph">
+                  <wp:posOffset>8255</wp:posOffset>
+                </wp:positionV>
+                <wp:extent cx="1080135" cy="635"/>
+                <wp:effectExtent l="0" t="218440" r="0" b="212725"/>
+                <wp:wrapNone/>
+                <wp:docPr id="18" name="Connector 7"/>
+                <a:graphic xmlns:a="http://schemas.openxmlformats.org/drawingml/2006/main">
+                  <a:graphicData uri="http://schemas.microsoft.com/office/word/2010/wordprocessingShape">
+                    <wps:wsp>
+                      <wps:cNvCnPr/>
+                      <wps:spPr>
+                        <a:xfrm flipH="1" rot="16200000">
+                          <a:off x="0" y="0"/>
+                          <a:ext cx="426960" cy="780120"/>
+                        </a:xfrm>
+                        <a:prstGeom prst="bentConnector3">
+                          <a:avLst>
+                            <a:gd name="adj1" fmla="val 50126"/>
+                          </a:avLst>
+                        </a:prstGeom>
+                        <a:ln w="10800">
+                          <a:solidFill>
+                            <a:srgbClr val="000000"/>
+                          </a:solidFill>
+                          <a:round/>
+                          <a:tailEnd len="med" type="triangle" w="med"/>
+                        </a:ln>
+                      </wps:spPr>
+                      <wps:bodyPr/>
+                    </wps:wsp>
+                  </a:graphicData>
+                </a:graphic>
+              </wp:anchor>
+            </w:drawing>
+          </mc:Choice>
+          <mc:Fallback>
+            <w:pict>
+              <v:shape id="shape_0" ID="Connector 7" stroked="t" o:allowincell="f" style="position:absolute;margin-left:220pt;margin-top:0.65pt;width:61.4pt;height:33.55pt;flip:x;rotation:90" type="_x0000_t34">
+                <v:stroke color="black" weight="10800" endarrow="block" endarrowwidth="medium" endarrowlength="medium" joinstyle="round" endcap="flat"/>
+                <v:fill o:detectmouseclick="t" on="false"/>
+                <w10:wrap type="none"/>
+              </v:shape>
+            </w:pict>
+          </mc:Fallback>
+        </mc:AlternateContent>
+        <mc:AlternateContent>
+          <mc:Choice Requires="wps">
+            <w:drawing>
+              <wp:anchor behindDoc="0" distT="0" distB="0" distL="0" distR="0" simplePos="0" locked="0" layoutInCell="0" allowOverlap="1" relativeHeight="27">
+                <wp:simplePos x="0" y="0"/>
+                <wp:positionH relativeFrom="column">
+                  <wp:posOffset>2002790</wp:posOffset>
+                </wp:positionH>
+                <wp:positionV relativeFrom="paragraph">
+                  <wp:posOffset>8255</wp:posOffset>
+                </wp:positionV>
+                <wp:extent cx="1080135" cy="635"/>
+                <wp:effectExtent l="0" t="214630" r="0" b="208915"/>
+                <wp:wrapNone/>
+                <wp:docPr id="19" name="Connector 11"/>
+                <a:graphic xmlns:a="http://schemas.openxmlformats.org/drawingml/2006/main">
+                  <a:graphicData uri="http://schemas.microsoft.com/office/word/2010/wordprocessingShape">
+                    <wps:wsp>
+                      <wps:cNvCnPr/>
+                      <wps:spPr>
+                        <a:xfrm rot="5400000">
+                          <a:off x="0" y="0"/>
+                          <a:ext cx="418680" cy="791640"/>
+                        </a:xfrm>
+                        <a:prstGeom prst="bentConnector3">
+                          <a:avLst>
+                            <a:gd name="adj1" fmla="val 50086"/>
+                          </a:avLst>
+                        </a:prstGeom>
+                        <a:ln w="10800">
+                          <a:solidFill>
+                            <a:srgbClr val="000000"/>
+                          </a:solidFill>
+                          <a:round/>
+                          <a:tailEnd len="med" type="triangle" w="med"/>
+                        </a:ln>
+                      </wps:spPr>
+                      <wps:bodyPr/>
+                    </wps:wsp>
+                  </a:graphicData>
+                </a:graphic>
+              </wp:anchor>
+            </w:drawing>
+          </mc:Choice>
+          <mc:Fallback>
+            <w:pict>
+              <v:shape id="shape_0" ID="Connector 11" stroked="t" o:allowincell="f" style="position:absolute;margin-left:157.75pt;margin-top:0.65pt;width:62.25pt;height:32.9pt;rotation:90" type="_x0000_t34">
+                <v:stroke color="black" weight="10800" endarrow="block" endarrowwidth="medium" endarrowlength="medium" joinstyle="round" endcap="flat"/>
+                <v:fill o:detectmouseclick="t" on="false"/>
+                <w10:wrap type="none"/>
+              </v:shape>
+            </w:pict>
+          </mc:Fallback>
+        </mc:AlternateContent>
+      </w:r>
+    </w:p>
+    <w:p>
+      <w:pPr>
+        <w:pStyle w:val="Normal"/>
+        <w:bidi w:val="0"/>
+        <w:jc w:val="left"/>
+        <w:rPr>
+          <w:b/>
+          <w:bCs/>
+          <w:sz w:val="32"/>
+          <w:szCs w:val="24"/>
+        </w:rPr>
+      </w:pPr>
+      <w:r>
+        <w:rPr>
+          <w:b/>
+          <w:bCs/>
+          <w:sz w:val="32"/>
+          <w:szCs w:val="24"/>
+        </w:rPr>
+        <mc:AlternateContent>
+          <mc:Choice Requires="wps">
+            <w:drawing>
+              <wp:anchor behindDoc="0" distT="0" distB="0" distL="0" distR="0" simplePos="0" locked="0" layoutInCell="0" allowOverlap="1" relativeHeight="18">
+                <wp:simplePos x="0" y="0"/>
+                <wp:positionH relativeFrom="column">
+                  <wp:posOffset>1462405</wp:posOffset>
+                </wp:positionH>
+                <wp:positionV relativeFrom="paragraph">
+                  <wp:posOffset>178435</wp:posOffset>
+                </wp:positionV>
+                <wp:extent cx="1080135" cy="720090"/>
+                <wp:effectExtent l="6350" t="5715" r="5715" b="6350"/>
+                <wp:wrapNone/>
+                <wp:docPr id="20" name="Process 8"/>
+                <a:graphic xmlns:a="http://schemas.openxmlformats.org/drawingml/2006/main">
+                  <a:graphicData uri="http://schemas.microsoft.com/office/word/2010/wordprocessingShape">
+                    <wps:wsp>
+                      <wps:cNvSpPr/>
+                      <wps:spPr>
+                        <a:xfrm>
+                          <a:off x="0" y="0"/>
+                          <a:ext cx="1080000" cy="720000"/>
+                        </a:xfrm>
+                        <a:prstGeom prst="flowChartProcess">
+                          <a:avLst/>
+                        </a:prstGeom>
+                        <a:solidFill>
+                          <a:srgbClr val="ffffff"/>
+                        </a:solidFill>
+                        <a:ln w="10800">
+                          <a:solidFill>
+                            <a:srgbClr val="000000"/>
+                          </a:solidFill>
+                          <a:round/>
+                        </a:ln>
+                      </wps:spPr>
+                      <wps:style>
+                        <a:lnRef idx="0"/>
+                        <a:fillRef idx="0"/>
+                        <a:effectRef idx="0"/>
+                        <a:fontRef idx="minor"/>
+                      </wps:style>
+                      <wps:txbx>
+                        <w:txbxContent>
+                          <w:p>
+                            <w:pPr>
+                              <w:tabs/>
+                              <w:overflowPunct w:val="false"/>
+                              <w:bidi w:val="0"/>
+                              <w:spacing w:before="0" w:after="0" w:lineRule="auto" w:line="240"/>
+                              <w:ind w:left="0" w:right="0" w:hanging="0"/>
+                              <w:jc w:val="center"/>
+                              <w:rPr/>
+                            </w:pPr>
+                            <w:r>
+                              <w:rPr>
+                                <w:sz w:val="24"/>
+                                <w:b w:val="false"/>
+                                <w:u w:val="none"/>
+                                <w:dstrike w:val="false"/>
+                                <w:strike w:val="false"/>
+                                <w:i w:val="false"/>
+                                <w:outline w:val="false"/>
+                                <w:shadow w:val="false"/>
+                                <w:kern w:val="2"/>
+                                <w:szCs w:val="24"/>
+                                <w:bCs w:val="false"/>
+                                <w:iCs w:val="false"/>
+                                <w:em w:val="none"/>
+                                <w:emboss w:val="false"/>
+                                <w:imprint w:val="false"/>
+                                <w:smallCaps w:val="false"/>
+                                <w:caps w:val="false"/>
+                                <w:rFonts w:cs="Mangal" w:ascii="Liberation Sans" w:hAnsi="Liberation Sans" w:eastAsia="Microsoft YaHei"/>
+                                <w:color w:val="auto"/>
+                                <w:lang w:val="en-GB"/>
+                              </w:rPr>
+                              <w:t>X</w:t>
+                            </w:r>
+                          </w:p>
+                          <w:p>
+                            <w:pPr>
+                              <w:tabs/>
+                              <w:overflowPunct w:val="false"/>
+                              <w:bidi w:val="0"/>
+                              <w:spacing w:before="0" w:after="0" w:lineRule="auto" w:line="240"/>
+                              <w:ind w:left="0" w:right="0" w:hanging="0"/>
+                              <w:jc w:val="center"/>
+                              <w:rPr/>
+                            </w:pPr>
+                            <w:r>
+                              <w:rPr>
+                                <w:smallCaps w:val="false"/>
+                                <w:caps w:val="false"/>
+                                <w:emboss w:val="false"/>
+                                <w:imprint w:val="false"/>
+                                <w:em w:val="none"/>
+                                <w:iCs w:val="false"/>
+                                <w:bCs w:val="false"/>
+                                <w:szCs w:val="24"/>
+                                <w:kern w:val="2"/>
+                                <w:shadow w:val="false"/>
+                                <w:outline w:val="false"/>
+                                <w:i w:val="false"/>
+                                <w:dstrike w:val="false"/>
+                                <w:strike w:val="false"/>
+                                <w:u w:val="none"/>
+                                <w:b w:val="false"/>
+                                <w:sz w:val="24"/>
+                                <w:rFonts w:eastAsia="Microsoft YaHei" w:cs="Mangal" w:ascii="Liberation Sans" w:hAnsi="Liberation Sans"/>
+                                <w:color w:val="auto"/>
+                                <w:lang w:val="en-GB"/>
+                              </w:rPr>
+                              <w:t>Register</w:t>
+                            </w:r>
+                          </w:p>
+                        </w:txbxContent>
+                      </wps:txbx>
+                      <wps:bodyPr lIns="90000" rIns="90000" tIns="45000" bIns="45000" anchor="ctr">
+                        <a:noAutofit/>
+                      </wps:bodyPr>
+                    </wps:wsp>
+                  </a:graphicData>
+                </a:graphic>
+              </wp:anchor>
+            </w:drawing>
+          </mc:Choice>
+          <mc:Fallback>
+            <w:pict>
+              <v:shape id="shape_0" ID="Process 8" fillcolor="white" stroked="t" o:allowincell="f" style="position:absolute;margin-left:115.15pt;margin-top:14.05pt;width:85pt;height:56.65pt;mso-wrap-style:none;v-text-anchor:middle" type="_x0000_t109">
+                <v:textbox>
+                  <w:txbxContent>
+                    <w:p>
+                      <w:pPr>
+                        <w:tabs/>
+                        <w:overflowPunct w:val="false"/>
+                        <w:bidi w:val="0"/>
+                        <w:spacing w:before="0" w:after="0" w:lineRule="auto" w:line="240"/>
+                        <w:ind w:left="0" w:right="0" w:hanging="0"/>
+                        <w:jc w:val="center"/>
+                        <w:rPr/>
+                      </w:pPr>
+                      <w:r>
+                        <w:rPr>
+                          <w:sz w:val="24"/>
+                          <w:b w:val="false"/>
+                          <w:u w:val="none"/>
+                          <w:dstrike w:val="false"/>
+                          <w:strike w:val="false"/>
+                          <w:i w:val="false"/>
+                          <w:outline w:val="false"/>
+                          <w:shadow w:val="false"/>
+                          <w:kern w:val="2"/>
+                          <w:szCs w:val="24"/>
+                          <w:bCs w:val="false"/>
+                          <w:iCs w:val="false"/>
+                          <w:em w:val="none"/>
+                          <w:emboss w:val="false"/>
+                          <w:imprint w:val="false"/>
+                          <w:smallCaps w:val="false"/>
+                          <w:caps w:val="false"/>
+                          <w:rFonts w:cs="Mangal" w:ascii="Liberation Sans" w:hAnsi="Liberation Sans" w:eastAsia="Microsoft YaHei"/>
+                          <w:color w:val="auto"/>
+                          <w:lang w:val="en-GB"/>
+                        </w:rPr>
+                        <w:t>X</w:t>
+                      </w:r>
+                    </w:p>
+                    <w:p>
+                      <w:pPr>
+                        <w:tabs/>
+                        <w:overflowPunct w:val="false"/>
+                        <w:bidi w:val="0"/>
+                        <w:spacing w:before="0" w:after="0" w:lineRule="auto" w:line="240"/>
+                        <w:ind w:left="0" w:right="0" w:hanging="0"/>
+                        <w:jc w:val="center"/>
+                        <w:rPr/>
+                      </w:pPr>
+                      <w:r>
+                        <w:rPr>
+                          <w:smallCaps w:val="false"/>
+                          <w:caps w:val="false"/>
+                          <w:emboss w:val="false"/>
+                          <w:imprint w:val="false"/>
+                          <w:em w:val="none"/>
+                          <w:iCs w:val="false"/>
+                          <w:bCs w:val="false"/>
+                          <w:szCs w:val="24"/>
+                          <w:kern w:val="2"/>
+                          <w:shadow w:val="false"/>
+                          <w:outline w:val="false"/>
+                          <w:i w:val="false"/>
+                          <w:dstrike w:val="false"/>
+                          <w:strike w:val="false"/>
+                          <w:u w:val="none"/>
+                          <w:b w:val="false"/>
+                          <w:sz w:val="24"/>
+                          <w:rFonts w:eastAsia="Microsoft YaHei" w:cs="Mangal" w:ascii="Liberation Sans" w:hAnsi="Liberation Sans"/>
+                          <w:color w:val="auto"/>
+                          <w:lang w:val="en-GB"/>
+                        </w:rPr>
+                        <w:t>Register</w:t>
+                      </w:r>
+                    </w:p>
+                  </w:txbxContent>
+                </v:textbox>
+                <v:fill o:detectmouseclick="t" type="solid" color2="black"/>
+                <v:stroke color="black" weight="10800" joinstyle="round" endcap="flat"/>
+                <w10:wrap type="none"/>
+              </v:shape>
+            </w:pict>
+          </mc:Fallback>
+        </mc:AlternateContent>
+        <mc:AlternateContent>
+          <mc:Choice Requires="wps">
+            <w:drawing>
+              <wp:anchor behindDoc="0" distT="0" distB="0" distL="0" distR="0" simplePos="0" locked="0" layoutInCell="0" allowOverlap="1" relativeHeight="19">
+                <wp:simplePos x="0" y="0"/>
+                <wp:positionH relativeFrom="column">
+                  <wp:posOffset>3033395</wp:posOffset>
+                </wp:positionH>
+                <wp:positionV relativeFrom="paragraph">
+                  <wp:posOffset>186690</wp:posOffset>
+                </wp:positionV>
+                <wp:extent cx="1080135" cy="720090"/>
+                <wp:effectExtent l="6350" t="5715" r="5715" b="6350"/>
+                <wp:wrapNone/>
+                <wp:docPr id="21" name="Process 9"/>
+                <a:graphic xmlns:a="http://schemas.openxmlformats.org/drawingml/2006/main">
+                  <a:graphicData uri="http://schemas.microsoft.com/office/word/2010/wordprocessingShape">
+                    <wps:wsp>
+                      <wps:cNvSpPr/>
+                      <wps:spPr>
+                        <a:xfrm>
+                          <a:off x="0" y="0"/>
+                          <a:ext cx="1080000" cy="720000"/>
+                        </a:xfrm>
+                        <a:prstGeom prst="flowChartProcess">
+                          <a:avLst/>
+                        </a:prstGeom>
+                        <a:solidFill>
+                          <a:srgbClr val="ffffff"/>
+                        </a:solidFill>
+                        <a:ln w="10800">
+                          <a:solidFill>
+                            <a:srgbClr val="000000"/>
+                          </a:solidFill>
+                          <a:round/>
+                        </a:ln>
+                      </wps:spPr>
+                      <wps:style>
+                        <a:lnRef idx="0"/>
+                        <a:fillRef idx="0"/>
+                        <a:effectRef idx="0"/>
+                        <a:fontRef idx="minor"/>
+                      </wps:style>
+                      <wps:txbx>
+                        <w:txbxContent>
+                          <w:p>
+                            <w:pPr>
+                              <w:tabs/>
+                              <w:overflowPunct w:val="false"/>
+                              <w:bidi w:val="0"/>
+                              <w:spacing w:before="0" w:after="0" w:lineRule="auto" w:line="240"/>
+                              <w:ind w:left="0" w:right="0" w:hanging="0"/>
+                              <w:jc w:val="center"/>
+                              <w:rPr/>
+                            </w:pPr>
+                            <w:r>
+                              <w:rPr>
+                                <w:sz w:val="24"/>
+                                <w:b w:val="false"/>
+                                <w:u w:val="none"/>
+                                <w:dstrike w:val="false"/>
+                                <w:strike w:val="false"/>
+                                <w:i w:val="false"/>
+                                <w:outline w:val="false"/>
+                                <w:shadow w:val="false"/>
+                                <w:kern w:val="2"/>
+                                <w:szCs w:val="24"/>
+                                <w:bCs w:val="false"/>
+                                <w:iCs w:val="false"/>
+                                <w:em w:val="none"/>
+                                <w:emboss w:val="false"/>
+                                <w:imprint w:val="false"/>
+                                <w:smallCaps w:val="false"/>
+                                <w:caps w:val="false"/>
+                                <w:rFonts w:cs="Mangal" w:ascii="Liberation Sans" w:hAnsi="Liberation Sans" w:eastAsia="Microsoft YaHei"/>
+                                <w:color w:val="auto"/>
+                                <w:lang w:val="en-GB"/>
+                              </w:rPr>
+                              <w:t>Y</w:t>
+                            </w:r>
+                          </w:p>
+                          <w:p>
+                            <w:pPr>
+                              <w:tabs/>
+                              <w:overflowPunct w:val="false"/>
+                              <w:bidi w:val="0"/>
+                              <w:spacing w:before="0" w:after="0" w:lineRule="auto" w:line="240"/>
+                              <w:ind w:left="0" w:right="0" w:hanging="0"/>
+                              <w:jc w:val="center"/>
+                              <w:rPr/>
+                            </w:pPr>
+                            <w:r>
+                              <w:rPr>
+                                <w:smallCaps w:val="false"/>
+                                <w:caps w:val="false"/>
+                                <w:emboss w:val="false"/>
+                                <w:imprint w:val="false"/>
+                                <w:em w:val="none"/>
+                                <w:iCs w:val="false"/>
+                                <w:bCs w:val="false"/>
+                                <w:szCs w:val="24"/>
+                                <w:kern w:val="2"/>
+                                <w:shadow w:val="false"/>
+                                <w:outline w:val="false"/>
+                                <w:i w:val="false"/>
+                                <w:dstrike w:val="false"/>
+                                <w:strike w:val="false"/>
+                                <w:u w:val="none"/>
+                                <w:b w:val="false"/>
+                                <w:sz w:val="24"/>
+                                <w:rFonts w:eastAsia="Microsoft YaHei" w:cs="Mangal" w:ascii="Liberation Sans" w:hAnsi="Liberation Sans"/>
+                                <w:color w:val="auto"/>
+                                <w:lang w:val="en-GB"/>
+                              </w:rPr>
+                              <w:t>Register</w:t>
+                            </w:r>
+                          </w:p>
+                        </w:txbxContent>
+                      </wps:txbx>
+                      <wps:bodyPr lIns="90000" rIns="90000" tIns="45000" bIns="45000" anchor="ctr">
+                        <a:noAutofit/>
+                      </wps:bodyPr>
+                    </wps:wsp>
+                  </a:graphicData>
+                </a:graphic>
+              </wp:anchor>
+            </w:drawing>
+          </mc:Choice>
+          <mc:Fallback>
+            <w:pict>
+              <v:shape id="shape_0" ID="Process 9" fillcolor="white" stroked="t" o:allowincell="f" style="position:absolute;margin-left:238.85pt;margin-top:14.7pt;width:85pt;height:56.65pt;mso-wrap-style:none;v-text-anchor:middle" type="_x0000_t109">
+                <v:textbox>
+                  <w:txbxContent>
+                    <w:p>
+                      <w:pPr>
+                        <w:tabs/>
+                        <w:overflowPunct w:val="false"/>
+                        <w:bidi w:val="0"/>
+                        <w:spacing w:before="0" w:after="0" w:lineRule="auto" w:line="240"/>
+                        <w:ind w:left="0" w:right="0" w:hanging="0"/>
+                        <w:jc w:val="center"/>
+                        <w:rPr/>
+                      </w:pPr>
+                      <w:r>
+                        <w:rPr>
+                          <w:sz w:val="24"/>
+                          <w:b w:val="false"/>
+                          <w:u w:val="none"/>
+                          <w:dstrike w:val="false"/>
+                          <w:strike w:val="false"/>
+                          <w:i w:val="false"/>
+                          <w:outline w:val="false"/>
+                          <w:shadow w:val="false"/>
+                          <w:kern w:val="2"/>
+                          <w:szCs w:val="24"/>
+                          <w:bCs w:val="false"/>
+                          <w:iCs w:val="false"/>
+                          <w:em w:val="none"/>
+                          <w:emboss w:val="false"/>
+                          <w:imprint w:val="false"/>
+                          <w:smallCaps w:val="false"/>
+                          <w:caps w:val="false"/>
+                          <w:rFonts w:cs="Mangal" w:ascii="Liberation Sans" w:hAnsi="Liberation Sans" w:eastAsia="Microsoft YaHei"/>
+                          <w:color w:val="auto"/>
+                          <w:lang w:val="en-GB"/>
+                        </w:rPr>
+                        <w:t>Y</w:t>
+                      </w:r>
+                    </w:p>
+                    <w:p>
+                      <w:pPr>
+                        <w:tabs/>
+                        <w:overflowPunct w:val="false"/>
+                        <w:bidi w:val="0"/>
+                        <w:spacing w:before="0" w:after="0" w:lineRule="auto" w:line="240"/>
+                        <w:ind w:left="0" w:right="0" w:hanging="0"/>
+                        <w:jc w:val="center"/>
+                        <w:rPr/>
+                      </w:pPr>
+                      <w:r>
+                        <w:rPr>
+                          <w:smallCaps w:val="false"/>
+                          <w:caps w:val="false"/>
+                          <w:emboss w:val="false"/>
+                          <w:imprint w:val="false"/>
+                          <w:em w:val="none"/>
+                          <w:iCs w:val="false"/>
+                          <w:bCs w:val="false"/>
+                          <w:szCs w:val="24"/>
+                          <w:kern w:val="2"/>
+                          <w:shadow w:val="false"/>
+                          <w:outline w:val="false"/>
+                          <w:i w:val="false"/>
+                          <w:dstrike w:val="false"/>
+                          <w:strike w:val="false"/>
+                          <w:u w:val="none"/>
+                          <w:b w:val="false"/>
+                          <w:sz w:val="24"/>
+                          <w:rFonts w:eastAsia="Microsoft YaHei" w:cs="Mangal" w:ascii="Liberation Sans" w:hAnsi="Liberation Sans"/>
+                          <w:color w:val="auto"/>
+                          <w:lang w:val="en-GB"/>
+                        </w:rPr>
+                        <w:t>Register</w:t>
+                      </w:r>
+                    </w:p>
+                  </w:txbxContent>
+                </v:textbox>
+                <v:fill o:detectmouseclick="t" type="solid" color2="black"/>
+                <v:stroke color="black" weight="10800" joinstyle="round" endcap="flat"/>
+                <w10:wrap type="none"/>
+              </v:shape>
+            </w:pict>
+          </mc:Fallback>
+        </mc:AlternateContent>
+      </w:r>
+    </w:p>
+    <w:p>
+      <w:pPr>
+        <w:pStyle w:val="Normal"/>
+        <w:bidi w:val="0"/>
+        <w:jc w:val="left"/>
+        <w:rPr>
+          <w:b/>
+          <w:bCs/>
+          <w:sz w:val="32"/>
+          <w:szCs w:val="24"/>
+        </w:rPr>
+      </w:pPr>
+      <w:r>
+        <w:rPr>
+          <w:b/>
+          <w:bCs/>
+          <w:sz w:val="32"/>
+          <w:szCs w:val="24"/>
+        </w:rPr>
+      </w:r>
+    </w:p>
+    <w:p>
+      <w:pPr>
+        <w:pStyle w:val="Normal"/>
+        <w:bidi w:val="0"/>
+        <w:jc w:val="left"/>
+        <w:rPr>
+          <w:b/>
+          <w:bCs/>
+          <w:sz w:val="32"/>
+          <w:szCs w:val="24"/>
+        </w:rPr>
+      </w:pPr>
+      <w:r>
+        <w:rPr>
+          <w:b/>
+          <w:bCs/>
+          <w:sz w:val="32"/>
+          <w:szCs w:val="24"/>
+        </w:rPr>
+      </w:r>
+    </w:p>
+    <w:p>
+      <w:pPr>
+        <w:pStyle w:val="Normal"/>
+        <w:bidi w:val="0"/>
+        <w:jc w:val="left"/>
+        <w:rPr>
+          <w:b/>
+          <w:bCs/>
+          <w:sz w:val="32"/>
+          <w:szCs w:val="24"/>
+        </w:rPr>
+      </w:pPr>
+      <w:r>
+        <w:rPr>
+          <w:b/>
+          <w:bCs/>
+          <w:sz w:val="32"/>
+          <w:szCs w:val="24"/>
+        </w:rPr>
+        <mc:AlternateContent>
+          <mc:Choice Requires="wps">
+            <w:drawing>
+              <wp:anchor behindDoc="0" distT="0" distB="0" distL="0" distR="0" simplePos="0" locked="0" layoutInCell="0" allowOverlap="1" relativeHeight="28">
+                <wp:simplePos x="0" y="0"/>
+                <wp:positionH relativeFrom="column">
+                  <wp:posOffset>2002790</wp:posOffset>
+                </wp:positionH>
+                <wp:positionV relativeFrom="paragraph">
+                  <wp:posOffset>153670</wp:posOffset>
+                </wp:positionV>
+                <wp:extent cx="1080135" cy="635"/>
+                <wp:effectExtent l="0" t="486410" r="0" b="480695"/>
+                <wp:wrapNone/>
+                <wp:docPr id="22" name="Connector 12"/>
+                <a:graphic xmlns:a="http://schemas.openxmlformats.org/drawingml/2006/main">
+                  <a:graphicData uri="http://schemas.microsoft.com/office/word/2010/wordprocessingShape">
+                    <wps:wsp>
+                      <wps:cNvCnPr/>
+                      <wps:spPr>
+                        <a:xfrm flipH="1" rot="16200000">
+                          <a:off x="0" y="0"/>
+                          <a:ext cx="962280" cy="762480"/>
+                        </a:xfrm>
+                        <a:prstGeom prst="bentConnector3">
+                          <a:avLst>
+                            <a:gd name="adj1" fmla="val 50037"/>
+                          </a:avLst>
+                        </a:prstGeom>
+                        <a:ln w="10800">
+                          <a:solidFill>
+                            <a:srgbClr val="000000"/>
+                          </a:solidFill>
+                          <a:round/>
+                          <a:tailEnd len="med" type="triangle" w="med"/>
+                        </a:ln>
+                      </wps:spPr>
+                      <wps:bodyPr/>
+                    </wps:wsp>
+                  </a:graphicData>
+                </a:graphic>
+              </wp:anchor>
+            </w:drawing>
+          </mc:Choice>
+          <mc:Fallback>
+            <w:pict>
+              <v:shape id="shape_0" ID="Connector 12" stroked="t" o:allowincell="f" style="position:absolute;margin-left:157.7pt;margin-top:12.1pt;width:60pt;height:75.7pt;flip:x;rotation:90" type="_x0000_t34">
+                <v:stroke color="black" weight="10800" endarrow="block" endarrowwidth="medium" endarrowlength="medium" joinstyle="round" endcap="flat"/>
+                <v:fill o:detectmouseclick="t" on="false"/>
+                <w10:wrap type="none"/>
+              </v:shape>
+            </w:pict>
+          </mc:Fallback>
+        </mc:AlternateContent>
+        <mc:AlternateContent>
+          <mc:Choice Requires="wps">
+            <w:drawing>
+              <wp:anchor behindDoc="0" distT="0" distB="0" distL="0" distR="0" simplePos="0" locked="0" layoutInCell="0" allowOverlap="1" relativeHeight="29">
+                <wp:simplePos x="0" y="0"/>
+                <wp:positionH relativeFrom="column">
+                  <wp:posOffset>2764790</wp:posOffset>
+                </wp:positionH>
+                <wp:positionV relativeFrom="paragraph">
+                  <wp:posOffset>161925</wp:posOffset>
+                </wp:positionV>
+                <wp:extent cx="1080135" cy="635"/>
+                <wp:effectExtent l="0" t="481965" r="0" b="476250"/>
+                <wp:wrapNone/>
+                <wp:docPr id="23" name="Connector 13"/>
+                <a:graphic xmlns:a="http://schemas.openxmlformats.org/drawingml/2006/main">
+                  <a:graphicData uri="http://schemas.microsoft.com/office/word/2010/wordprocessingShape">
+                    <wps:wsp>
+                      <wps:cNvCnPr/>
+                      <wps:spPr>
+                        <a:xfrm rot="5400000">
+                          <a:off x="0" y="0"/>
+                          <a:ext cx="954000" cy="809280"/>
+                        </a:xfrm>
+                        <a:prstGeom prst="bentConnector3">
+                          <a:avLst>
+                            <a:gd name="adj1" fmla="val 50056"/>
+                          </a:avLst>
+                        </a:prstGeom>
+                        <a:ln w="10800">
+                          <a:solidFill>
+                            <a:srgbClr val="000000"/>
+                          </a:solidFill>
+                          <a:round/>
+                          <a:tailEnd len="med" type="triangle" w="med"/>
+                        </a:ln>
+                      </wps:spPr>
+                      <wps:bodyPr/>
+                    </wps:wsp>
+                  </a:graphicData>
+                </a:graphic>
+              </wp:anchor>
+            </w:drawing>
+          </mc:Choice>
+          <mc:Fallback>
+            <w:pict>
+              <v:shape id="shape_0" ID="Connector 13" stroked="t" o:allowincell="f" style="position:absolute;margin-left:217.8pt;margin-top:12.75pt;width:63.6pt;height:75.05pt;rotation:90" type="_x0000_t34">
+                <v:stroke color="black" weight="10800" endarrow="block" endarrowwidth="medium" endarrowlength="medium" joinstyle="round" endcap="flat"/>
+                <v:fill o:detectmouseclick="t" on="false"/>
+                <w10:wrap type="none"/>
+              </v:shape>
+            </w:pict>
+          </mc:Fallback>
+        </mc:AlternateContent>
+      </w:r>
+    </w:p>
+    <w:p>
+      <w:pPr>
+        <w:pStyle w:val="Normal"/>
+        <w:bidi w:val="0"/>
+        <w:jc w:val="left"/>
+        <w:rPr>
+          <w:b/>
+          <w:bCs/>
+          <w:sz w:val="32"/>
+          <w:szCs w:val="24"/>
+        </w:rPr>
+      </w:pPr>
+      <w:r>
+        <w:rPr>
+          <w:b/>
+          <w:bCs/>
+          <w:sz w:val="32"/>
+          <w:szCs w:val="24"/>
+        </w:rPr>
+      </w:r>
+    </w:p>
+    <w:p>
+      <w:pPr>
+        <w:pStyle w:val="Normal"/>
+        <w:bidi w:val="0"/>
+        <w:jc w:val="left"/>
+        <w:rPr>
+          <w:b/>
+          <w:bCs/>
+          <w:sz w:val="32"/>
+          <w:szCs w:val="24"/>
+        </w:rPr>
+      </w:pPr>
+      <w:r>
+        <w:rPr>
+          <w:b/>
+          <w:bCs/>
+          <w:sz w:val="32"/>
+          <w:szCs w:val="24"/>
+        </w:rPr>
+      </w:r>
+    </w:p>
+    <w:p>
+      <w:pPr>
+        <w:pStyle w:val="Normal"/>
+        <w:bidi w:val="0"/>
+        <w:jc w:val="left"/>
+        <w:rPr>
+          <w:b/>
+          <w:bCs/>
+          <w:sz w:val="32"/>
+          <w:szCs w:val="24"/>
+        </w:rPr>
+      </w:pPr>
+      <w:r>
+        <w:rPr>
+          <w:b/>
+          <w:bCs/>
+          <w:sz w:val="32"/>
+          <w:szCs w:val="24"/>
+        </w:rPr>
+      </w:r>
+    </w:p>
+    <w:p>
+      <w:pPr>
+        <w:pStyle w:val="Normal"/>
+        <w:bidi w:val="0"/>
+        <w:jc w:val="left"/>
+        <w:rPr>
+          <w:b/>
+          <w:bCs/>
+          <w:sz w:val="32"/>
+          <w:szCs w:val="24"/>
+        </w:rPr>
+      </w:pPr>
+      <w:r>
+        <w:rPr>
+          <w:b/>
+          <w:bCs/>
+          <w:sz w:val="32"/>
+          <w:szCs w:val="24"/>
+        </w:rPr>
+        <mc:AlternateContent>
+          <mc:Choice Requires="wps">
+            <w:drawing>
+              <wp:anchor behindDoc="0" distT="0" distB="0" distL="0" distR="0" simplePos="0" locked="0" layoutInCell="0" allowOverlap="1" relativeHeight="20">
+                <wp:simplePos x="0" y="0"/>
+                <wp:positionH relativeFrom="column">
+                  <wp:posOffset>1373505</wp:posOffset>
+                </wp:positionH>
+                <wp:positionV relativeFrom="paragraph">
+                  <wp:posOffset>122555</wp:posOffset>
+                </wp:positionV>
+                <wp:extent cx="2782570" cy="720090"/>
+                <wp:effectExtent l="5715" t="5715" r="6350" b="6350"/>
+                <wp:wrapNone/>
+                <wp:docPr id="24" name="Process 10"/>
+                <a:graphic xmlns:a="http://schemas.openxmlformats.org/drawingml/2006/main">
+                  <a:graphicData uri="http://schemas.microsoft.com/office/word/2010/wordprocessingShape">
+                    <wps:wsp>
+                      <wps:cNvSpPr/>
+                      <wps:spPr>
+                        <a:xfrm>
+                          <a:off x="0" y="0"/>
+                          <a:ext cx="2782440" cy="720000"/>
+                        </a:xfrm>
+                        <a:prstGeom prst="flowChartProcess">
+                          <a:avLst/>
+                        </a:prstGeom>
+                        <a:solidFill>
+                          <a:srgbClr val="ffffff"/>
+                        </a:solidFill>
+                        <a:ln w="10800">
+                          <a:solidFill>
+                            <a:srgbClr val="000000"/>
+                          </a:solidFill>
+                          <a:round/>
+                        </a:ln>
+                      </wps:spPr>
+                      <wps:style>
+                        <a:lnRef idx="0"/>
+                        <a:fillRef idx="0"/>
+                        <a:effectRef idx="0"/>
+                        <a:fontRef idx="minor"/>
+                      </wps:style>
+                      <wps:txbx>
+                        <w:txbxContent>
+                          <w:p>
+                            <w:pPr>
+                              <w:tabs/>
+                              <w:overflowPunct w:val="false"/>
+                              <w:bidi w:val="0"/>
+                              <w:spacing w:before="0" w:after="0" w:lineRule="auto" w:line="240"/>
+                              <w:ind w:left="0" w:right="0" w:hanging="0"/>
+                              <w:jc w:val="center"/>
+                              <w:rPr/>
+                            </w:pPr>
+                            <w:r>
+                              <w:rPr>
+                                <w:sz w:val="24"/>
+                                <w:b w:val="false"/>
+                                <w:u w:val="none"/>
+                                <w:dstrike w:val="false"/>
+                                <w:strike w:val="false"/>
+                                <w:i w:val="false"/>
+                                <w:outline w:val="false"/>
+                                <w:shadow w:val="false"/>
+                                <w:kern w:val="2"/>
+                                <w:szCs w:val="24"/>
+                                <w:bCs w:val="false"/>
+                                <w:iCs w:val="false"/>
+                                <w:em w:val="none"/>
+                                <w:emboss w:val="false"/>
+                                <w:imprint w:val="false"/>
+                                <w:smallCaps w:val="false"/>
+                                <w:caps w:val="false"/>
+                                <w:rFonts w:cs="Mangal" w:ascii="Liberation Sans" w:hAnsi="Liberation Sans" w:eastAsia="Microsoft YaHei"/>
+                                <w:color w:val="auto"/>
+                                <w:lang w:val="en-GB"/>
+                              </w:rPr>
+                              <w:t>Memory Address</w:t>
+                            </w:r>
+                          </w:p>
+                        </w:txbxContent>
+                      </wps:txbx>
+                      <wps:bodyPr lIns="90000" rIns="90000" tIns="45000" bIns="45000" anchor="ctr">
+                        <a:noAutofit/>
+                      </wps:bodyPr>
+                    </wps:wsp>
+                  </a:graphicData>
+                </a:graphic>
+              </wp:anchor>
+            </w:drawing>
+          </mc:Choice>
+          <mc:Fallback>
+            <w:pict>
+              <v:shape id="shape_0" ID="Process 10" fillcolor="white" stroked="t" o:allowincell="f" style="position:absolute;margin-left:108.15pt;margin-top:9.65pt;width:219.05pt;height:56.65pt;mso-wrap-style:none;v-text-anchor:middle" type="_x0000_t109">
+                <v:textbox>
+                  <w:txbxContent>
+                    <w:p>
+                      <w:pPr>
+                        <w:tabs/>
+                        <w:overflowPunct w:val="false"/>
+                        <w:bidi w:val="0"/>
+                        <w:spacing w:before="0" w:after="0" w:lineRule="auto" w:line="240"/>
+                        <w:ind w:left="0" w:right="0" w:hanging="0"/>
+                        <w:jc w:val="center"/>
+                        <w:rPr/>
+                      </w:pPr>
+                      <w:r>
+                        <w:rPr>
+                          <w:sz w:val="24"/>
+                          <w:b w:val="false"/>
+                          <w:u w:val="none"/>
+                          <w:dstrike w:val="false"/>
+                          <w:strike w:val="false"/>
+                          <w:i w:val="false"/>
+                          <w:outline w:val="false"/>
+                          <w:shadow w:val="false"/>
+                          <w:kern w:val="2"/>
+                          <w:szCs w:val="24"/>
+                          <w:bCs w:val="false"/>
+                          <w:iCs w:val="false"/>
+                          <w:em w:val="none"/>
+                          <w:emboss w:val="false"/>
+                          <w:imprint w:val="false"/>
+                          <w:smallCaps w:val="false"/>
+                          <w:caps w:val="false"/>
+                          <w:rFonts w:cs="Mangal" w:ascii="Liberation Sans" w:hAnsi="Liberation Sans" w:eastAsia="Microsoft YaHei"/>
+                          <w:color w:val="auto"/>
+                          <w:lang w:val="en-GB"/>
+                        </w:rPr>
+                        <w:t>Memory Address</w:t>
+                      </w:r>
+                    </w:p>
+                  </w:txbxContent>
+                </v:textbox>
+                <v:fill o:detectmouseclick="t" type="solid" color2="black"/>
+                <v:stroke color="black" weight="10800" joinstyle="round" endcap="flat"/>
+                <w10:wrap type="none"/>
+              </v:shape>
+            </w:pict>
+          </mc:Fallback>
+        </mc:AlternateContent>
+        <mc:AlternateContent>
+          <mc:Choice Requires="wps">
+            <w:drawing>
+              <wp:anchor behindDoc="0" distT="0" distB="0" distL="0" distR="0" simplePos="0" locked="0" layoutInCell="0" allowOverlap="1" relativeHeight="21">
+                <wp:simplePos x="0" y="0"/>
+                <wp:positionH relativeFrom="column">
+                  <wp:posOffset>4855845</wp:posOffset>
+                </wp:positionH>
+                <wp:positionV relativeFrom="paragraph">
+                  <wp:posOffset>114935</wp:posOffset>
+                </wp:positionV>
+                <wp:extent cx="1080135" cy="720090"/>
+                <wp:effectExtent l="6350" t="5715" r="5715" b="6350"/>
+                <wp:wrapNone/>
+                <wp:docPr id="25" name="Process 11"/>
+                <a:graphic xmlns:a="http://schemas.openxmlformats.org/drawingml/2006/main">
+                  <a:graphicData uri="http://schemas.microsoft.com/office/word/2010/wordprocessingShape">
+                    <wps:wsp>
+                      <wps:cNvSpPr/>
+                      <wps:spPr>
+                        <a:xfrm>
+                          <a:off x="0" y="0"/>
+                          <a:ext cx="1080000" cy="720000"/>
+                        </a:xfrm>
+                        <a:prstGeom prst="flowChartProcess">
+                          <a:avLst/>
+                        </a:prstGeom>
+                        <a:solidFill>
+                          <a:srgbClr val="ffffff"/>
+                        </a:solidFill>
+                        <a:ln w="10800">
+                          <a:solidFill>
+                            <a:srgbClr val="000000"/>
+                          </a:solidFill>
+                          <a:round/>
+                        </a:ln>
+                      </wps:spPr>
+                      <wps:style>
+                        <a:lnRef idx="0"/>
+                        <a:fillRef idx="0"/>
+                        <a:effectRef idx="0"/>
+                        <a:fontRef idx="minor"/>
+                      </wps:style>
+                      <wps:txbx>
+                        <w:txbxContent>
+                          <w:p>
+                            <w:pPr>
+                              <w:tabs/>
+                              <w:overflowPunct w:val="false"/>
+                              <w:bidi w:val="0"/>
+                              <w:spacing w:before="0" w:after="0" w:lineRule="auto" w:line="240"/>
+                              <w:ind w:left="0" w:right="0" w:hanging="0"/>
+                              <w:jc w:val="center"/>
+                              <w:rPr/>
+                            </w:pPr>
+                            <w:r>
+                              <w:rPr>
+                                <w:sz w:val="24"/>
+                                <w:b w:val="false"/>
+                                <w:u w:val="none"/>
+                                <w:dstrike w:val="false"/>
+                                <w:strike w:val="false"/>
+                                <w:i w:val="false"/>
+                                <w:outline w:val="false"/>
+                                <w:shadow w:val="false"/>
+                                <w:kern w:val="2"/>
+                                <w:szCs w:val="24"/>
+                                <w:bCs w:val="false"/>
+                                <w:iCs w:val="false"/>
+                                <w:em w:val="none"/>
+                                <w:emboss w:val="false"/>
+                                <w:imprint w:val="false"/>
+                                <w:smallCaps w:val="false"/>
+                                <w:caps w:val="false"/>
+                                <w:rFonts w:cs="Mangal" w:ascii="Liberation Sans" w:hAnsi="Liberation Sans" w:eastAsia="Microsoft YaHei"/>
+                                <w:color w:val="auto"/>
+                                <w:lang w:val="en-GB"/>
+                              </w:rPr>
+                              <w:t xml:space="preserve">Pixel </w:t>
+                            </w:r>
+                          </w:p>
+                          <w:p>
+                            <w:pPr>
+                              <w:tabs/>
+                              <w:overflowPunct w:val="false"/>
+                              <w:bidi w:val="0"/>
+                              <w:spacing w:before="0" w:after="0" w:lineRule="auto" w:line="240"/>
+                              <w:ind w:left="0" w:right="0" w:hanging="0"/>
+                              <w:jc w:val="center"/>
+                              <w:rPr/>
+                            </w:pPr>
+                            <w:r>
+                              <w:rPr>
+                                <w:smallCaps w:val="false"/>
+                                <w:caps w:val="false"/>
+                                <w:emboss w:val="false"/>
+                                <w:imprint w:val="false"/>
+                                <w:em w:val="none"/>
+                                <w:iCs w:val="false"/>
+                                <w:bCs w:val="false"/>
+                                <w:szCs w:val="24"/>
+                                <w:kern w:val="2"/>
+                                <w:shadow w:val="false"/>
+                                <w:outline w:val="false"/>
+                                <w:i w:val="false"/>
+                                <w:dstrike w:val="false"/>
+                                <w:strike w:val="false"/>
+                                <w:u w:val="none"/>
+                                <w:b w:val="false"/>
+                                <w:sz w:val="24"/>
+                                <w:rFonts w:eastAsia="Microsoft YaHei" w:cs="Mangal" w:ascii="Liberation Sans" w:hAnsi="Liberation Sans"/>
+                                <w:color w:val="auto"/>
+                                <w:lang w:val="en-GB"/>
+                              </w:rPr>
+                              <w:t>Register</w:t>
+                            </w:r>
+                          </w:p>
+                        </w:txbxContent>
+                      </wps:txbx>
+                      <wps:bodyPr lIns="90000" rIns="90000" tIns="45000" bIns="45000" anchor="ctr">
+                        <a:noAutofit/>
+                      </wps:bodyPr>
+                    </wps:wsp>
+                  </a:graphicData>
+                </a:graphic>
+              </wp:anchor>
+            </w:drawing>
+          </mc:Choice>
+          <mc:Fallback>
+            <w:pict>
+              <v:shape id="shape_0" ID="Process 11" fillcolor="white" stroked="t" o:allowincell="f" style="position:absolute;margin-left:382.35pt;margin-top:9.05pt;width:85pt;height:56.65pt;mso-wrap-style:none;v-text-anchor:middle" type="_x0000_t109">
+                <v:textbox>
+                  <w:txbxContent>
+                    <w:p>
+                      <w:pPr>
+                        <w:tabs/>
+                        <w:overflowPunct w:val="false"/>
+                        <w:bidi w:val="0"/>
+                        <w:spacing w:before="0" w:after="0" w:lineRule="auto" w:line="240"/>
+                        <w:ind w:left="0" w:right="0" w:hanging="0"/>
+                        <w:jc w:val="center"/>
+                        <w:rPr/>
+                      </w:pPr>
+                      <w:r>
+                        <w:rPr>
+                          <w:sz w:val="24"/>
+                          <w:b w:val="false"/>
+                          <w:u w:val="none"/>
+                          <w:dstrike w:val="false"/>
+                          <w:strike w:val="false"/>
+                          <w:i w:val="false"/>
+                          <w:outline w:val="false"/>
+                          <w:shadow w:val="false"/>
+                          <w:kern w:val="2"/>
+                          <w:szCs w:val="24"/>
+                          <w:bCs w:val="false"/>
+                          <w:iCs w:val="false"/>
+                          <w:em w:val="none"/>
+                          <w:emboss w:val="false"/>
+                          <w:imprint w:val="false"/>
+                          <w:smallCaps w:val="false"/>
+                          <w:caps w:val="false"/>
+                          <w:rFonts w:cs="Mangal" w:ascii="Liberation Sans" w:hAnsi="Liberation Sans" w:eastAsia="Microsoft YaHei"/>
+                          <w:color w:val="auto"/>
+                          <w:lang w:val="en-GB"/>
+                        </w:rPr>
+                        <w:t xml:space="preserve">Pixel </w:t>
+                      </w:r>
+                    </w:p>
+                    <w:p>
+                      <w:pPr>
+                        <w:tabs/>
+                        <w:overflowPunct w:val="false"/>
+                        <w:bidi w:val="0"/>
+                        <w:spacing w:before="0" w:after="0" w:lineRule="auto" w:line="240"/>
+                        <w:ind w:left="0" w:right="0" w:hanging="0"/>
+                        <w:jc w:val="center"/>
+                        <w:rPr/>
+                      </w:pPr>
+                      <w:r>
+                        <w:rPr>
+                          <w:smallCaps w:val="false"/>
+                          <w:caps w:val="false"/>
+                          <w:emboss w:val="false"/>
+                          <w:imprint w:val="false"/>
+                          <w:em w:val="none"/>
+                          <w:iCs w:val="false"/>
+                          <w:bCs w:val="false"/>
+                          <w:szCs w:val="24"/>
+                          <w:kern w:val="2"/>
+                          <w:shadow w:val="false"/>
+                          <w:outline w:val="false"/>
+                          <w:i w:val="false"/>
+                          <w:dstrike w:val="false"/>
+                          <w:strike w:val="false"/>
+                          <w:u w:val="none"/>
+                          <w:b w:val="false"/>
+                          <w:sz w:val="24"/>
+                          <w:rFonts w:eastAsia="Microsoft YaHei" w:cs="Mangal" w:ascii="Liberation Sans" w:hAnsi="Liberation Sans"/>
+                          <w:color w:val="auto"/>
+                          <w:lang w:val="en-GB"/>
+                        </w:rPr>
+                        <w:t>Register</w:t>
+                      </w:r>
+                    </w:p>
+                  </w:txbxContent>
+                </v:textbox>
+                <v:fill o:detectmouseclick="t" type="solid" color2="black"/>
+                <v:stroke color="black" weight="10800" joinstyle="round" endcap="flat"/>
+                <w10:wrap type="none"/>
+              </v:shape>
+            </w:pict>
+          </mc:Fallback>
+        </mc:AlternateContent>
+      </w:r>
+    </w:p>
+    <w:p>
+      <w:pPr>
+        <w:pStyle w:val="Normal"/>
+        <w:bidi w:val="0"/>
+        <w:jc w:val="left"/>
+        <w:rPr>
+          <w:b/>
+          <w:bCs/>
+          <w:sz w:val="32"/>
+          <w:szCs w:val="24"/>
+        </w:rPr>
+      </w:pPr>
+      <w:r>
+        <w:rPr>
+          <w:b/>
+          <w:bCs/>
+          <w:sz w:val="32"/>
+          <w:szCs w:val="24"/>
+        </w:rPr>
+        <mc:AlternateContent>
+          <mc:Choice Requires="wps">
+            <w:drawing>
+              <wp:anchor behindDoc="0" distT="0" distB="0" distL="0" distR="0" simplePos="0" locked="0" layoutInCell="0" allowOverlap="1" relativeHeight="24">
+                <wp:simplePos x="0" y="0"/>
+                <wp:positionH relativeFrom="column">
+                  <wp:posOffset>5935980</wp:posOffset>
+                </wp:positionH>
+                <wp:positionV relativeFrom="paragraph">
+                  <wp:posOffset>226695</wp:posOffset>
+                </wp:positionV>
+                <wp:extent cx="1080135" cy="635"/>
+                <wp:effectExtent l="0" t="51435" r="0" b="55880"/>
+                <wp:wrapNone/>
+                <wp:docPr id="26" name="Connector 8"/>
+                <a:graphic xmlns:a="http://schemas.openxmlformats.org/drawingml/2006/main">
+                  <a:graphicData uri="http://schemas.microsoft.com/office/word/2010/wordprocessingShape">
+                    <wps:wsp>
+                      <wps:cNvCnPr/>
+                      <wps:spPr>
+                        <a:xfrm>
+                          <a:off x="0" y="0"/>
+                          <a:ext cx="810000" cy="4680"/>
+                        </a:xfrm>
+                        <a:prstGeom prst="bentConnector3">
+                          <a:avLst>
+                            <a:gd name="adj1" fmla="val 55891"/>
+                          </a:avLst>
+                        </a:prstGeom>
+                        <a:ln w="10800">
+                          <a:solidFill>
+                            <a:srgbClr val="000000"/>
+                          </a:solidFill>
+                          <a:round/>
+                          <a:tailEnd len="med" type="triangle" w="med"/>
+                        </a:ln>
+                      </wps:spPr>
+                      <wps:bodyPr/>
+                    </wps:wsp>
+                  </a:graphicData>
+                </a:graphic>
+              </wp:anchor>
+            </w:drawing>
+          </mc:Choice>
+          <mc:Fallback>
+            <w:pict>
+              <v:shape id="shape_0" ID="Connector 8" stroked="t" o:allowincell="f" style="position:absolute;margin-left:467.4pt;margin-top:17.85pt;width:63.75pt;height:0.3pt" type="_x0000_t34">
+                <v:stroke color="black" weight="10800" endarrow="block" endarrowwidth="medium" endarrowlength="medium" joinstyle="round" endcap="flat"/>
+                <v:fill o:detectmouseclick="t" on="false"/>
+                <w10:wrap type="none"/>
+              </v:shape>
+            </w:pict>
+          </mc:Fallback>
+        </mc:AlternateContent>
+      </w:r>
+    </w:p>
+    <w:p>
+      <w:pPr>
+        <w:pStyle w:val="Normal"/>
+        <w:bidi w:val="0"/>
+        <w:jc w:val="left"/>
+        <w:rPr>
+          <w:b/>
+          <w:bCs/>
+          <w:sz w:val="32"/>
+          <w:szCs w:val="24"/>
+        </w:rPr>
+      </w:pPr>
+      <w:r>
+        <w:rPr>
+          <w:b/>
+          <w:bCs/>
+          <w:sz w:val="32"/>
+          <w:szCs w:val="24"/>
+        </w:rPr>
+      </w:r>
+    </w:p>
+    <w:p>
+      <w:pPr>
+        <w:pStyle w:val="Normal"/>
+        <w:bidi w:val="0"/>
+        <w:jc w:val="left"/>
+        <w:rPr>
+          <w:b/>
+          <w:bCs/>
+          <w:sz w:val="32"/>
+          <w:szCs w:val="24"/>
+        </w:rPr>
+      </w:pPr>
+      <w:r>
+        <w:rPr>
+          <w:b/>
+          <w:bCs/>
+          <w:sz w:val="32"/>
+          <w:szCs w:val="24"/>
+        </w:rPr>
+        <mc:AlternateContent>
+          <mc:Choice Requires="wps">
+            <w:drawing>
+              <wp:anchor behindDoc="0" distT="0" distB="0" distL="0" distR="0" simplePos="0" locked="0" layoutInCell="0" allowOverlap="1" relativeHeight="25">
+                <wp:simplePos x="0" y="0"/>
+                <wp:positionH relativeFrom="column">
+                  <wp:posOffset>2764790</wp:posOffset>
+                </wp:positionH>
+                <wp:positionV relativeFrom="paragraph">
+                  <wp:posOffset>97790</wp:posOffset>
+                </wp:positionV>
+                <wp:extent cx="1080135" cy="635"/>
+                <wp:effectExtent l="0" t="269875" r="0" b="264160"/>
+                <wp:wrapNone/>
+                <wp:docPr id="27" name="Connector 9"/>
+                <a:graphic xmlns:a="http://schemas.openxmlformats.org/drawingml/2006/main">
+                  <a:graphicData uri="http://schemas.microsoft.com/office/word/2010/wordprocessingShape">
+                    <wps:wsp>
+                      <wps:cNvCnPr/>
+                      <wps:spPr>
+                        <a:xfrm flipH="1" rot="16200000">
+                          <a:off x="0" y="0"/>
+                          <a:ext cx="529920" cy="885600"/>
+                        </a:xfrm>
+                        <a:prstGeom prst="bentConnector3">
+                          <a:avLst>
+                            <a:gd name="adj1" fmla="val 50101"/>
+                          </a:avLst>
+                        </a:prstGeom>
+                        <a:ln w="10800">
+                          <a:solidFill>
+                            <a:srgbClr val="000000"/>
+                          </a:solidFill>
+                          <a:round/>
+                          <a:tailEnd len="med" type="triangle" w="med"/>
+                        </a:ln>
+                      </wps:spPr>
+                      <wps:bodyPr/>
+                    </wps:wsp>
+                  </a:graphicData>
+                </a:graphic>
+              </wp:anchor>
+            </w:drawing>
+          </mc:Choice>
+          <mc:Fallback>
+            <w:pict>
+              <v:shape id="shape_0" ID="Connector 9" stroked="t" o:allowincell="f" style="position:absolute;margin-left:217.7pt;margin-top:7.7pt;width:69.7pt;height:41.7pt;flip:x;rotation:90" type="_x0000_t34">
+                <v:stroke color="black" weight="10800" endarrow="block" endarrowwidth="medium" endarrowlength="medium" joinstyle="round" endcap="flat"/>
+                <v:fill o:detectmouseclick="t" on="false"/>
+                <w10:wrap type="none"/>
+              </v:shape>
+            </w:pict>
+          </mc:Fallback>
+        </mc:AlternateContent>
+        <mc:AlternateContent>
+          <mc:Choice Requires="wps">
+            <w:drawing>
+              <wp:anchor behindDoc="0" distT="0" distB="0" distL="0" distR="0" simplePos="0" locked="0" layoutInCell="0" allowOverlap="1" relativeHeight="26">
+                <wp:simplePos x="0" y="0"/>
+                <wp:positionH relativeFrom="column">
+                  <wp:posOffset>3649980</wp:posOffset>
+                </wp:positionH>
+                <wp:positionV relativeFrom="paragraph">
+                  <wp:posOffset>90170</wp:posOffset>
+                </wp:positionV>
+                <wp:extent cx="1080135" cy="635"/>
+                <wp:effectExtent l="386715" t="273685" r="338455" b="267970"/>
+                <wp:wrapNone/>
+                <wp:docPr id="28" name="Connector 10"/>
+                <a:graphic xmlns:a="http://schemas.openxmlformats.org/drawingml/2006/main">
+                  <a:graphicData uri="http://schemas.microsoft.com/office/word/2010/wordprocessingShape">
+                    <wps:wsp>
+                      <wps:cNvCnPr/>
+                      <wps:spPr>
+                        <a:xfrm rot="5400000">
+                          <a:off x="0" y="0"/>
+                          <a:ext cx="537840" cy="1746720"/>
+                        </a:xfrm>
+                        <a:prstGeom prst="bentConnector3">
+                          <a:avLst>
+                            <a:gd name="adj1" fmla="val 50100"/>
+                          </a:avLst>
+                        </a:prstGeom>
+                        <a:ln w="10800">
+                          <a:solidFill>
+                            <a:srgbClr val="000000"/>
+                          </a:solidFill>
+                          <a:round/>
+                          <a:tailEnd len="med" type="triangle" w="med"/>
+                        </a:ln>
+                      </wps:spPr>
+                      <wps:bodyPr/>
+                    </wps:wsp>
+                  </a:graphicData>
+                </a:graphic>
+              </wp:anchor>
+            </w:drawing>
+          </mc:Choice>
+          <mc:Fallback>
+            <w:pict>
+              <v:shape id="shape_0" ID="Connector 10" stroked="t" o:allowincell="f" style="position:absolute;margin-left:287.45pt;margin-top:7.1pt;width:137.45pt;height:42.3pt;rotation:90" type="_x0000_t34">
+                <v:stroke color="black" weight="10800" endarrow="block" endarrowwidth="medium" endarrowlength="medium" joinstyle="round" endcap="flat"/>
+                <v:fill o:detectmouseclick="t" on="false"/>
+                <w10:wrap type="none"/>
+              </v:shape>
+            </w:pict>
+          </mc:Fallback>
+        </mc:AlternateContent>
+      </w:r>
+    </w:p>
+    <w:p>
+      <w:pPr>
+        <w:pStyle w:val="Normal"/>
+        <w:bidi w:val="0"/>
+        <w:jc w:val="left"/>
+        <w:rPr>
+          <w:b/>
+          <w:bCs/>
+          <w:sz w:val="32"/>
+          <w:szCs w:val="24"/>
+        </w:rPr>
+      </w:pPr>
+      <w:r>
+        <w:rPr>
+          <w:b/>
+          <w:bCs/>
+          <w:sz w:val="32"/>
+          <w:szCs w:val="24"/>
+        </w:rPr>
+      </w:r>
+    </w:p>
+    <w:p>
+      <w:pPr>
+        <w:pStyle w:val="Normal"/>
+        <w:bidi w:val="0"/>
+        <w:jc w:val="left"/>
+        <w:rPr>
+          <w:b/>
+          <w:bCs/>
+          <w:sz w:val="32"/>
+          <w:szCs w:val="24"/>
+        </w:rPr>
+      </w:pPr>
+      <w:r>
+        <w:rPr>
+          <w:b/>
+          <w:bCs/>
+          <w:sz w:val="32"/>
+          <w:szCs w:val="24"/>
+        </w:rPr>
+        <mc:AlternateContent>
+          <mc:Choice Requires="wps">
+            <w:drawing>
+              <wp:anchor behindDoc="0" distT="0" distB="0" distL="0" distR="0" simplePos="0" locked="0" layoutInCell="0" allowOverlap="1" relativeHeight="22">
+                <wp:simplePos x="0" y="0"/>
+                <wp:positionH relativeFrom="column">
+                  <wp:posOffset>1343025</wp:posOffset>
+                </wp:positionH>
+                <wp:positionV relativeFrom="paragraph">
+                  <wp:posOffset>130810</wp:posOffset>
+                </wp:positionV>
+                <wp:extent cx="4613910" cy="720090"/>
+                <wp:effectExtent l="5715" t="5715" r="6350" b="6350"/>
+                <wp:wrapNone/>
+                <wp:docPr id="29" name="Process 12"/>
+                <a:graphic xmlns:a="http://schemas.openxmlformats.org/drawingml/2006/main">
+                  <a:graphicData uri="http://schemas.microsoft.com/office/word/2010/wordprocessingShape">
+                    <wps:wsp>
+                      <wps:cNvSpPr/>
+                      <wps:spPr>
+                        <a:xfrm>
+                          <a:off x="0" y="0"/>
+                          <a:ext cx="4613760" cy="720000"/>
+                        </a:xfrm>
+                        <a:prstGeom prst="flowChartProcess">
+                          <a:avLst/>
+                        </a:prstGeom>
+                        <a:solidFill>
+                          <a:srgbClr val="ffffff"/>
+                        </a:solidFill>
+                        <a:ln w="10800">
+                          <a:solidFill>
+                            <a:srgbClr val="000000"/>
+                          </a:solidFill>
+                          <a:round/>
+                        </a:ln>
+                      </wps:spPr>
+                      <wps:style>
+                        <a:lnRef idx="0"/>
+                        <a:fillRef idx="0"/>
+                        <a:effectRef idx="0"/>
+                        <a:fontRef idx="minor"/>
+                      </wps:style>
+                      <wps:txbx>
+                        <w:txbxContent>
+                          <w:p>
+                            <w:pPr>
+                              <w:tabs/>
+                              <w:overflowPunct w:val="false"/>
+                              <w:bidi w:val="0"/>
+                              <w:spacing w:before="0" w:after="0" w:lineRule="auto" w:line="240"/>
+                              <w:ind w:left="0" w:right="0" w:hanging="0"/>
+                              <w:jc w:val="center"/>
+                              <w:rPr/>
+                            </w:pPr>
+                            <w:r>
+                              <w:rPr>
+                                <w:sz w:val="24"/>
+                                <w:b w:val="false"/>
+                                <w:u w:val="none"/>
+                                <w:dstrike w:val="false"/>
+                                <w:strike w:val="false"/>
+                                <w:i w:val="false"/>
+                                <w:outline w:val="false"/>
+                                <w:shadow w:val="false"/>
+                                <w:kern w:val="2"/>
+                                <w:szCs w:val="24"/>
+                                <w:bCs w:val="false"/>
+                                <w:iCs w:val="false"/>
+                                <w:em w:val="none"/>
+                                <w:emboss w:val="false"/>
+                                <w:imprint w:val="false"/>
+                                <w:smallCaps w:val="false"/>
+                                <w:caps w:val="false"/>
+                                <w:rFonts w:cs="Mangal" w:ascii="Liberation Sans" w:hAnsi="Liberation Sans" w:eastAsia="Microsoft YaHei"/>
+                                <w:color w:val="auto"/>
+                                <w:lang w:val="en-GB"/>
+                              </w:rPr>
+                              <w:t>Frame Buffer</w:t>
+                            </w:r>
+                          </w:p>
+                        </w:txbxContent>
+                      </wps:txbx>
+                      <wps:bodyPr lIns="90000" rIns="90000" tIns="45000" bIns="45000" anchor="ctr">
+                        <a:noAutofit/>
+                      </wps:bodyPr>
+                    </wps:wsp>
+                  </a:graphicData>
+                </a:graphic>
+              </wp:anchor>
+            </w:drawing>
+          </mc:Choice>
+          <mc:Fallback>
+            <w:pict>
+              <v:shape id="shape_0" ID="Process 12" fillcolor="white" stroked="t" o:allowincell="f" style="position:absolute;margin-left:105.75pt;margin-top:10.3pt;width:363.25pt;height:56.65pt;mso-wrap-style:none;v-text-anchor:middle" type="_x0000_t109">
+                <v:textbox>
+                  <w:txbxContent>
+                    <w:p>
+                      <w:pPr>
+                        <w:tabs/>
+                        <w:overflowPunct w:val="false"/>
+                        <w:bidi w:val="0"/>
+                        <w:spacing w:before="0" w:after="0" w:lineRule="auto" w:line="240"/>
+                        <w:ind w:left="0" w:right="0" w:hanging="0"/>
+                        <w:jc w:val="center"/>
+                        <w:rPr/>
+                      </w:pPr>
+                      <w:r>
+                        <w:rPr>
+                          <w:sz w:val="24"/>
+                          <w:b w:val="false"/>
+                          <w:u w:val="none"/>
+                          <w:dstrike w:val="false"/>
+                          <w:strike w:val="false"/>
+                          <w:i w:val="false"/>
+                          <w:outline w:val="false"/>
+                          <w:shadow w:val="false"/>
+                          <w:kern w:val="2"/>
+                          <w:szCs w:val="24"/>
+                          <w:bCs w:val="false"/>
+                          <w:iCs w:val="false"/>
+                          <w:em w:val="none"/>
+                          <w:emboss w:val="false"/>
+                          <w:imprint w:val="false"/>
+                          <w:smallCaps w:val="false"/>
+                          <w:caps w:val="false"/>
+                          <w:rFonts w:cs="Mangal" w:ascii="Liberation Sans" w:hAnsi="Liberation Sans" w:eastAsia="Microsoft YaHei"/>
+                          <w:color w:val="auto"/>
+                          <w:lang w:val="en-GB"/>
+                        </w:rPr>
+                        <w:t>Frame Buffer</w:t>
+                      </w:r>
+                    </w:p>
+                  </w:txbxContent>
+                </v:textbox>
+                <v:fill o:detectmouseclick="t" type="solid" color2="black"/>
+                <v:stroke color="black" weight="10800" joinstyle="round" endcap="flat"/>
+                <w10:wrap type="none"/>
+              </v:shape>
+            </w:pict>
+          </mc:Fallback>
+        </mc:AlternateContent>
+      </w:r>
+    </w:p>
+    <w:p>
+      <w:pPr>
+        <w:pStyle w:val="Normal"/>
+        <w:bidi w:val="0"/>
+        <w:jc w:val="left"/>
+        <w:rPr>
+          <w:b/>
+          <w:bCs/>
+          <w:sz w:val="32"/>
+          <w:szCs w:val="24"/>
+        </w:rPr>
+      </w:pPr>
+      <w:r>
+        <w:rPr>
+          <w:b/>
+          <w:bCs/>
+          <w:sz w:val="32"/>
+          <w:szCs w:val="24"/>
+        </w:rPr>
+      </w:r>
+    </w:p>
+    <w:p>
+      <w:pPr>
+        <w:pStyle w:val="Normal"/>
+        <w:bidi w:val="0"/>
+        <w:jc w:val="left"/>
+        <w:rPr>
+          <w:b/>
+          <w:bCs/>
+          <w:sz w:val="32"/>
+          <w:szCs w:val="24"/>
+        </w:rPr>
+      </w:pPr>
+      <w:r>
+        <w:rPr>
+          <w:b/>
+          <w:bCs/>
+          <w:sz w:val="32"/>
+          <w:szCs w:val="24"/>
+        </w:rPr>
+      </w:r>
+    </w:p>
+    <w:p>
+      <w:pPr>
+        <w:pStyle w:val="Normal"/>
+        <w:bidi w:val="0"/>
+        <w:jc w:val="left"/>
+        <w:rPr>
+          <w:b/>
+          <w:bCs/>
+          <w:sz w:val="32"/>
+          <w:szCs w:val="24"/>
+        </w:rPr>
+      </w:pPr>
+      <w:r>
+        <w:rPr>
+          <w:b/>
+          <w:bCs/>
+          <w:sz w:val="32"/>
+          <w:szCs w:val="24"/>
+        </w:rPr>
+      </w:r>
+    </w:p>
+    <w:p>
+      <w:pPr>
+        <w:pStyle w:val="Normal"/>
+        <w:bidi w:val="0"/>
+        <w:jc w:val="left"/>
+        <w:rPr>
+          <w:b w:val="false"/>
+          <w:bCs w:val="false"/>
+          <w:sz w:val="32"/>
+          <w:szCs w:val="24"/>
+        </w:rPr>
+      </w:pPr>
+      <w:r>
+        <w:rPr>
+          <w:b w:val="false"/>
+          <w:bCs w:val="false"/>
+          <w:sz w:val="32"/>
+          <w:szCs w:val="24"/>
+        </w:rPr>
+        <w:t>It is a special purpose processor used to control the operation of the display device. Two registers (x and y) are used to store screen pixel co-ordinates. Initially x and y = 0.</w:t>
+      </w:r>
+    </w:p>
+    <w:p>
+      <w:pPr>
+        <w:pStyle w:val="Normal"/>
+        <w:bidi w:val="0"/>
+        <w:jc w:val="left"/>
+        <w:rPr>
+          <w:b/>
+          <w:bCs/>
+          <w:sz w:val="32"/>
+          <w:szCs w:val="24"/>
+        </w:rPr>
+      </w:pPr>
+      <w:r>
+        <w:rPr>
+          <w:b/>
+          <w:bCs/>
+          <w:sz w:val="32"/>
+          <w:szCs w:val="24"/>
+        </w:rPr>
+      </w:r>
+    </w:p>
+    <w:p>
+      <w:pPr>
+        <w:pStyle w:val="Normal"/>
+        <w:bidi w:val="0"/>
+        <w:jc w:val="left"/>
+        <w:rPr>
+          <w:b/>
+          <w:bCs/>
+          <w:sz w:val="32"/>
+          <w:szCs w:val="24"/>
+        </w:rPr>
+      </w:pPr>
+      <w:r>
+        <w:rPr>
+          <w:b/>
+          <w:bCs/>
+          <w:sz w:val="32"/>
+          <w:szCs w:val="24"/>
+        </w:rPr>
+      </w:r>
+    </w:p>
+    <w:p>
+      <w:pPr>
+        <w:pStyle w:val="Normal"/>
+        <w:bidi w:val="0"/>
+        <w:jc w:val="left"/>
+        <w:rPr>
+          <w:b/>
+          <w:bCs/>
+          <w:sz w:val="32"/>
+          <w:szCs w:val="24"/>
+        </w:rPr>
+      </w:pPr>
+      <w:r>
+        <w:rPr>
+          <w:b/>
+          <w:bCs/>
+          <w:sz w:val="32"/>
+          <w:szCs w:val="24"/>
+        </w:rPr>
+      </w:r>
+    </w:p>
+    <w:p>
+      <w:pPr>
+        <w:pStyle w:val="Normal"/>
+        <w:bidi w:val="0"/>
+        <w:jc w:val="left"/>
+        <w:rPr>
+          <w:b/>
+          <w:bCs/>
+          <w:sz w:val="32"/>
+          <w:szCs w:val="24"/>
+        </w:rPr>
+      </w:pPr>
+      <w:r>
+        <w:rPr>
+          <w:b/>
+          <w:bCs/>
+          <w:sz w:val="32"/>
+          <w:szCs w:val="24"/>
+        </w:rPr>
+      </w:r>
+    </w:p>
+    <w:p>
+      <w:pPr>
+        <w:pStyle w:val="Normal"/>
+        <w:bidi w:val="0"/>
+        <w:jc w:val="left"/>
+        <w:rPr>
+          <w:b/>
+          <w:bCs/>
+          <w:sz w:val="32"/>
+          <w:szCs w:val="24"/>
+        </w:rPr>
+      </w:pPr>
+      <w:r>
+        <w:rPr>
+          <w:b/>
+          <w:bCs/>
+          <w:sz w:val="32"/>
+          <w:szCs w:val="24"/>
+        </w:rPr>
+      </w:r>
+    </w:p>
+    <w:p>
+      <w:pPr>
+        <w:pStyle w:val="Normal"/>
+        <w:bidi w:val="0"/>
+        <w:jc w:val="left"/>
+        <w:rPr>
+          <w:b w:val="false"/>
+          <w:bCs w:val="false"/>
+        </w:rPr>
+      </w:pPr>
+      <w:r>
+        <w:rPr>
+          <w:b w:val="false"/>
+          <w:bCs w:val="false"/>
+          <w:sz w:val="32"/>
+          <w:szCs w:val="24"/>
+        </w:rPr>
+      </w:r>
+    </w:p>
+    <w:p>
+      <w:pPr>
+        <w:pStyle w:val="Normal"/>
+        <w:bidi w:val="0"/>
+        <w:jc w:val="left"/>
+        <w:rPr>
+          <w:b w:val="false"/>
+          <w:bCs w:val="false"/>
+        </w:rPr>
+      </w:pPr>
+      <w:r>
+        <w:rPr>
+          <w:b w:val="false"/>
+          <w:bCs w:val="false"/>
+          <w:sz w:val="32"/>
+          <w:szCs w:val="24"/>
+        </w:rPr>
+      </w:r>
+    </w:p>
+    <w:p>
+      <w:pPr>
+        <w:pStyle w:val="Normal"/>
+        <w:bidi w:val="0"/>
+        <w:jc w:val="left"/>
+        <w:rPr>
+          <w:b w:val="false"/>
+          <w:bCs w:val="false"/>
+        </w:rPr>
+      </w:pPr>
+      <w:r>
+        <w:rPr>
+          <w:b w:val="false"/>
+          <w:bCs w:val="false"/>
+          <w:sz w:val="32"/>
+          <w:szCs w:val="24"/>
+        </w:rPr>
+      </w:r>
+    </w:p>
+    <w:p>
+      <w:pPr>
+        <w:pStyle w:val="Normal"/>
+        <w:bidi w:val="0"/>
+        <w:jc w:val="left"/>
+        <w:rPr>
+          <w:b w:val="false"/>
+          <w:bCs w:val="false"/>
+        </w:rPr>
+      </w:pPr>
+      <w:r>
+        <w:rPr>
+          <w:b w:val="false"/>
+          <w:bCs w:val="false"/>
+          <w:sz w:val="32"/>
+          <w:szCs w:val="24"/>
+        </w:rPr>
+      </w:r>
+    </w:p>
+    <w:p>
+      <w:pPr>
+        <w:pStyle w:val="Normal"/>
+        <w:bidi w:val="0"/>
+        <w:jc w:val="left"/>
+        <w:rPr>
+          <w:b/>
+          <w:bCs/>
+          <w:sz w:val="32"/>
+          <w:szCs w:val="24"/>
+        </w:rPr>
+      </w:pPr>
+      <w:r>
+        <w:rPr>
+          <w:b/>
+          <w:bCs/>
+          <w:sz w:val="32"/>
+          <w:szCs w:val="24"/>
+        </w:rPr>
+        <w:t>Random scan (Vector) Display:</w:t>
+      </w:r>
+    </w:p>
+    <w:p>
+      <w:pPr>
+        <w:pStyle w:val="Normal"/>
+        <w:bidi w:val="0"/>
+        <w:jc w:val="left"/>
+        <w:rPr>
+          <w:b w:val="false"/>
+          <w:bCs w:val="false"/>
+          <w:sz w:val="32"/>
+          <w:szCs w:val="24"/>
+        </w:rPr>
+      </w:pPr>
+      <w:r>
+        <w:rPr>
+          <w:b w:val="false"/>
+          <w:bCs w:val="false"/>
+          <w:sz w:val="32"/>
+          <w:szCs w:val="24"/>
+        </w:rPr>
+        <w:t>The electron beam is directed only to the part of screen where the picture is to be drawn. It draws pictures on line at a time. Picture definations is stored as a set of line drawing commands in a area of memory called refresh display file. To display a picture all the commands are executed one by one.</w:t>
+      </w:r>
+    </w:p>
+    <w:p>
+      <w:pPr>
+        <w:pStyle w:val="Normal"/>
+        <w:bidi w:val="0"/>
+        <w:jc w:val="left"/>
+        <w:rPr>
+          <w:b w:val="false"/>
+          <w:bCs w:val="false"/>
+          <w:sz w:val="32"/>
+          <w:szCs w:val="24"/>
+        </w:rPr>
+      </w:pPr>
+      <w:r>
+        <w:rPr>
+          <w:b w:val="false"/>
+          <w:bCs w:val="false"/>
+          <w:sz w:val="32"/>
+          <w:szCs w:val="24"/>
+        </w:rPr>
+      </w:r>
+    </w:p>
+    <w:p>
+      <w:pPr>
+        <w:pStyle w:val="Normal"/>
+        <w:bidi w:val="0"/>
+        <w:jc w:val="left"/>
+        <w:rPr>
+          <w:b/>
+          <w:bCs/>
+          <w:sz w:val="32"/>
+          <w:szCs w:val="24"/>
+        </w:rPr>
+      </w:pPr>
+      <w:r>
+        <w:rPr>
+          <w:b/>
+          <w:bCs/>
+          <w:sz w:val="32"/>
+          <w:szCs w:val="24"/>
+        </w:rPr>
+        <w:t>Architecture of Random scan Display:</w:t>
+      </w:r>
+    </w:p>
+    <w:p>
+      <w:pPr>
+        <w:pStyle w:val="Normal"/>
+        <w:bidi w:val="0"/>
+        <w:jc w:val="left"/>
+        <w:rPr>
+          <w:b/>
+          <w:bCs/>
+          <w:sz w:val="32"/>
+          <w:szCs w:val="24"/>
+        </w:rPr>
+      </w:pPr>
+      <w:r>
+        <w:rPr>
+          <w:b/>
+          <w:bCs/>
+          <w:sz w:val="32"/>
+          <w:szCs w:val="24"/>
+        </w:rPr>
+      </w:r>
+    </w:p>
+    <w:p>
+      <w:pPr>
+        <w:pStyle w:val="Normal"/>
+        <w:bidi w:val="0"/>
+        <w:jc w:val="left"/>
+        <w:rPr>
+          <w:b/>
+          <w:bCs/>
+          <w:sz w:val="32"/>
+          <w:szCs w:val="24"/>
+        </w:rPr>
+      </w:pPr>
+      <w:r>
+        <w:rPr>
+          <w:b/>
+          <w:bCs/>
+          <w:sz w:val="32"/>
+          <w:szCs w:val="24"/>
+        </w:rPr>
+        <mc:AlternateContent>
+          <mc:Choice Requires="wps">
+            <w:drawing>
+              <wp:anchor behindDoc="0" distT="0" distB="0" distL="0" distR="0" simplePos="0" locked="0" layoutInCell="0" allowOverlap="1" relativeHeight="31">
+                <wp:simplePos x="0" y="0"/>
+                <wp:positionH relativeFrom="column">
+                  <wp:posOffset>383540</wp:posOffset>
+                </wp:positionH>
+                <wp:positionV relativeFrom="paragraph">
+                  <wp:posOffset>123825</wp:posOffset>
+                </wp:positionV>
+                <wp:extent cx="1080135" cy="720090"/>
+                <wp:effectExtent l="6350" t="5715" r="5715" b="6350"/>
+                <wp:wrapNone/>
+                <wp:docPr id="30" name="Process 13"/>
+                <a:graphic xmlns:a="http://schemas.openxmlformats.org/drawingml/2006/main">
+                  <a:graphicData uri="http://schemas.microsoft.com/office/word/2010/wordprocessingShape">
+                    <wps:wsp>
+                      <wps:cNvSpPr/>
+                      <wps:spPr>
+                        <a:xfrm>
+                          <a:off x="0" y="0"/>
+                          <a:ext cx="1080000" cy="720000"/>
+                        </a:xfrm>
+                        <a:prstGeom prst="flowChartProcess">
+                          <a:avLst/>
+                        </a:prstGeom>
+                        <a:solidFill>
+                          <a:srgbClr val="ffffff"/>
+                        </a:solidFill>
+                        <a:ln w="10800">
+                          <a:solidFill>
+                            <a:srgbClr val="000000"/>
+                          </a:solidFill>
+                          <a:round/>
+                        </a:ln>
+                      </wps:spPr>
+                      <wps:style>
+                        <a:lnRef idx="0"/>
+                        <a:fillRef idx="0"/>
+                        <a:effectRef idx="0"/>
+                        <a:fontRef idx="minor"/>
+                      </wps:style>
+                      <wps:txbx>
+                        <w:txbxContent>
+                          <w:p>
+                            <w:pPr>
+                              <w:tabs/>
+                              <w:overflowPunct w:val="false"/>
+                              <w:bidi w:val="0"/>
+                              <w:spacing w:before="0" w:after="0" w:lineRule="auto" w:line="240"/>
+                              <w:ind w:left="0" w:right="0" w:hanging="0"/>
+                              <w:jc w:val="center"/>
+                              <w:rPr/>
+                            </w:pPr>
+                            <w:r>
+                              <w:rPr>
+                                <w:sz w:val="24"/>
+                                <w:b w:val="false"/>
+                                <w:u w:val="none"/>
+                                <w:dstrike w:val="false"/>
+                                <w:strike w:val="false"/>
+                                <w:i w:val="false"/>
+                                <w:outline w:val="false"/>
+                                <w:shadow w:val="false"/>
+                                <w:kern w:val="2"/>
+                                <w:szCs w:val="24"/>
+                                <w:bCs w:val="false"/>
+                                <w:iCs w:val="false"/>
+                                <w:em w:val="none"/>
+                                <w:emboss w:val="false"/>
+                                <w:imprint w:val="false"/>
+                                <w:smallCaps w:val="false"/>
+                                <w:caps w:val="false"/>
+                                <w:rFonts w:cs="Mangal" w:ascii="Liberation Sans" w:hAnsi="Liberation Sans" w:eastAsia="Microsoft YaHei"/>
+                                <w:color w:val="auto"/>
+                                <w:lang w:val="en-GB"/>
+                              </w:rPr>
+                              <w:t>CPU</w:t>
+                            </w:r>
+                          </w:p>
+                        </w:txbxContent>
+                      </wps:txbx>
+                      <wps:bodyPr lIns="90000" rIns="90000" tIns="45000" bIns="45000" anchor="ctr">
+                        <a:noAutofit/>
+                      </wps:bodyPr>
+                    </wps:wsp>
+                  </a:graphicData>
+                </a:graphic>
+              </wp:anchor>
+            </w:drawing>
+          </mc:Choice>
+          <mc:Fallback>
+            <w:pict>
+              <v:shape id="shape_0" ID="Process 13" fillcolor="white" stroked="t" o:allowincell="f" style="position:absolute;margin-left:30.2pt;margin-top:9.75pt;width:85pt;height:56.65pt;mso-wrap-style:none;v-text-anchor:middle" type="_x0000_t109">
+                <v:textbox>
+                  <w:txbxContent>
+                    <w:p>
+                      <w:pPr>
+                        <w:tabs/>
+                        <w:overflowPunct w:val="false"/>
+                        <w:bidi w:val="0"/>
+                        <w:spacing w:before="0" w:after="0" w:lineRule="auto" w:line="240"/>
+                        <w:ind w:left="0" w:right="0" w:hanging="0"/>
+                        <w:jc w:val="center"/>
+                        <w:rPr/>
+                      </w:pPr>
+                      <w:r>
+                        <w:rPr>
+                          <w:sz w:val="24"/>
+                          <w:b w:val="false"/>
+                          <w:u w:val="none"/>
+                          <w:dstrike w:val="false"/>
+                          <w:strike w:val="false"/>
+                          <w:i w:val="false"/>
+                          <w:outline w:val="false"/>
+                          <w:shadow w:val="false"/>
+                          <w:kern w:val="2"/>
+                          <w:szCs w:val="24"/>
+                          <w:bCs w:val="false"/>
+                          <w:iCs w:val="false"/>
+                          <w:em w:val="none"/>
+                          <w:emboss w:val="false"/>
+                          <w:imprint w:val="false"/>
+                          <w:smallCaps w:val="false"/>
+                          <w:caps w:val="false"/>
+                          <w:rFonts w:cs="Mangal" w:ascii="Liberation Sans" w:hAnsi="Liberation Sans" w:eastAsia="Microsoft YaHei"/>
+                          <w:color w:val="auto"/>
+                          <w:lang w:val="en-GB"/>
+                        </w:rPr>
+                        <w:t>CPU</w:t>
+                      </w:r>
+                    </w:p>
+                  </w:txbxContent>
+                </v:textbox>
+                <v:fill o:detectmouseclick="t" type="solid" color2="black"/>
+                <v:stroke color="black" weight="10800" joinstyle="round" endcap="flat"/>
+                <w10:wrap type="none"/>
+              </v:shape>
+            </w:pict>
+          </mc:Fallback>
+        </mc:AlternateContent>
+        <mc:AlternateContent>
+          <mc:Choice Requires="wps">
+            <w:drawing>
+              <wp:anchor behindDoc="0" distT="0" distB="0" distL="0" distR="0" simplePos="0" locked="0" layoutInCell="0" allowOverlap="1" relativeHeight="32">
+                <wp:simplePos x="0" y="0"/>
+                <wp:positionH relativeFrom="column">
+                  <wp:posOffset>1976120</wp:posOffset>
+                </wp:positionH>
+                <wp:positionV relativeFrom="paragraph">
+                  <wp:posOffset>160020</wp:posOffset>
+                </wp:positionV>
+                <wp:extent cx="1080135" cy="720090"/>
+                <wp:effectExtent l="6350" t="5715" r="5715" b="6350"/>
+                <wp:wrapNone/>
+                <wp:docPr id="31" name="Process 14"/>
+                <a:graphic xmlns:a="http://schemas.openxmlformats.org/drawingml/2006/main">
+                  <a:graphicData uri="http://schemas.microsoft.com/office/word/2010/wordprocessingShape">
+                    <wps:wsp>
+                      <wps:cNvSpPr/>
+                      <wps:spPr>
+                        <a:xfrm>
+                          <a:off x="0" y="0"/>
+                          <a:ext cx="1080000" cy="720000"/>
+                        </a:xfrm>
+                        <a:prstGeom prst="flowChartProcess">
+                          <a:avLst/>
+                        </a:prstGeom>
+                        <a:solidFill>
+                          <a:srgbClr val="ffffff"/>
+                        </a:solidFill>
+                        <a:ln w="10800">
+                          <a:solidFill>
+                            <a:srgbClr val="000000"/>
+                          </a:solidFill>
+                          <a:round/>
+                        </a:ln>
+                      </wps:spPr>
+                      <wps:style>
+                        <a:lnRef idx="0"/>
+                        <a:fillRef idx="0"/>
+                        <a:effectRef idx="0"/>
+                        <a:fontRef idx="minor"/>
+                      </wps:style>
+                      <wps:txbx>
+                        <w:txbxContent>
+                          <w:p>
+                            <w:pPr>
+                              <w:tabs/>
+                              <w:overflowPunct w:val="false"/>
+                              <w:bidi w:val="0"/>
+                              <w:spacing w:before="0" w:after="0" w:lineRule="auto" w:line="240"/>
+                              <w:ind w:left="0" w:right="0" w:hanging="0"/>
+                              <w:jc w:val="center"/>
+                              <w:rPr/>
+                            </w:pPr>
+                            <w:r>
+                              <w:rPr>
+                                <w:sz w:val="24"/>
+                                <w:b w:val="false"/>
+                                <w:u w:val="none"/>
+                                <w:dstrike w:val="false"/>
+                                <w:strike w:val="false"/>
+                                <w:i w:val="false"/>
+                                <w:outline w:val="false"/>
+                                <w:shadow w:val="false"/>
+                                <w:kern w:val="2"/>
+                                <w:szCs w:val="24"/>
+                                <w:bCs w:val="false"/>
+                                <w:iCs w:val="false"/>
+                                <w:em w:val="none"/>
+                                <w:emboss w:val="false"/>
+                                <w:imprint w:val="false"/>
+                                <w:smallCaps w:val="false"/>
+                                <w:caps w:val="false"/>
+                                <w:rFonts w:cs="Mangal" w:ascii="Liberation Sans" w:hAnsi="Liberation Sans" w:eastAsia="Microsoft YaHei"/>
+                                <w:color w:val="auto"/>
+                                <w:lang w:val="en-GB"/>
+                              </w:rPr>
+                              <w:t>System</w:t>
+                            </w:r>
+                          </w:p>
+                          <w:p>
+                            <w:pPr>
+                              <w:tabs/>
+                              <w:overflowPunct w:val="false"/>
+                              <w:bidi w:val="0"/>
+                              <w:spacing w:before="0" w:after="0" w:lineRule="auto" w:line="240"/>
+                              <w:ind w:left="0" w:right="0" w:hanging="0"/>
+                              <w:jc w:val="center"/>
+                              <w:rPr/>
+                            </w:pPr>
+                            <w:r>
+                              <w:rPr>
+                                <w:smallCaps w:val="false"/>
+                                <w:caps w:val="false"/>
+                                <w:emboss w:val="false"/>
+                                <w:imprint w:val="false"/>
+                                <w:em w:val="none"/>
+                                <w:iCs w:val="false"/>
+                                <w:bCs w:val="false"/>
+                                <w:szCs w:val="24"/>
+                                <w:kern w:val="2"/>
+                                <w:shadow w:val="false"/>
+                                <w:outline w:val="false"/>
+                                <w:i w:val="false"/>
+                                <w:dstrike w:val="false"/>
+                                <w:strike w:val="false"/>
+                                <w:u w:val="none"/>
+                                <w:b w:val="false"/>
+                                <w:sz w:val="24"/>
+                                <w:rFonts w:eastAsia="Microsoft YaHei" w:cs="Mangal" w:ascii="Liberation Sans" w:hAnsi="Liberation Sans"/>
+                                <w:color w:val="auto"/>
+                                <w:lang w:val="en-GB"/>
+                              </w:rPr>
+                              <w:t>Memory</w:t>
+                            </w:r>
+                          </w:p>
+                        </w:txbxContent>
+                      </wps:txbx>
+                      <wps:bodyPr lIns="90000" rIns="90000" tIns="45000" bIns="45000" anchor="ctr">
+                        <a:noAutofit/>
+                      </wps:bodyPr>
+                    </wps:wsp>
+                  </a:graphicData>
+                </a:graphic>
+              </wp:anchor>
+            </w:drawing>
+          </mc:Choice>
+          <mc:Fallback>
+            <w:pict>
+              <v:shape id="shape_0" ID="Process 14" fillcolor="white" stroked="t" o:allowincell="f" style="position:absolute;margin-left:155.6pt;margin-top:12.6pt;width:85pt;height:56.65pt;mso-wrap-style:none;v-text-anchor:middle" type="_x0000_t109">
+                <v:textbox>
+                  <w:txbxContent>
+                    <w:p>
+                      <w:pPr>
+                        <w:tabs/>
+                        <w:overflowPunct w:val="false"/>
+                        <w:bidi w:val="0"/>
+                        <w:spacing w:before="0" w:after="0" w:lineRule="auto" w:line="240"/>
+                        <w:ind w:left="0" w:right="0" w:hanging="0"/>
+                        <w:jc w:val="center"/>
+                        <w:rPr/>
+                      </w:pPr>
+                      <w:r>
+                        <w:rPr>
+                          <w:sz w:val="24"/>
+                          <w:b w:val="false"/>
+                          <w:u w:val="none"/>
+                          <w:dstrike w:val="false"/>
+                          <w:strike w:val="false"/>
+                          <w:i w:val="false"/>
+                          <w:outline w:val="false"/>
+                          <w:shadow w:val="false"/>
+                          <w:kern w:val="2"/>
+                          <w:szCs w:val="24"/>
+                          <w:bCs w:val="false"/>
+                          <w:iCs w:val="false"/>
+                          <w:em w:val="none"/>
+                          <w:emboss w:val="false"/>
+                          <w:imprint w:val="false"/>
+                          <w:smallCaps w:val="false"/>
+                          <w:caps w:val="false"/>
+                          <w:rFonts w:cs="Mangal" w:ascii="Liberation Sans" w:hAnsi="Liberation Sans" w:eastAsia="Microsoft YaHei"/>
+                          <w:color w:val="auto"/>
+                          <w:lang w:val="en-GB"/>
+                        </w:rPr>
+                        <w:t>System</w:t>
+                      </w:r>
+                    </w:p>
+                    <w:p>
+                      <w:pPr>
+                        <w:tabs/>
+                        <w:overflowPunct w:val="false"/>
+                        <w:bidi w:val="0"/>
+                        <w:spacing w:before="0" w:after="0" w:lineRule="auto" w:line="240"/>
+                        <w:ind w:left="0" w:right="0" w:hanging="0"/>
+                        <w:jc w:val="center"/>
+                        <w:rPr/>
+                      </w:pPr>
+                      <w:r>
+                        <w:rPr>
+                          <w:smallCaps w:val="false"/>
+                          <w:caps w:val="false"/>
+                          <w:emboss w:val="false"/>
+                          <w:imprint w:val="false"/>
+                          <w:em w:val="none"/>
+                          <w:iCs w:val="false"/>
+                          <w:bCs w:val="false"/>
+                          <w:szCs w:val="24"/>
+                          <w:kern w:val="2"/>
+                          <w:shadow w:val="false"/>
+                          <w:outline w:val="false"/>
+                          <w:i w:val="false"/>
+                          <w:dstrike w:val="false"/>
+                          <w:strike w:val="false"/>
+                          <w:u w:val="none"/>
+                          <w:b w:val="false"/>
+                          <w:sz w:val="24"/>
+                          <w:rFonts w:eastAsia="Microsoft YaHei" w:cs="Mangal" w:ascii="Liberation Sans" w:hAnsi="Liberation Sans"/>
+                          <w:color w:val="auto"/>
+                          <w:lang w:val="en-GB"/>
+                        </w:rPr>
+                        <w:t>Memory</w:t>
+                      </w:r>
+                    </w:p>
+                  </w:txbxContent>
+                </v:textbox>
+                <v:fill o:detectmouseclick="t" type="solid" color2="black"/>
+                <v:stroke color="black" weight="10800" joinstyle="round" endcap="flat"/>
+                <w10:wrap type="none"/>
+              </v:shape>
+            </w:pict>
+          </mc:Fallback>
+        </mc:AlternateContent>
+        <mc:AlternateContent>
+          <mc:Choice Requires="wps">
+            <w:drawing>
+              <wp:anchor behindDoc="0" distT="0" distB="0" distL="0" distR="0" simplePos="0" locked="0" layoutInCell="0" allowOverlap="1" relativeHeight="33">
+                <wp:simplePos x="0" y="0"/>
+                <wp:positionH relativeFrom="column">
+                  <wp:posOffset>3568700</wp:posOffset>
+                </wp:positionH>
+                <wp:positionV relativeFrom="paragraph">
+                  <wp:posOffset>161290</wp:posOffset>
+                </wp:positionV>
+                <wp:extent cx="1080135" cy="720090"/>
+                <wp:effectExtent l="6350" t="5715" r="5715" b="6350"/>
+                <wp:wrapNone/>
+                <wp:docPr id="32" name="Process 15"/>
+                <a:graphic xmlns:a="http://schemas.openxmlformats.org/drawingml/2006/main">
+                  <a:graphicData uri="http://schemas.microsoft.com/office/word/2010/wordprocessingShape">
+                    <wps:wsp>
+                      <wps:cNvSpPr/>
+                      <wps:spPr>
+                        <a:xfrm>
+                          <a:off x="0" y="0"/>
+                          <a:ext cx="1080000" cy="720000"/>
+                        </a:xfrm>
+                        <a:prstGeom prst="flowChartProcess">
+                          <a:avLst/>
+                        </a:prstGeom>
+                        <a:solidFill>
+                          <a:srgbClr val="ffffff"/>
+                        </a:solidFill>
+                        <a:ln w="10800">
+                          <a:solidFill>
+                            <a:srgbClr val="000000"/>
+                          </a:solidFill>
+                          <a:round/>
+                        </a:ln>
+                      </wps:spPr>
+                      <wps:style>
+                        <a:lnRef idx="0"/>
+                        <a:fillRef idx="0"/>
+                        <a:effectRef idx="0"/>
+                        <a:fontRef idx="minor"/>
+                      </wps:style>
+                      <wps:txbx>
+                        <w:txbxContent>
+                          <w:p>
+                            <w:pPr>
+                              <w:tabs/>
+                              <w:overflowPunct w:val="false"/>
+                              <w:bidi w:val="0"/>
+                              <w:spacing w:before="0" w:after="0" w:lineRule="auto" w:line="240"/>
+                              <w:ind w:left="0" w:right="0" w:hanging="0"/>
+                              <w:jc w:val="center"/>
+                              <w:rPr/>
+                            </w:pPr>
+                            <w:r>
+                              <w:rPr>
+                                <w:sz w:val="24"/>
+                                <w:b w:val="false"/>
+                                <w:u w:val="none"/>
+                                <w:dstrike w:val="false"/>
+                                <w:strike w:val="false"/>
+                                <w:i w:val="false"/>
+                                <w:outline w:val="false"/>
+                                <w:shadow w:val="false"/>
+                                <w:kern w:val="2"/>
+                                <w:szCs w:val="24"/>
+                                <w:bCs w:val="false"/>
+                                <w:iCs w:val="false"/>
+                                <w:em w:val="none"/>
+                                <w:emboss w:val="false"/>
+                                <w:imprint w:val="false"/>
+                                <w:smallCaps w:val="false"/>
+                                <w:caps w:val="false"/>
+                                <w:rFonts w:cs="Mangal" w:ascii="Liberation Sans" w:hAnsi="Liberation Sans" w:eastAsia="Microsoft YaHei"/>
+                                <w:color w:val="auto"/>
+                                <w:lang w:val="en-GB"/>
+                              </w:rPr>
+                              <w:t>Display</w:t>
+                            </w:r>
+                          </w:p>
+                          <w:p>
+                            <w:pPr>
+                              <w:tabs/>
+                              <w:overflowPunct w:val="false"/>
+                              <w:bidi w:val="0"/>
+                              <w:spacing w:before="0" w:after="0" w:lineRule="auto" w:line="240"/>
+                              <w:ind w:left="0" w:right="0" w:hanging="0"/>
+                              <w:jc w:val="center"/>
+                              <w:rPr/>
+                            </w:pPr>
+                            <w:r>
+                              <w:rPr>
+                                <w:smallCaps w:val="false"/>
+                                <w:caps w:val="false"/>
+                                <w:emboss w:val="false"/>
+                                <w:imprint w:val="false"/>
+                                <w:em w:val="none"/>
+                                <w:iCs w:val="false"/>
+                                <w:bCs w:val="false"/>
+                                <w:szCs w:val="24"/>
+                                <w:kern w:val="2"/>
+                                <w:shadow w:val="false"/>
+                                <w:outline w:val="false"/>
+                                <w:i w:val="false"/>
+                                <w:dstrike w:val="false"/>
+                                <w:strike w:val="false"/>
+                                <w:u w:val="none"/>
+                                <w:b w:val="false"/>
+                                <w:sz w:val="24"/>
+                                <w:rFonts w:eastAsia="Microsoft YaHei" w:cs="Mangal" w:ascii="Liberation Sans" w:hAnsi="Liberation Sans"/>
+                                <w:color w:val="auto"/>
+                                <w:lang w:val="en-GB"/>
+                              </w:rPr>
+                              <w:t>Processor</w:t>
+                            </w:r>
+                          </w:p>
+                        </w:txbxContent>
+                      </wps:txbx>
+                      <wps:bodyPr lIns="90000" rIns="90000" tIns="45000" bIns="45000" anchor="ctr">
+                        <a:noAutofit/>
+                      </wps:bodyPr>
+                    </wps:wsp>
+                  </a:graphicData>
+                </a:graphic>
+              </wp:anchor>
+            </w:drawing>
+          </mc:Choice>
+          <mc:Fallback>
+            <w:pict>
+              <v:shape id="shape_0" ID="Process 15" fillcolor="white" stroked="t" o:allowincell="f" style="position:absolute;margin-left:281pt;margin-top:12.7pt;width:85pt;height:56.65pt;mso-wrap-style:none;v-text-anchor:middle" type="_x0000_t109">
+                <v:textbox>
+                  <w:txbxContent>
+                    <w:p>
+                      <w:pPr>
+                        <w:tabs/>
+                        <w:overflowPunct w:val="false"/>
+                        <w:bidi w:val="0"/>
+                        <w:spacing w:before="0" w:after="0" w:lineRule="auto" w:line="240"/>
+                        <w:ind w:left="0" w:right="0" w:hanging="0"/>
+                        <w:jc w:val="center"/>
+                        <w:rPr/>
+                      </w:pPr>
+                      <w:r>
+                        <w:rPr>
+                          <w:sz w:val="24"/>
+                          <w:b w:val="false"/>
+                          <w:u w:val="none"/>
+                          <w:dstrike w:val="false"/>
+                          <w:strike w:val="false"/>
+                          <w:i w:val="false"/>
+                          <w:outline w:val="false"/>
+                          <w:shadow w:val="false"/>
+                          <w:kern w:val="2"/>
+                          <w:szCs w:val="24"/>
+                          <w:bCs w:val="false"/>
+                          <w:iCs w:val="false"/>
+                          <w:em w:val="none"/>
+                          <w:emboss w:val="false"/>
+                          <w:imprint w:val="false"/>
+                          <w:smallCaps w:val="false"/>
+                          <w:caps w:val="false"/>
+                          <w:rFonts w:cs="Mangal" w:ascii="Liberation Sans" w:hAnsi="Liberation Sans" w:eastAsia="Microsoft YaHei"/>
+                          <w:color w:val="auto"/>
+                          <w:lang w:val="en-GB"/>
+                        </w:rPr>
+                        <w:t>Display</w:t>
+                      </w:r>
+                    </w:p>
+                    <w:p>
+                      <w:pPr>
+                        <w:tabs/>
+                        <w:overflowPunct w:val="false"/>
+                        <w:bidi w:val="0"/>
+                        <w:spacing w:before="0" w:after="0" w:lineRule="auto" w:line="240"/>
+                        <w:ind w:left="0" w:right="0" w:hanging="0"/>
+                        <w:jc w:val="center"/>
+                        <w:rPr/>
+                      </w:pPr>
+                      <w:r>
+                        <w:rPr>
+                          <w:smallCaps w:val="false"/>
+                          <w:caps w:val="false"/>
+                          <w:emboss w:val="false"/>
+                          <w:imprint w:val="false"/>
+                          <w:em w:val="none"/>
+                          <w:iCs w:val="false"/>
+                          <w:bCs w:val="false"/>
+                          <w:szCs w:val="24"/>
+                          <w:kern w:val="2"/>
+                          <w:shadow w:val="false"/>
+                          <w:outline w:val="false"/>
+                          <w:i w:val="false"/>
+                          <w:dstrike w:val="false"/>
+                          <w:strike w:val="false"/>
+                          <w:u w:val="none"/>
+                          <w:b w:val="false"/>
+                          <w:sz w:val="24"/>
+                          <w:rFonts w:eastAsia="Microsoft YaHei" w:cs="Mangal" w:ascii="Liberation Sans" w:hAnsi="Liberation Sans"/>
+                          <w:color w:val="auto"/>
+                          <w:lang w:val="en-GB"/>
+                        </w:rPr>
+                        <w:t>Processor</w:t>
+                      </w:r>
+                    </w:p>
+                  </w:txbxContent>
+                </v:textbox>
+                <v:fill o:detectmouseclick="t" type="solid" color2="black"/>
+                <v:stroke color="black" weight="10800" joinstyle="round" endcap="flat"/>
+                <w10:wrap type="none"/>
+              </v:shape>
+            </w:pict>
+          </mc:Fallback>
+        </mc:AlternateContent>
+        <mc:AlternateContent>
+          <mc:Choice Requires="wps">
+            <w:drawing>
+              <wp:anchor behindDoc="0" distT="0" distB="0" distL="0" distR="0" simplePos="0" locked="0" layoutInCell="0" allowOverlap="1" relativeHeight="34">
+                <wp:simplePos x="0" y="0"/>
+                <wp:positionH relativeFrom="column">
+                  <wp:posOffset>5376545</wp:posOffset>
+                </wp:positionH>
+                <wp:positionV relativeFrom="paragraph">
+                  <wp:posOffset>182245</wp:posOffset>
+                </wp:positionV>
+                <wp:extent cx="1069975" cy="713740"/>
+                <wp:effectExtent l="6350" t="5715" r="5715" b="6350"/>
+                <wp:wrapNone/>
+                <wp:docPr id="33" name="Alternate-Process 1"/>
+                <a:graphic xmlns:a="http://schemas.openxmlformats.org/drawingml/2006/main">
+                  <a:graphicData uri="http://schemas.microsoft.com/office/word/2010/wordprocessingShape">
+                    <wps:wsp>
+                      <wps:cNvSpPr/>
+                      <wps:spPr>
+                        <a:xfrm>
+                          <a:off x="0" y="0"/>
+                          <a:ext cx="1069920" cy="713880"/>
+                        </a:xfrm>
+                        <a:prstGeom prst="flowChartAlternateProcess">
+                          <a:avLst/>
+                        </a:prstGeom>
+                        <a:solidFill>
+                          <a:srgbClr val="ffffff"/>
+                        </a:solidFill>
+                        <a:ln w="10800">
+                          <a:solidFill>
+                            <a:srgbClr val="000000"/>
+                          </a:solidFill>
+                          <a:round/>
+                        </a:ln>
+                      </wps:spPr>
+                      <wps:style>
+                        <a:lnRef idx="0"/>
+                        <a:fillRef idx="0"/>
+                        <a:effectRef idx="0"/>
+                        <a:fontRef idx="minor"/>
+                      </wps:style>
+                      <wps:txbx>
+                        <w:txbxContent>
+                          <w:p>
+                            <w:pPr>
+                              <w:tabs/>
+                              <w:overflowPunct w:val="false"/>
+                              <w:bidi w:val="0"/>
+                              <w:spacing w:before="0" w:after="0" w:lineRule="auto" w:line="240"/>
+                              <w:ind w:left="0" w:right="0" w:hanging="0"/>
+                              <w:jc w:val="center"/>
+                              <w:rPr/>
+                            </w:pPr>
+                            <w:r>
+                              <w:rPr>
+                                <w:sz w:val="24"/>
+                                <w:b w:val="false"/>
+                                <w:u w:val="none"/>
+                                <w:dstrike w:val="false"/>
+                                <w:strike w:val="false"/>
+                                <w:i w:val="false"/>
+                                <w:outline w:val="false"/>
+                                <w:shadow w:val="false"/>
+                                <w:kern w:val="2"/>
+                                <w:szCs w:val="24"/>
+                                <w:bCs w:val="false"/>
+                                <w:iCs w:val="false"/>
+                                <w:em w:val="none"/>
+                                <w:emboss w:val="false"/>
+                                <w:imprint w:val="false"/>
+                                <w:smallCaps w:val="false"/>
+                                <w:caps w:val="false"/>
+                                <w:rFonts w:cs="Mangal" w:ascii="Liberation Sans" w:hAnsi="Liberation Sans" w:eastAsia="Microsoft YaHei"/>
+                                <w:color w:val="auto"/>
+                                <w:lang w:val="en-GB"/>
+                              </w:rPr>
+                              <w:t>Monitor</w:t>
+                            </w:r>
+                          </w:p>
+                        </w:txbxContent>
+                      </wps:txbx>
+                      <wps:bodyPr lIns="90000" rIns="90000" tIns="45000" bIns="45000" anchor="ctr">
+                        <a:noAutofit/>
+                      </wps:bodyPr>
+                    </wps:wsp>
+                  </a:graphicData>
+                </a:graphic>
+              </wp:anchor>
+            </w:drawing>
+          </mc:Choice>
+          <mc:Fallback>
+            <w:pict>
+              <v:shape id="shape_0" ID="Alternate-Process 1" fillcolor="white" stroked="t" o:allowincell="f" style="position:absolute;margin-left:423.35pt;margin-top:14.35pt;width:84.2pt;height:56.15pt;mso-wrap-style:none;v-text-anchor:middle" type="_x0000_t176">
+                <v:textbox>
+                  <w:txbxContent>
+                    <w:p>
+                      <w:pPr>
+                        <w:tabs/>
+                        <w:overflowPunct w:val="false"/>
+                        <w:bidi w:val="0"/>
+                        <w:spacing w:before="0" w:after="0" w:lineRule="auto" w:line="240"/>
+                        <w:ind w:left="0" w:right="0" w:hanging="0"/>
+                        <w:jc w:val="center"/>
+                        <w:rPr/>
+                      </w:pPr>
+                      <w:r>
+                        <w:rPr>
+                          <w:sz w:val="24"/>
+                          <w:b w:val="false"/>
+                          <w:u w:val="none"/>
+                          <w:dstrike w:val="false"/>
+                          <w:strike w:val="false"/>
+                          <w:i w:val="false"/>
+                          <w:outline w:val="false"/>
+                          <w:shadow w:val="false"/>
+                          <w:kern w:val="2"/>
+                          <w:szCs w:val="24"/>
+                          <w:bCs w:val="false"/>
+                          <w:iCs w:val="false"/>
+                          <w:em w:val="none"/>
+                          <w:emboss w:val="false"/>
+                          <w:imprint w:val="false"/>
+                          <w:smallCaps w:val="false"/>
+                          <w:caps w:val="false"/>
+                          <w:rFonts w:cs="Mangal" w:ascii="Liberation Sans" w:hAnsi="Liberation Sans" w:eastAsia="Microsoft YaHei"/>
+                          <w:color w:val="auto"/>
+                          <w:lang w:val="en-GB"/>
+                        </w:rPr>
+                        <w:t>Monitor</w:t>
+                      </w:r>
+                    </w:p>
+                  </w:txbxContent>
+                </v:textbox>
+                <v:fill o:detectmouseclick="t" type="solid" color2="black"/>
+                <v:stroke color="black" weight="10800" joinstyle="round" endcap="flat"/>
+                <w10:wrap type="none"/>
+              </v:shape>
+            </w:pict>
+          </mc:Fallback>
+        </mc:AlternateContent>
+      </w:r>
+    </w:p>
+    <w:p>
+      <w:pPr>
+        <w:pStyle w:val="Normal"/>
+        <w:bidi w:val="0"/>
+        <w:jc w:val="left"/>
+        <w:rPr>
+          <w:b/>
+          <w:bCs/>
+          <w:sz w:val="32"/>
+          <w:szCs w:val="24"/>
+        </w:rPr>
+      </w:pPr>
+      <w:r>
+        <w:rPr>
+          <w:b/>
+          <w:bCs/>
+          <w:sz w:val="32"/>
+          <w:szCs w:val="24"/>
+        </w:rPr>
+      </w:r>
+    </w:p>
+    <w:p>
+      <w:pPr>
+        <w:pStyle w:val="Normal"/>
+        <w:bidi w:val="0"/>
+        <w:jc w:val="left"/>
+        <w:rPr>
+          <w:b/>
+          <w:bCs/>
+          <w:sz w:val="32"/>
+          <w:szCs w:val="24"/>
+        </w:rPr>
+      </w:pPr>
+      <w:r>
+        <w:rPr>
+          <w:b/>
+          <w:bCs/>
+          <w:sz w:val="32"/>
+          <w:szCs w:val="24"/>
+        </w:rPr>
+        <mc:AlternateContent>
+          <mc:Choice Requires="wps">
+            <w:drawing>
+              <wp:anchor behindDoc="0" distT="0" distB="0" distL="0" distR="0" simplePos="0" locked="0" layoutInCell="0" allowOverlap="1" relativeHeight="36">
+                <wp:simplePos x="0" y="0"/>
+                <wp:positionH relativeFrom="column">
+                  <wp:posOffset>4648835</wp:posOffset>
+                </wp:positionH>
+                <wp:positionV relativeFrom="paragraph">
+                  <wp:posOffset>24765</wp:posOffset>
+                </wp:positionV>
+                <wp:extent cx="1080135" cy="635"/>
+                <wp:effectExtent l="0" t="44450" r="0" b="62230"/>
+                <wp:wrapNone/>
+                <wp:docPr id="34" name="Connector 15"/>
+                <a:graphic xmlns:a="http://schemas.openxmlformats.org/drawingml/2006/main">
+                  <a:graphicData uri="http://schemas.microsoft.com/office/word/2010/wordprocessingShape">
+                    <wps:wsp>
+                      <wps:cNvCnPr/>
+                      <wps:spPr>
+                        <a:xfrm>
+                          <a:off x="0" y="0"/>
+                          <a:ext cx="728280" cy="18000"/>
+                        </a:xfrm>
+                        <a:prstGeom prst="bentConnector3">
+                          <a:avLst>
+                            <a:gd name="adj1" fmla="val 50000"/>
+                          </a:avLst>
+                        </a:prstGeom>
+                        <a:ln w="10800">
+                          <a:solidFill>
+                            <a:srgbClr val="000000"/>
+                          </a:solidFill>
+                          <a:round/>
+                          <a:tailEnd len="med" type="triangle" w="med"/>
+                        </a:ln>
+                      </wps:spPr>
+                      <wps:bodyPr/>
+                    </wps:wsp>
+                  </a:graphicData>
+                </a:graphic>
+              </wp:anchor>
+            </w:drawing>
+          </mc:Choice>
+          <mc:Fallback>
+            <w:pict>
+              <v:shape id="shape_0" ID="Connector 15" stroked="t" o:allowincell="f" style="position:absolute;margin-left:366.05pt;margin-top:1.95pt;width:57.3pt;height:1.35pt" type="_x0000_t34">
+                <v:stroke color="black" weight="10800" endarrow="block" endarrowwidth="medium" endarrowlength="medium" joinstyle="round" endcap="flat"/>
+                <v:fill o:detectmouseclick="t" on="false"/>
+                <w10:wrap type="none"/>
+              </v:shape>
+            </w:pict>
+          </mc:Fallback>
+        </mc:AlternateContent>
+      </w:r>
+    </w:p>
+    <w:p>
+      <w:pPr>
+        <w:pStyle w:val="Normal"/>
+        <w:bidi w:val="0"/>
+        <w:jc w:val="left"/>
+        <w:rPr>
+          <w:b/>
+          <w:bCs/>
+          <w:sz w:val="32"/>
+          <w:szCs w:val="24"/>
+        </w:rPr>
+      </w:pPr>
+      <w:r>
+        <w:rPr>
+          <w:b/>
+          <w:bCs/>
+          <w:sz w:val="32"/>
+          <w:szCs w:val="24"/>
+        </w:rPr>
+        <mc:AlternateContent>
+          <mc:Choice Requires="wps">
+            <w:drawing>
+              <wp:anchor behindDoc="0" distT="0" distB="0" distL="0" distR="0" simplePos="0" locked="0" layoutInCell="0" allowOverlap="1" relativeHeight="37">
+                <wp:simplePos x="0" y="0"/>
+                <wp:positionH relativeFrom="column">
+                  <wp:posOffset>923925</wp:posOffset>
+                </wp:positionH>
+                <wp:positionV relativeFrom="paragraph">
+                  <wp:posOffset>99060</wp:posOffset>
+                </wp:positionV>
+                <wp:extent cx="1080135" cy="635"/>
+                <wp:effectExtent l="248285" t="340995" r="296545" b="335280"/>
+                <wp:wrapNone/>
+                <wp:docPr id="35" name="Connector 16"/>
+                <a:graphic xmlns:a="http://schemas.openxmlformats.org/drawingml/2006/main">
+                  <a:graphicData uri="http://schemas.microsoft.com/office/word/2010/wordprocessingShape">
+                    <wps:wsp>
+                      <wps:cNvCnPr/>
+                      <wps:spPr>
+                        <a:xfrm flipH="1" rot="16200000">
+                          <a:off x="0" y="0"/>
+                          <a:ext cx="671760" cy="1565640"/>
+                        </a:xfrm>
+                        <a:prstGeom prst="bentConnector3">
+                          <a:avLst>
+                            <a:gd name="adj1" fmla="val 50026"/>
+                          </a:avLst>
+                        </a:prstGeom>
+                        <a:ln w="10800">
+                          <a:solidFill>
+                            <a:srgbClr val="000000"/>
+                          </a:solidFill>
+                          <a:round/>
+                          <a:tailEnd len="med" type="triangle" w="med"/>
+                        </a:ln>
+                      </wps:spPr>
+                      <wps:bodyPr/>
+                    </wps:wsp>
+                  </a:graphicData>
+                </a:graphic>
+              </wp:anchor>
+            </w:drawing>
+          </mc:Choice>
+          <mc:Fallback>
+            <w:pict>
+              <v:shape id="shape_0" ID="Connector 16" stroked="t" o:allowincell="f" style="position:absolute;margin-left:72.75pt;margin-top:7.8pt;width:123.25pt;height:52.85pt;flip:x;rotation:90" type="_x0000_t34">
+                <v:stroke color="black" weight="10800" endarrow="block" endarrowwidth="medium" endarrowlength="medium" joinstyle="round" endcap="flat"/>
+                <v:fill o:detectmouseclick="t" on="false"/>
+                <w10:wrap type="none"/>
+              </v:shape>
+            </w:pict>
+          </mc:Fallback>
+        </mc:AlternateContent>
+        <mc:AlternateContent>
+          <mc:Choice Requires="wps">
+            <w:drawing>
+              <wp:anchor behindDoc="0" distT="0" distB="0" distL="0" distR="0" simplePos="0" locked="0" layoutInCell="0" allowOverlap="1" relativeHeight="38">
+                <wp:simplePos x="0" y="0"/>
+                <wp:positionH relativeFrom="column">
+                  <wp:posOffset>2489200</wp:posOffset>
+                </wp:positionH>
+                <wp:positionV relativeFrom="paragraph">
+                  <wp:posOffset>135255</wp:posOffset>
+                </wp:positionV>
+                <wp:extent cx="1080135" cy="635"/>
+                <wp:effectExtent l="0" t="322580" r="0" b="316865"/>
+                <wp:wrapNone/>
+                <wp:docPr id="36" name="Connector 17"/>
+                <a:graphic xmlns:a="http://schemas.openxmlformats.org/drawingml/2006/main">
+                  <a:graphicData uri="http://schemas.microsoft.com/office/word/2010/wordprocessingShape">
+                    <wps:wsp>
+                      <wps:cNvCnPr/>
+                      <wps:spPr>
+                        <a:xfrm rot="5400000">
+                          <a:off x="0" y="0"/>
+                          <a:ext cx="635400" cy="27720"/>
+                        </a:xfrm>
+                        <a:prstGeom prst="bentConnector3">
+                          <a:avLst>
+                            <a:gd name="adj1" fmla="val 50056"/>
+                          </a:avLst>
+                        </a:prstGeom>
+                        <a:ln w="10800">
+                          <a:solidFill>
+                            <a:srgbClr val="000000"/>
+                          </a:solidFill>
+                          <a:round/>
+                          <a:tailEnd len="med" type="triangle" w="med"/>
+                        </a:ln>
+                      </wps:spPr>
+                      <wps:bodyPr/>
+                    </wps:wsp>
+                  </a:graphicData>
+                </a:graphic>
+              </wp:anchor>
+            </w:drawing>
+          </mc:Choice>
+          <mc:Fallback>
+            <w:pict>
+              <v:shape id="shape_0" ID="Connector 17" stroked="t" o:allowincell="f" style="position:absolute;margin-left:196.05pt;margin-top:10.65pt;width:2.1pt;height:50pt;rotation:90" type="_x0000_t34">
+                <v:stroke color="black" weight="10800" endarrow="block" endarrowwidth="medium" endarrowlength="medium" joinstyle="round" endcap="flat"/>
+                <v:fill o:detectmouseclick="t" on="false"/>
+                <w10:wrap type="none"/>
+              </v:shape>
+            </w:pict>
+          </mc:Fallback>
+        </mc:AlternateContent>
+        <mc:AlternateContent>
+          <mc:Choice Requires="wps">
+            <w:drawing>
+              <wp:anchor behindDoc="0" distT="0" distB="0" distL="0" distR="0" simplePos="0" locked="0" layoutInCell="0" allowOverlap="1" relativeHeight="39">
+                <wp:simplePos x="0" y="0"/>
+                <wp:positionH relativeFrom="column">
+                  <wp:posOffset>2489200</wp:posOffset>
+                </wp:positionH>
+                <wp:positionV relativeFrom="paragraph">
+                  <wp:posOffset>136525</wp:posOffset>
+                </wp:positionV>
+                <wp:extent cx="1080135" cy="635"/>
+                <wp:effectExtent l="323850" t="321945" r="275590" b="316230"/>
+                <wp:wrapNone/>
+                <wp:docPr id="37" name="Connector 18"/>
+                <a:graphic xmlns:a="http://schemas.openxmlformats.org/drawingml/2006/main">
+                  <a:graphicData uri="http://schemas.microsoft.com/office/word/2010/wordprocessingShape">
+                    <wps:wsp>
+                      <wps:cNvCnPr/>
+                      <wps:spPr>
+                        <a:xfrm rot="5400000">
+                          <a:off x="0" y="0"/>
+                          <a:ext cx="634320" cy="1620360"/>
+                        </a:xfrm>
+                        <a:prstGeom prst="bentConnector3">
+                          <a:avLst>
+                            <a:gd name="adj1" fmla="val 50085"/>
+                          </a:avLst>
+                        </a:prstGeom>
+                        <a:ln w="10800">
+                          <a:solidFill>
+                            <a:srgbClr val="000000"/>
+                          </a:solidFill>
+                          <a:round/>
+                          <a:tailEnd len="med" type="triangle" w="med"/>
+                        </a:ln>
+                      </wps:spPr>
+                      <wps:bodyPr/>
+                    </wps:wsp>
+                  </a:graphicData>
+                </a:graphic>
+              </wp:anchor>
+            </w:drawing>
+          </mc:Choice>
+          <mc:Fallback>
+            <w:pict>
+              <v:shape id="shape_0" ID="Connector 18" stroked="t" o:allowincell="f" style="position:absolute;margin-left:196.05pt;margin-top:10.75pt;width:127.5pt;height:49.9pt;rotation:90" type="_x0000_t34">
+                <v:stroke color="black" weight="10800" endarrow="block" endarrowwidth="medium" endarrowlength="medium" joinstyle="round" endcap="flat"/>
+                <v:fill o:detectmouseclick="t" on="false"/>
+                <w10:wrap type="none"/>
+              </v:shape>
+            </w:pict>
+          </mc:Fallback>
+        </mc:AlternateContent>
+      </w:r>
+    </w:p>
+    <w:p>
+      <w:pPr>
+        <w:pStyle w:val="Normal"/>
+        <w:bidi w:val="0"/>
+        <w:jc w:val="left"/>
+        <w:rPr>
+          <w:b/>
+          <w:bCs/>
+          <w:sz w:val="32"/>
+          <w:szCs w:val="24"/>
+        </w:rPr>
+      </w:pPr>
+      <w:r>
+        <w:rPr>
+          <w:b/>
+          <w:bCs/>
+          <w:sz w:val="32"/>
+          <w:szCs w:val="24"/>
+        </w:rPr>
+      </w:r>
+    </w:p>
+    <w:p>
+      <w:pPr>
+        <w:pStyle w:val="Normal"/>
+        <w:bidi w:val="0"/>
+        <w:jc w:val="left"/>
+        <w:rPr>
+          <w:b/>
+          <w:bCs/>
+          <w:sz w:val="32"/>
+          <w:szCs w:val="24"/>
+        </w:rPr>
+      </w:pPr>
+      <w:r>
+        <w:rPr>
+          <w:b/>
+          <w:bCs/>
+          <w:sz w:val="32"/>
+          <w:szCs w:val="24"/>
+        </w:rPr>
+      </w:r>
+    </w:p>
+    <w:p>
+      <w:pPr>
+        <w:pStyle w:val="Normal"/>
+        <w:bidi w:val="0"/>
+        <w:jc w:val="left"/>
+        <w:rPr>
+          <w:b/>
+          <w:bCs/>
+          <w:sz w:val="32"/>
+          <w:szCs w:val="24"/>
+        </w:rPr>
+      </w:pPr>
+      <w:r>
+        <w:rPr>
+          <w:b/>
+          <w:bCs/>
+          <w:sz w:val="32"/>
+          <w:szCs w:val="24"/>
+        </w:rPr>
+        <mc:AlternateContent>
+          <mc:Choice Requires="wps">
+            <w:drawing>
+              <wp:anchor behindDoc="0" distT="0" distB="0" distL="0" distR="0" simplePos="0" locked="0" layoutInCell="0" allowOverlap="1" relativeHeight="35">
+                <wp:simplePos x="0" y="0"/>
+                <wp:positionH relativeFrom="column">
+                  <wp:posOffset>346075</wp:posOffset>
+                </wp:positionH>
+                <wp:positionV relativeFrom="paragraph">
+                  <wp:posOffset>25400</wp:posOffset>
+                </wp:positionV>
+                <wp:extent cx="4286250" cy="720090"/>
+                <wp:effectExtent l="5715" t="5715" r="6350" b="6350"/>
+                <wp:wrapNone/>
+                <wp:docPr id="38" name="Process 16"/>
+                <a:graphic xmlns:a="http://schemas.openxmlformats.org/drawingml/2006/main">
+                  <a:graphicData uri="http://schemas.microsoft.com/office/word/2010/wordprocessingShape">
+                    <wps:wsp>
+                      <wps:cNvSpPr/>
+                      <wps:spPr>
+                        <a:xfrm>
+                          <a:off x="0" y="0"/>
+                          <a:ext cx="4286160" cy="720000"/>
+                        </a:xfrm>
+                        <a:prstGeom prst="flowChartProcess">
+                          <a:avLst/>
+                        </a:prstGeom>
+                        <a:solidFill>
+                          <a:srgbClr val="ffffff"/>
+                        </a:solidFill>
+                        <a:ln w="10800">
+                          <a:solidFill>
+                            <a:srgbClr val="000000"/>
+                          </a:solidFill>
+                          <a:round/>
+                        </a:ln>
+                      </wps:spPr>
+                      <wps:style>
+                        <a:lnRef idx="0"/>
+                        <a:fillRef idx="0"/>
+                        <a:effectRef idx="0"/>
+                        <a:fontRef idx="minor"/>
+                      </wps:style>
+                      <wps:txbx>
+                        <w:txbxContent>
+                          <w:p>
+                            <w:pPr>
+                              <w:tabs/>
+                              <w:overflowPunct w:val="false"/>
+                              <w:bidi w:val="0"/>
+                              <w:spacing w:before="0" w:after="0" w:lineRule="auto" w:line="240"/>
+                              <w:ind w:left="0" w:right="0" w:hanging="0"/>
+                              <w:jc w:val="center"/>
+                              <w:rPr/>
+                            </w:pPr>
+                            <w:r>
+                              <w:rPr>
+                                <w:sz w:val="24"/>
+                                <w:b w:val="false"/>
+                                <w:u w:val="none"/>
+                                <w:dstrike w:val="false"/>
+                                <w:strike w:val="false"/>
+                                <w:i w:val="false"/>
+                                <w:outline w:val="false"/>
+                                <w:shadow w:val="false"/>
+                                <w:kern w:val="2"/>
+                                <w:szCs w:val="24"/>
+                                <w:bCs w:val="false"/>
+                                <w:iCs w:val="false"/>
+                                <w:em w:val="none"/>
+                                <w:emboss w:val="false"/>
+                                <w:imprint w:val="false"/>
+                                <w:smallCaps w:val="false"/>
+                                <w:caps w:val="false"/>
+                                <w:rFonts w:cs="Mangal" w:ascii="Liberation Sans" w:hAnsi="Liberation Sans" w:eastAsia="Microsoft YaHei"/>
+                                <w:color w:val="auto"/>
+                                <w:lang w:val="en-GB"/>
+                              </w:rPr>
+                              <w:t>System Bus</w:t>
+                            </w:r>
+                          </w:p>
+                        </w:txbxContent>
+                      </wps:txbx>
+                      <wps:bodyPr lIns="90000" rIns="90000" tIns="45000" bIns="45000" anchor="ctr">
+                        <a:noAutofit/>
+                      </wps:bodyPr>
+                    </wps:wsp>
+                  </a:graphicData>
+                </a:graphic>
+              </wp:anchor>
+            </w:drawing>
+          </mc:Choice>
+          <mc:Fallback>
+            <w:pict>
+              <v:shape id="shape_0" ID="Process 16" fillcolor="white" stroked="t" o:allowincell="f" style="position:absolute;margin-left:27.25pt;margin-top:2pt;width:337.45pt;height:56.65pt;mso-wrap-style:none;v-text-anchor:middle" type="_x0000_t109">
+                <v:textbox>
+                  <w:txbxContent>
+                    <w:p>
+                      <w:pPr>
+                        <w:tabs/>
+                        <w:overflowPunct w:val="false"/>
+                        <w:bidi w:val="0"/>
+                        <w:spacing w:before="0" w:after="0" w:lineRule="auto" w:line="240"/>
+                        <w:ind w:left="0" w:right="0" w:hanging="0"/>
+                        <w:jc w:val="center"/>
+                        <w:rPr/>
+                      </w:pPr>
+                      <w:r>
+                        <w:rPr>
+                          <w:sz w:val="24"/>
+                          <w:b w:val="false"/>
+                          <w:u w:val="none"/>
+                          <w:dstrike w:val="false"/>
+                          <w:strike w:val="false"/>
+                          <w:i w:val="false"/>
+                          <w:outline w:val="false"/>
+                          <w:shadow w:val="false"/>
+                          <w:kern w:val="2"/>
+                          <w:szCs w:val="24"/>
+                          <w:bCs w:val="false"/>
+                          <w:iCs w:val="false"/>
+                          <w:em w:val="none"/>
+                          <w:emboss w:val="false"/>
+                          <w:imprint w:val="false"/>
+                          <w:smallCaps w:val="false"/>
+                          <w:caps w:val="false"/>
+                          <w:rFonts w:cs="Mangal" w:ascii="Liberation Sans" w:hAnsi="Liberation Sans" w:eastAsia="Microsoft YaHei"/>
+                          <w:color w:val="auto"/>
+                          <w:lang w:val="en-GB"/>
+                        </w:rPr>
+                        <w:t>System Bus</w:t>
+                      </w:r>
+                    </w:p>
+                  </w:txbxContent>
+                </v:textbox>
+                <v:fill o:detectmouseclick="t" type="solid" color2="black"/>
+                <v:stroke color="black" weight="10800" joinstyle="round" endcap="flat"/>
+                <w10:wrap type="none"/>
+              </v:shape>
+            </w:pict>
+          </mc:Fallback>
+        </mc:AlternateContent>
+      </w:r>
+    </w:p>
+    <w:p>
+      <w:pPr>
+        <w:pStyle w:val="Normal"/>
+        <w:bidi w:val="0"/>
+        <w:jc w:val="left"/>
+        <w:rPr>
+          <w:b/>
+          <w:bCs/>
+          <w:sz w:val="32"/>
+          <w:szCs w:val="24"/>
+        </w:rPr>
+      </w:pPr>
+      <w:r>
+        <w:rPr>
+          <w:b/>
+          <w:bCs/>
+          <w:sz w:val="32"/>
+          <w:szCs w:val="24"/>
+        </w:rPr>
+      </w:r>
+    </w:p>
+    <w:p>
+      <w:pPr>
+        <w:pStyle w:val="Normal"/>
+        <w:bidi w:val="0"/>
+        <w:jc w:val="left"/>
+        <w:rPr>
+          <w:b/>
+          <w:bCs/>
+          <w:sz w:val="32"/>
+          <w:szCs w:val="24"/>
+        </w:rPr>
+      </w:pPr>
+      <w:r>
+        <w:rPr>
+          <w:b/>
+          <w:bCs/>
+          <w:sz w:val="32"/>
+          <w:szCs w:val="24"/>
+        </w:rPr>
+      </w:r>
+    </w:p>
+    <w:p>
+      <w:pPr>
+        <w:pStyle w:val="Normal"/>
+        <w:bidi w:val="0"/>
+        <w:jc w:val="left"/>
+        <w:rPr>
+          <w:b/>
+          <w:bCs/>
+          <w:sz w:val="32"/>
+          <w:szCs w:val="24"/>
+        </w:rPr>
+      </w:pPr>
+      <w:r>
+        <w:rPr>
+          <w:b/>
+          <w:bCs/>
+          <w:sz w:val="32"/>
+          <w:szCs w:val="24"/>
+        </w:rPr>
+        <mc:AlternateContent>
+          <mc:Choice Requires="wps">
+            <w:drawing>
+              <wp:anchor behindDoc="0" distT="0" distB="0" distL="0" distR="0" simplePos="0" locked="0" layoutInCell="0" allowOverlap="1" relativeHeight="40">
+                <wp:simplePos x="0" y="0"/>
+                <wp:positionH relativeFrom="column">
+                  <wp:posOffset>2489200</wp:posOffset>
+                </wp:positionH>
+                <wp:positionV relativeFrom="paragraph">
+                  <wp:posOffset>635</wp:posOffset>
+                </wp:positionV>
+                <wp:extent cx="1080135" cy="635"/>
+                <wp:effectExtent l="0" t="393065" r="0" b="387350"/>
+                <wp:wrapNone/>
+                <wp:docPr id="39" name="Connector 19"/>
+                <a:graphic xmlns:a="http://schemas.openxmlformats.org/drawingml/2006/main">
+                  <a:graphicData uri="http://schemas.microsoft.com/office/word/2010/wordprocessingShape">
+                    <wps:wsp>
+                      <wps:cNvCnPr/>
+                      <wps:spPr>
+                        <a:xfrm flipH="1" rot="16200000">
+                          <a:off x="0" y="0"/>
+                          <a:ext cx="775440" cy="15120"/>
+                        </a:xfrm>
+                        <a:prstGeom prst="bentConnector3">
+                          <a:avLst>
+                            <a:gd name="adj1" fmla="val 56293"/>
+                          </a:avLst>
+                        </a:prstGeom>
+                        <a:ln w="10800">
+                          <a:solidFill>
+                            <a:srgbClr val="000000"/>
+                          </a:solidFill>
+                          <a:round/>
+                          <a:tailEnd len="med" type="triangle" w="med"/>
+                        </a:ln>
+                      </wps:spPr>
+                      <wps:bodyPr/>
+                    </wps:wsp>
+                  </a:graphicData>
+                </a:graphic>
+              </wp:anchor>
+            </w:drawing>
+          </mc:Choice>
+          <mc:Fallback>
+            <w:pict>
+              <v:shape id="shape_0" ID="Connector 19" stroked="t" o:allowincell="f" style="position:absolute;margin-left:196pt;margin-top:0.05pt;width:1.15pt;height:61pt;flip:x;rotation:90" type="_x0000_t34">
+                <v:stroke color="black" weight="10800" endarrow="block" endarrowwidth="medium" endarrowlength="medium" joinstyle="round" endcap="flat"/>
+                <v:fill o:detectmouseclick="t" on="false"/>
+                <w10:wrap type="none"/>
+              </v:shape>
+            </w:pict>
+          </mc:Fallback>
+        </mc:AlternateContent>
+      </w:r>
+    </w:p>
+    <w:p>
+      <w:pPr>
+        <w:pStyle w:val="Normal"/>
+        <w:bidi w:val="0"/>
+        <w:jc w:val="left"/>
+        <w:rPr>
+          <w:b/>
+          <w:bCs/>
+          <w:sz w:val="32"/>
+          <w:szCs w:val="24"/>
+        </w:rPr>
+      </w:pPr>
+      <w:r>
+        <w:rPr>
+          <w:b/>
+          <w:bCs/>
+          <w:sz w:val="32"/>
+          <w:szCs w:val="24"/>
+        </w:rPr>
+      </w:r>
+    </w:p>
+    <w:p>
+      <w:pPr>
+        <w:pStyle w:val="Normal"/>
+        <w:bidi w:val="0"/>
+        <w:jc w:val="left"/>
+        <w:rPr>
+          <w:b/>
+          <w:bCs/>
+          <w:sz w:val="32"/>
+          <w:szCs w:val="24"/>
+        </w:rPr>
+      </w:pPr>
+      <w:r>
+        <w:rPr>
+          <w:b/>
+          <w:bCs/>
+          <w:sz w:val="32"/>
+          <w:szCs w:val="24"/>
+        </w:rPr>
+      </w:r>
+    </w:p>
+    <w:p>
+      <w:pPr>
+        <w:pStyle w:val="Normal"/>
+        <w:bidi w:val="0"/>
+        <w:jc w:val="left"/>
+        <w:rPr>
+          <w:b/>
+          <w:bCs/>
+          <w:sz w:val="32"/>
+          <w:szCs w:val="24"/>
+        </w:rPr>
+      </w:pPr>
+      <w:r>
+        <w:rPr>
+          <w:b/>
+          <w:bCs/>
+          <w:sz w:val="32"/>
+          <w:szCs w:val="24"/>
+        </w:rPr>
+        <w:t xml:space="preserve">                                                    </w:t>
+      </w:r>
+      <w:r>
+        <w:rPr>
+          <w:b/>
+          <w:bCs/>
+          <w:sz w:val="32"/>
+          <w:szCs w:val="24"/>
+        </w:rPr>
+        <w:t>I/O</w:t>
+      </w:r>
+    </w:p>
+    <w:p>
+      <w:pPr>
+        <w:pStyle w:val="Normal"/>
+        <w:bidi w:val="0"/>
+        <w:jc w:val="left"/>
+        <w:rPr>
+          <w:b/>
+          <w:bCs/>
+          <w:sz w:val="32"/>
+          <w:szCs w:val="24"/>
+        </w:rPr>
+      </w:pPr>
+      <w:r>
+        <w:rPr>
+          <w:b/>
+          <w:bCs/>
+          <w:sz w:val="32"/>
+          <w:szCs w:val="24"/>
+        </w:rPr>
+        <w:t xml:space="preserve">                                               </w:t>
+      </w:r>
+    </w:p>
+    <w:p>
+      <w:pPr>
+        <w:pStyle w:val="Normal"/>
+        <w:bidi w:val="0"/>
+        <w:jc w:val="left"/>
+        <w:rPr>
+          <w:b/>
+          <w:bCs/>
+          <w:sz w:val="32"/>
+          <w:szCs w:val="24"/>
+        </w:rPr>
+      </w:pPr>
+      <w:r>
+        <w:rPr>
+          <w:b/>
+          <w:bCs/>
+          <w:sz w:val="32"/>
+          <w:szCs w:val="24"/>
+        </w:rPr>
+      </w:r>
+    </w:p>
+    <w:p>
+      <w:pPr>
+        <w:pStyle w:val="Normal"/>
+        <w:bidi w:val="0"/>
+        <w:jc w:val="left"/>
+        <w:rPr>
+          <w:b/>
+          <w:bCs/>
+          <w:sz w:val="32"/>
+          <w:szCs w:val="24"/>
+        </w:rPr>
+      </w:pPr>
+      <w:r>
+        <w:rPr>
+          <w:b/>
+          <w:bCs/>
+          <w:sz w:val="32"/>
+          <w:szCs w:val="24"/>
+        </w:rPr>
+      </w:r>
+    </w:p>
+    <w:p>
+      <w:pPr>
+        <w:pStyle w:val="Normal"/>
+        <w:bidi w:val="0"/>
+        <w:jc w:val="left"/>
+        <w:rPr>
+          <w:b/>
+          <w:bCs/>
+          <w:sz w:val="32"/>
+          <w:szCs w:val="24"/>
+        </w:rPr>
+      </w:pPr>
+      <w:r>
+        <w:rPr>
+          <w:b/>
+          <w:bCs/>
+          <w:sz w:val="32"/>
+          <w:szCs w:val="24"/>
+        </w:rPr>
+      </w:r>
+    </w:p>
+    <w:p>
+      <w:pPr>
+        <w:pStyle w:val="Normal"/>
+        <w:bidi w:val="0"/>
+        <w:jc w:val="left"/>
+        <w:rPr>
+          <w:b w:val="false"/>
+          <w:bCs w:val="false"/>
+        </w:rPr>
+      </w:pPr>
+      <w:r>
+        <w:rPr>
+          <w:b w:val="false"/>
+          <w:bCs w:val="false"/>
+          <w:sz w:val="32"/>
+          <w:szCs w:val="24"/>
+        </w:rPr>
+      </w:r>
+    </w:p>
+    <w:p>
+      <w:pPr>
+        <w:pStyle w:val="Normal"/>
+        <w:bidi w:val="0"/>
+        <w:jc w:val="left"/>
+        <w:rPr>
+          <w:b w:val="false"/>
+          <w:bCs w:val="false"/>
+        </w:rPr>
+      </w:pPr>
+      <w:r>
+        <w:rPr>
+          <w:b w:val="false"/>
+          <w:bCs w:val="false"/>
+          <w:sz w:val="32"/>
+          <w:szCs w:val="24"/>
+        </w:rPr>
+      </w:r>
+    </w:p>
+    <w:p>
+      <w:pPr>
+        <w:pStyle w:val="Normal"/>
+        <w:bidi w:val="0"/>
+        <w:jc w:val="left"/>
+        <w:rPr>
+          <w:b w:val="false"/>
+          <w:bCs w:val="false"/>
+        </w:rPr>
+      </w:pPr>
+      <w:r>
+        <w:rPr>
+          <w:b w:val="false"/>
+          <w:bCs w:val="false"/>
+          <w:sz w:val="32"/>
+          <w:szCs w:val="24"/>
+        </w:rPr>
+      </w:r>
+    </w:p>
+    <w:p>
+      <w:pPr>
+        <w:pStyle w:val="Normal"/>
+        <w:bidi w:val="0"/>
+        <w:jc w:val="left"/>
+        <w:rPr>
+          <w:b w:val="false"/>
+          <w:bCs w:val="false"/>
+        </w:rPr>
+      </w:pPr>
+      <w:r>
+        <w:rPr>
+          <w:b w:val="false"/>
+          <w:bCs w:val="false"/>
+          <w:sz w:val="32"/>
+          <w:szCs w:val="24"/>
+        </w:rPr>
+      </w:r>
+    </w:p>
+    <w:p>
+      <w:pPr>
+        <w:pStyle w:val="Normal"/>
+        <w:bidi w:val="0"/>
+        <w:jc w:val="left"/>
+        <w:rPr>
+          <w:b w:val="false"/>
+          <w:bCs w:val="false"/>
+          <w:sz w:val="32"/>
+          <w:szCs w:val="24"/>
+        </w:rPr>
+      </w:pPr>
+      <w:r>
+        <w:rPr>
+          <w:b w:val="false"/>
+          <w:bCs w:val="false"/>
+          <w:sz w:val="32"/>
+          <w:szCs w:val="24"/>
+        </w:rPr>
+        <w:t xml:space="preserve"> </w:t>
       </w:r>
     </w:p>
     <w:p>
